--- a/Стандарты и методы разработки проектов программной инженерии/Лабораторная работа 1.docx
+++ b/Стандарты и методы разработки проектов программной инженерии/Лабораторная работа 1.docx
@@ -1,138 +1,4291 @@
 
 <file path=word/document.xml><?xml version="1.0" encoding="utf-8"?>
-<w:document xmlns:wpc="http://schemas.microsoft.com/office/word/2010/wordprocessingCanvas" xmlns:cx="http://schemas.microsoft.com/office/drawing/2014/chartex" xmlns:cx1="http://schemas.microsoft.com/office/drawing/2015/9/8/chartex" xmlns:cx2="http://schemas.microsoft.com/office/drawing/2015/10/21/chartex" xmlns:cx3="http://schemas.microsoft.com/office/drawing/2016/5/9/chartex" xmlns:cx4="http://schemas.microsoft.com/office/drawing/2016/5/10/chartex" xmlns:cx5="http://schemas.microsoft.com/office/drawing/2016/5/11/chartex" xmlns:cx6="http://schemas.microsoft.com/office/drawing/2016/5/12/chartex" xmlns:cx7="http://schemas.microsoft.com/office/drawing/2016/5/13/chartex" xmlns:cx8="http://schemas.microsoft.com/office/drawing/2016/5/14/chartex" xmlns:mc="http://schemas.openxmlformats.org/markup-compatibility/2006" xmlns:aink="http://schemas.microsoft.com/office/drawing/2016/ink" xmlns:am3d="http://schemas.microsoft.com/office/drawing/2017/model3d" xmlns:o="urn:schemas-microsoft-com:office:office" xmlns:r="http://schemas.openxmlformats.org/officeDocument/2006/relationships" xmlns:m="http://schemas.openxmlformats.org/officeDocument/2006/math" xmlns:v="urn:schemas-microsoft-com:vml" xmlns:wp14="http://schemas.microsoft.com/office/word/2010/wordprocessingDrawing" xmlns:wp="http://schemas.openxmlformats.org/drawingml/2006/wordprocessingDrawing" xmlns:w10="urn:schemas-microsoft-com:office:word" xmlns:w="http://schemas.openxmlformats.org/wordprocessingml/2006/main" xmlns:w14="http://schemas.microsoft.com/office/word/2010/wordml" xmlns:w15="http://schemas.microsoft.com/office/word/2012/wordml" xmlns:w16cex="http://schemas.microsoft.com/office/word/2018/wordml/cex" xmlns:w16cid="http://schemas.microsoft.com/office/word/2016/wordml/cid" xmlns:w16="http://schemas.microsoft.com/office/word/2018/wordml" xmlns:w16sdtdh="http://schemas.microsoft.com/office/word/2020/wordml/sdtdatahash" xmlns:w16se="http://schemas.microsoft.com/office/word/2015/wordml/symex" xmlns:wpg="http://schemas.microsoft.com/office/word/2010/wordprocessingGroup" xmlns:wpi="http://schemas.microsoft.com/office/word/2010/wordprocessingInk" xmlns:wne="http://schemas.microsoft.com/office/word/2006/wordml" xmlns:wps="http://schemas.microsoft.com/office/word/2010/wordprocessingShape" mc:Ignorable="w14 w15 w16se w16cid w16 w16cex w16sdtdh wp14">
+<w:document xmlns:wpc="http://schemas.microsoft.com/office/word/2010/wordprocessingCanvas" xmlns:cx="http://schemas.microsoft.com/office/drawing/2014/chartex" xmlns:cx1="http://schemas.microsoft.com/office/drawing/2015/9/8/chartex" xmlns:cx2="http://schemas.microsoft.com/office/drawing/2015/10/21/chartex" xmlns:cx3="http://schemas.microsoft.com/office/drawing/2016/5/9/chartex" xmlns:cx4="http://schemas.microsoft.com/office/drawing/2016/5/10/chartex" xmlns:cx5="http://schemas.microsoft.com/office/drawing/2016/5/11/chartex" xmlns:cx6="http://schemas.microsoft.com/office/drawing/2016/5/12/chartex" xmlns:cx7="http://schemas.microsoft.com/office/drawing/2016/5/13/chartex" xmlns:cx8="http://schemas.microsoft.com/office/drawing/2016/5/14/chartex" xmlns:mc="http://schemas.openxmlformats.org/markup-compatibility/2006" xmlns:aink="http://schemas.microsoft.com/office/drawing/2016/ink" xmlns:am3d="http://schemas.microsoft.com/office/drawing/2017/model3d" xmlns:o="urn:schemas-microsoft-com:office:office" xmlns:oel="http://schemas.microsoft.com/office/2019/extlst" xmlns:r="http://schemas.openxmlformats.org/officeDocument/2006/relationships" xmlns:m="http://schemas.openxmlformats.org/officeDocument/2006/math" xmlns:v="urn:schemas-microsoft-com:vml" xmlns:wp14="http://schemas.microsoft.com/office/word/2010/wordprocessingDrawing" xmlns:wp="http://schemas.openxmlformats.org/drawingml/2006/wordprocessingDrawing" xmlns:w10="urn:schemas-microsoft-com:office:word" xmlns:w="http://schemas.openxmlformats.org/wordprocessingml/2006/main" xmlns:w14="http://schemas.microsoft.com/office/word/2010/wordml" xmlns:w15="http://schemas.microsoft.com/office/word/2012/wordml" xmlns:w16cex="http://schemas.microsoft.com/office/word/2018/wordml/cex" xmlns:w16cid="http://schemas.microsoft.com/office/word/2016/wordml/cid" xmlns:w16="http://schemas.microsoft.com/office/word/2018/wordml" xmlns:w16du="http://schemas.microsoft.com/office/word/2023/wordml/word16du" xmlns:w16sdtdh="http://schemas.microsoft.com/office/word/2020/wordml/sdtdatahash" xmlns:w16sdtfl="http://schemas.microsoft.com/office/word/2024/wordml/sdtformatlock" xmlns:w16se="http://schemas.microsoft.com/office/word/2015/wordml/symex" xmlns:wpg="http://schemas.microsoft.com/office/word/2010/wordprocessingGroup" xmlns:wpi="http://schemas.microsoft.com/office/word/2010/wordprocessingInk" xmlns:wne="http://schemas.microsoft.com/office/word/2006/wordml" xmlns:wps="http://schemas.microsoft.com/office/word/2010/wordprocessingShape" mc:Ignorable="w14 w15 w16se w16cid w16 w16cex w16sdtdh w16sdtfl w16du wp14">
   <w:body>
     <w:p>
       <w:pPr>
-        <w:spacing w:after="0" w:line="240" w:lineRule="auto"/>
-        <w:rPr>
-          <w:rFonts w:ascii="Times New Roman" w:eastAsia="Times New Roman" w:hAnsi="Times New Roman" w:cs="Times New Roman"/>
-          <w:sz w:val="24"/>
-          <w:szCs w:val="24"/>
-          <w:lang w:eastAsia="ru-RU"/>
-        </w:rPr>
-      </w:pPr>
-      <w:r>
-        <w:rPr>
-          <w:rFonts w:ascii="Roboto" w:eastAsia="Times New Roman" w:hAnsi="Roboto" w:cs="Times New Roman"/>
+        <w:spacing w:before="100" w:beforeAutospacing="1" w:after="100" w:afterAutospacing="1" w:line="240" w:lineRule="auto"/>
+        <w:outlineLvl w:val="0"/>
+        <w:rPr>
+          <w:rFonts w:ascii="Times New Roman" w:eastAsia="Times New Roman" w:hAnsi="Times New Roman" w:cs="Times New Roman"/>
           <w:b/>
           <w:bCs/>
-          <w:shd w:val="clear" w:color="auto" w:fill="FFFFFF"/>
-          <w:lang w:eastAsia="ru-RU"/>
-        </w:rPr>
-        <w:t>Краткое описание задания</w:t>
-      </w:r>
-    </w:p>
-    <w:p>
-      <w:pPr>
-        <w:shd w:val="clear" w:color="auto" w:fill="FFFFFF"/>
-        <w:spacing w:after="0" w:afterAutospacing="1" w:line="240" w:lineRule="auto"/>
-        <w:rPr>
-          <w:rFonts w:ascii="Roboto" w:eastAsia="Times New Roman" w:hAnsi="Roboto" w:cs="Times New Roman"/>
-          <w:sz w:val="18"/>
-          <w:szCs w:val="18"/>
-          <w:lang w:eastAsia="ru-RU"/>
-        </w:rPr>
-      </w:pPr>
-      <w:r>
-        <w:rPr>
-          <w:rFonts w:ascii="Roboto" w:eastAsia="Times New Roman" w:hAnsi="Roboto" w:cs="Times New Roman"/>
-          <w:sz w:val="18"/>
-          <w:szCs w:val="18"/>
-          <w:lang w:eastAsia="ru-RU"/>
-        </w:rPr>
-        <w:t>Изучение основных этапов процесса руководства программным проектом, а также методов измерения и оценки сложности этих проектов.</w:t>
-      </w:r>
-    </w:p>
-    <w:p>
-      <w:pPr>
-        <w:shd w:val="clear" w:color="auto" w:fill="FFFFFF"/>
-        <w:spacing w:after="100" w:afterAutospacing="1" w:line="240" w:lineRule="auto"/>
-        <w:ind w:right="-79"/>
-        <w:rPr>
-          <w:rFonts w:ascii="Roboto" w:eastAsia="Times New Roman" w:hAnsi="Roboto" w:cs="Times New Roman"/>
-          <w:sz w:val="18"/>
-          <w:szCs w:val="18"/>
-          <w:lang w:eastAsia="ru-RU"/>
-        </w:rPr>
-      </w:pPr>
-      <w:r>
-        <w:rPr>
-          <w:rFonts w:ascii="Roboto" w:eastAsia="Times New Roman" w:hAnsi="Roboto" w:cs="Times New Roman"/>
-          <w:sz w:val="18"/>
-          <w:szCs w:val="18"/>
-          <w:lang w:eastAsia="ru-RU"/>
-        </w:rPr>
-        <w:t>1. Руководство программным проектом и его предварительная оценка.</w:t>
-      </w:r>
-    </w:p>
-    <w:p>
-      <w:pPr>
-        <w:shd w:val="clear" w:color="auto" w:fill="FFFFFF"/>
-        <w:spacing w:after="100" w:afterAutospacing="1" w:line="240" w:lineRule="auto"/>
-        <w:ind w:right="-79"/>
-        <w:rPr>
-          <w:rFonts w:ascii="Roboto" w:eastAsia="Times New Roman" w:hAnsi="Roboto" w:cs="Times New Roman"/>
-          <w:sz w:val="18"/>
-          <w:szCs w:val="18"/>
-          <w:lang w:eastAsia="ru-RU"/>
-        </w:rPr>
-      </w:pPr>
-      <w:r>
-        <w:rPr>
-          <w:rFonts w:ascii="Roboto" w:eastAsia="Times New Roman" w:hAnsi="Roboto" w:cs="Times New Roman"/>
-          <w:sz w:val="18"/>
-          <w:szCs w:val="18"/>
-          <w:lang w:eastAsia="ru-RU"/>
-        </w:rPr>
-        <w:t>2. Размерно-ориентированные метрики.</w:t>
-      </w:r>
-    </w:p>
-    <w:p>
-      <w:pPr>
-        <w:shd w:val="clear" w:color="auto" w:fill="FFFFFF"/>
-        <w:spacing w:after="100" w:afterAutospacing="1" w:line="240" w:lineRule="auto"/>
-        <w:ind w:right="-79"/>
-        <w:rPr>
-          <w:rFonts w:ascii="Roboto" w:eastAsia="Times New Roman" w:hAnsi="Roboto" w:cs="Times New Roman"/>
-          <w:sz w:val="18"/>
-          <w:szCs w:val="18"/>
-          <w:lang w:eastAsia="ru-RU"/>
-        </w:rPr>
-      </w:pPr>
-      <w:r>
-        <w:rPr>
-          <w:rFonts w:ascii="Roboto" w:eastAsia="Times New Roman" w:hAnsi="Roboto" w:cs="Times New Roman"/>
-          <w:sz w:val="18"/>
-          <w:szCs w:val="18"/>
-          <w:lang w:eastAsia="ru-RU"/>
-        </w:rPr>
-        <w:t>3. Функционально-ориентированные метрики.</w:t>
-      </w:r>
-    </w:p>
-    <w:p>
-      <w:pPr>
-        <w:shd w:val="clear" w:color="auto" w:fill="FFFFFF"/>
-        <w:spacing w:after="0" w:afterAutospacing="1" w:line="240" w:lineRule="auto"/>
-        <w:ind w:right="-79"/>
-        <w:rPr>
-          <w:rFonts w:ascii="Roboto" w:eastAsia="Times New Roman" w:hAnsi="Roboto" w:cs="Times New Roman"/>
-          <w:sz w:val="18"/>
-          <w:szCs w:val="18"/>
-          <w:lang w:eastAsia="ru-RU"/>
-        </w:rPr>
-      </w:pPr>
-      <w:r>
-        <w:rPr>
-          <w:rFonts w:ascii="Roboto" w:eastAsia="Times New Roman" w:hAnsi="Roboto" w:cs="Times New Roman"/>
-          <w:sz w:val="18"/>
-          <w:szCs w:val="18"/>
-          <w:lang w:eastAsia="ru-RU"/>
-        </w:rPr>
-        <w:t>4. Выполнение предварительной оценки проекта на основе LOC- и FP-метрик.</w:t>
-      </w:r>
-    </w:p>
-    <w:p/>
+          <w:kern w:val="36"/>
+          <w:sz w:val="48"/>
+          <w:szCs w:val="48"/>
+          <w:lang w:eastAsia="ru-RU"/>
+        </w:rPr>
+      </w:pPr>
+      <w:r>
+        <w:rPr>
+          <w:rFonts w:ascii="Times New Roman" w:eastAsia="Times New Roman" w:hAnsi="Times New Roman" w:cs="Times New Roman"/>
+          <w:b/>
+          <w:bCs/>
+          <w:kern w:val="36"/>
+          <w:sz w:val="48"/>
+          <w:szCs w:val="48"/>
+          <w:lang w:eastAsia="ru-RU"/>
+        </w:rPr>
+        <w:t>Лабораторная работа №1</w:t>
+      </w:r>
+    </w:p>
+    <w:p>
+      <w:pPr>
+        <w:spacing w:before="100" w:beforeAutospacing="1" w:after="100" w:afterAutospacing="1" w:line="240" w:lineRule="auto"/>
+        <w:outlineLvl w:val="0"/>
+        <w:rPr>
+          <w:rFonts w:ascii="Times New Roman" w:eastAsia="Times New Roman" w:hAnsi="Times New Roman" w:cs="Times New Roman"/>
+          <w:b/>
+          <w:bCs/>
+          <w:kern w:val="36"/>
+          <w:sz w:val="48"/>
+          <w:szCs w:val="48"/>
+          <w:lang w:eastAsia="ru-RU"/>
+        </w:rPr>
+      </w:pPr>
+      <w:r>
+        <w:rPr>
+          <w:rFonts w:ascii="Times New Roman" w:eastAsia="Times New Roman" w:hAnsi="Times New Roman" w:cs="Times New Roman"/>
+          <w:b/>
+          <w:bCs/>
+          <w:kern w:val="36"/>
+          <w:sz w:val="48"/>
+          <w:szCs w:val="48"/>
+          <w:lang w:eastAsia="ru-RU"/>
+        </w:rPr>
+        <w:t>ОЦЕНКА СЛОЖНОСТИ ПРОГРАММНОГО ПРОЕКТА</w:t>
+      </w:r>
+    </w:p>
+    <w:p>
+      <w:pPr>
+        <w:spacing w:before="100" w:beforeAutospacing="1" w:after="100" w:afterAutospacing="1" w:line="240" w:lineRule="auto"/>
+        <w:outlineLvl w:val="1"/>
+        <w:rPr>
+          <w:rFonts w:ascii="Times New Roman" w:eastAsia="Times New Roman" w:hAnsi="Times New Roman" w:cs="Times New Roman"/>
+          <w:b/>
+          <w:bCs/>
+          <w:sz w:val="36"/>
+          <w:szCs w:val="36"/>
+          <w:lang w:eastAsia="ru-RU"/>
+        </w:rPr>
+      </w:pPr>
+      <w:r>
+        <w:rPr>
+          <w:rFonts w:ascii="Times New Roman" w:eastAsia="Times New Roman" w:hAnsi="Times New Roman" w:cs="Times New Roman"/>
+          <w:b/>
+          <w:bCs/>
+          <w:sz w:val="36"/>
+          <w:szCs w:val="36"/>
+          <w:lang w:eastAsia="ru-RU"/>
+        </w:rPr>
+        <w:t>Цель работы</w:t>
+      </w:r>
+    </w:p>
+    <w:p>
+      <w:pPr>
+        <w:spacing w:before="100" w:beforeAutospacing="1" w:after="100" w:afterAutospacing="1" w:line="240" w:lineRule="auto"/>
+        <w:rPr>
+          <w:rFonts w:ascii="Times New Roman" w:eastAsia="Times New Roman" w:hAnsi="Times New Roman" w:cs="Times New Roman"/>
+          <w:sz w:val="24"/>
+          <w:szCs w:val="24"/>
+          <w:lang w:eastAsia="ru-RU"/>
+        </w:rPr>
+      </w:pPr>
+      <w:r>
+        <w:rPr>
+          <w:rFonts w:ascii="Times New Roman" w:eastAsia="Times New Roman" w:hAnsi="Times New Roman" w:cs="Times New Roman"/>
+          <w:sz w:val="24"/>
+          <w:szCs w:val="24"/>
+          <w:lang w:eastAsia="ru-RU"/>
+        </w:rPr>
+        <w:t>Изучение основных этапов процесса руководства программным проектом, а также методов измерения и оценки сложности программных проектов.</w:t>
+      </w:r>
+    </w:p>
+    <w:p>
+      <w:pPr>
+        <w:spacing w:before="100" w:beforeAutospacing="1" w:after="100" w:afterAutospacing="1" w:line="240" w:lineRule="auto"/>
+        <w:outlineLvl w:val="1"/>
+        <w:rPr>
+          <w:rFonts w:ascii="Times New Roman" w:eastAsia="Times New Roman" w:hAnsi="Times New Roman" w:cs="Times New Roman"/>
+          <w:b/>
+          <w:bCs/>
+          <w:sz w:val="36"/>
+          <w:szCs w:val="36"/>
+          <w:lang w:eastAsia="ru-RU"/>
+        </w:rPr>
+      </w:pPr>
+      <w:r>
+        <w:rPr>
+          <w:rFonts w:ascii="Times New Roman" w:eastAsia="Times New Roman" w:hAnsi="Times New Roman" w:cs="Times New Roman"/>
+          <w:b/>
+          <w:bCs/>
+          <w:sz w:val="36"/>
+          <w:szCs w:val="36"/>
+          <w:lang w:eastAsia="ru-RU"/>
+        </w:rPr>
+        <w:t>Исследуемая программа</w:t>
+      </w:r>
+    </w:p>
+    <w:p>
+      <w:pPr>
+        <w:spacing w:before="100" w:beforeAutospacing="1" w:after="100" w:afterAutospacing="1" w:line="240" w:lineRule="auto"/>
+        <w:rPr>
+          <w:rFonts w:ascii="Times New Roman" w:eastAsia="Times New Roman" w:hAnsi="Times New Roman" w:cs="Times New Roman"/>
+          <w:sz w:val="24"/>
+          <w:szCs w:val="24"/>
+          <w:lang w:eastAsia="ru-RU"/>
+        </w:rPr>
+      </w:pPr>
+      <w:r>
+        <w:rPr>
+          <w:rFonts w:ascii="Times New Roman" w:eastAsia="Times New Roman" w:hAnsi="Times New Roman" w:cs="Times New Roman"/>
+          <w:sz w:val="24"/>
+          <w:szCs w:val="24"/>
+          <w:lang w:eastAsia="ru-RU"/>
+        </w:rPr>
+        <w:t>Информационная система «Банк».</w:t>
+      </w:r>
+    </w:p>
+    <w:p>
+      <w:pPr>
+        <w:spacing w:before="100" w:beforeAutospacing="1" w:after="100" w:afterAutospacing="1" w:line="240" w:lineRule="auto"/>
+        <w:rPr>
+          <w:rFonts w:ascii="Times New Roman" w:eastAsia="Times New Roman" w:hAnsi="Times New Roman" w:cs="Times New Roman"/>
+          <w:sz w:val="24"/>
+          <w:szCs w:val="24"/>
+          <w:lang w:eastAsia="ru-RU"/>
+        </w:rPr>
+      </w:pPr>
+      <w:r>
+        <w:rPr>
+          <w:rFonts w:ascii="Times New Roman" w:eastAsia="Times New Roman" w:hAnsi="Times New Roman" w:cs="Times New Roman"/>
+          <w:sz w:val="24"/>
+          <w:szCs w:val="24"/>
+          <w:lang w:eastAsia="ru-RU"/>
+        </w:rPr>
+        <w:t>Программа предназначена для автоматизации работы банковской системы и обеспечивает:</w:t>
+      </w:r>
+    </w:p>
+    <w:p>
+      <w:pPr>
+        <w:numPr>
+          <w:ilvl w:val="0"/>
+          <w:numId w:val="3"/>
+        </w:numPr>
+        <w:spacing w:before="100" w:beforeAutospacing="1" w:after="100" w:afterAutospacing="1" w:line="240" w:lineRule="auto"/>
+        <w:rPr>
+          <w:rFonts w:ascii="Times New Roman" w:eastAsia="Times New Roman" w:hAnsi="Times New Roman" w:cs="Times New Roman"/>
+          <w:sz w:val="24"/>
+          <w:szCs w:val="24"/>
+          <w:lang w:eastAsia="ru-RU"/>
+        </w:rPr>
+      </w:pPr>
+      <w:r>
+        <w:rPr>
+          <w:rFonts w:ascii="Times New Roman" w:eastAsia="Times New Roman" w:hAnsi="Times New Roman" w:cs="Times New Roman"/>
+          <w:sz w:val="24"/>
+          <w:szCs w:val="24"/>
+          <w:lang w:eastAsia="ru-RU"/>
+        </w:rPr>
+        <w:t>регистрацию клиентов;</w:t>
+      </w:r>
+    </w:p>
+    <w:p>
+      <w:pPr>
+        <w:numPr>
+          <w:ilvl w:val="0"/>
+          <w:numId w:val="3"/>
+        </w:numPr>
+        <w:spacing w:before="100" w:beforeAutospacing="1" w:after="100" w:afterAutospacing="1" w:line="240" w:lineRule="auto"/>
+        <w:rPr>
+          <w:rFonts w:ascii="Times New Roman" w:eastAsia="Times New Roman" w:hAnsi="Times New Roman" w:cs="Times New Roman"/>
+          <w:sz w:val="24"/>
+          <w:szCs w:val="24"/>
+          <w:lang w:eastAsia="ru-RU"/>
+        </w:rPr>
+      </w:pPr>
+      <w:r>
+        <w:rPr>
+          <w:rFonts w:ascii="Times New Roman" w:eastAsia="Times New Roman" w:hAnsi="Times New Roman" w:cs="Times New Roman"/>
+          <w:sz w:val="24"/>
+          <w:szCs w:val="24"/>
+          <w:lang w:eastAsia="ru-RU"/>
+        </w:rPr>
+        <w:t>открытие банковских счетов;</w:t>
+      </w:r>
+    </w:p>
+    <w:p>
+      <w:pPr>
+        <w:numPr>
+          <w:ilvl w:val="0"/>
+          <w:numId w:val="3"/>
+        </w:numPr>
+        <w:spacing w:before="100" w:beforeAutospacing="1" w:after="100" w:afterAutospacing="1" w:line="240" w:lineRule="auto"/>
+        <w:rPr>
+          <w:rFonts w:ascii="Times New Roman" w:eastAsia="Times New Roman" w:hAnsi="Times New Roman" w:cs="Times New Roman"/>
+          <w:sz w:val="24"/>
+          <w:szCs w:val="24"/>
+          <w:lang w:eastAsia="ru-RU"/>
+        </w:rPr>
+      </w:pPr>
+      <w:r>
+        <w:rPr>
+          <w:rFonts w:ascii="Times New Roman" w:eastAsia="Times New Roman" w:hAnsi="Times New Roman" w:cs="Times New Roman"/>
+          <w:sz w:val="24"/>
+          <w:szCs w:val="24"/>
+          <w:lang w:eastAsia="ru-RU"/>
+        </w:rPr>
+        <w:t>выполнение денежных переводов;</w:t>
+      </w:r>
+    </w:p>
+    <w:p>
+      <w:pPr>
+        <w:numPr>
+          <w:ilvl w:val="0"/>
+          <w:numId w:val="3"/>
+        </w:numPr>
+        <w:spacing w:before="100" w:beforeAutospacing="1" w:after="100" w:afterAutospacing="1" w:line="240" w:lineRule="auto"/>
+        <w:rPr>
+          <w:rFonts w:ascii="Times New Roman" w:eastAsia="Times New Roman" w:hAnsi="Times New Roman" w:cs="Times New Roman"/>
+          <w:sz w:val="24"/>
+          <w:szCs w:val="24"/>
+          <w:lang w:eastAsia="ru-RU"/>
+        </w:rPr>
+      </w:pPr>
+      <w:r>
+        <w:rPr>
+          <w:rFonts w:ascii="Times New Roman" w:eastAsia="Times New Roman" w:hAnsi="Times New Roman" w:cs="Times New Roman"/>
+          <w:sz w:val="24"/>
+          <w:szCs w:val="24"/>
+          <w:lang w:eastAsia="ru-RU"/>
+        </w:rPr>
+        <w:t>пополнение и снятие средств;</w:t>
+      </w:r>
+    </w:p>
+    <w:p>
+      <w:pPr>
+        <w:numPr>
+          <w:ilvl w:val="0"/>
+          <w:numId w:val="3"/>
+        </w:numPr>
+        <w:spacing w:before="100" w:beforeAutospacing="1" w:after="100" w:afterAutospacing="1" w:line="240" w:lineRule="auto"/>
+        <w:rPr>
+          <w:rFonts w:ascii="Times New Roman" w:eastAsia="Times New Roman" w:hAnsi="Times New Roman" w:cs="Times New Roman"/>
+          <w:sz w:val="24"/>
+          <w:szCs w:val="24"/>
+          <w:lang w:eastAsia="ru-RU"/>
+        </w:rPr>
+      </w:pPr>
+      <w:r>
+        <w:rPr>
+          <w:rFonts w:ascii="Times New Roman" w:eastAsia="Times New Roman" w:hAnsi="Times New Roman" w:cs="Times New Roman"/>
+          <w:sz w:val="24"/>
+          <w:szCs w:val="24"/>
+          <w:lang w:eastAsia="ru-RU"/>
+        </w:rPr>
+        <w:t>просмотр истории операций;</w:t>
+      </w:r>
+    </w:p>
+    <w:p>
+      <w:pPr>
+        <w:numPr>
+          <w:ilvl w:val="0"/>
+          <w:numId w:val="3"/>
+        </w:numPr>
+        <w:spacing w:before="100" w:beforeAutospacing="1" w:after="100" w:afterAutospacing="1" w:line="240" w:lineRule="auto"/>
+        <w:rPr>
+          <w:rFonts w:ascii="Times New Roman" w:eastAsia="Times New Roman" w:hAnsi="Times New Roman" w:cs="Times New Roman"/>
+          <w:sz w:val="24"/>
+          <w:szCs w:val="24"/>
+          <w:lang w:eastAsia="ru-RU"/>
+        </w:rPr>
+      </w:pPr>
+      <w:r>
+        <w:rPr>
+          <w:rFonts w:ascii="Times New Roman" w:eastAsia="Times New Roman" w:hAnsi="Times New Roman" w:cs="Times New Roman"/>
+          <w:sz w:val="24"/>
+          <w:szCs w:val="24"/>
+          <w:lang w:eastAsia="ru-RU"/>
+        </w:rPr>
+        <w:t>хранение информации о клиентах и счетах.</w:t>
+      </w:r>
+    </w:p>
+    <w:p>
+      <w:pPr>
+        <w:spacing w:after="0" w:line="240" w:lineRule="auto"/>
+        <w:rPr>
+          <w:rFonts w:ascii="Times New Roman" w:eastAsia="Times New Roman" w:hAnsi="Times New Roman" w:cs="Times New Roman"/>
+          <w:sz w:val="24"/>
+          <w:szCs w:val="24"/>
+          <w:lang w:eastAsia="ru-RU"/>
+        </w:rPr>
+      </w:pPr>
+    </w:p>
+    <w:p>
+      <w:pPr>
+        <w:spacing w:before="100" w:beforeAutospacing="1" w:after="100" w:afterAutospacing="1" w:line="240" w:lineRule="auto"/>
+        <w:outlineLvl w:val="0"/>
+        <w:rPr>
+          <w:rFonts w:ascii="Times New Roman" w:eastAsia="Times New Roman" w:hAnsi="Times New Roman" w:cs="Times New Roman"/>
+          <w:b/>
+          <w:bCs/>
+          <w:kern w:val="36"/>
+          <w:sz w:val="48"/>
+          <w:szCs w:val="48"/>
+          <w:lang w:eastAsia="ru-RU"/>
+        </w:rPr>
+      </w:pPr>
+      <w:r>
+        <w:rPr>
+          <w:rFonts w:ascii="Times New Roman" w:eastAsia="Times New Roman" w:hAnsi="Times New Roman" w:cs="Times New Roman"/>
+          <w:b/>
+          <w:bCs/>
+          <w:kern w:val="36"/>
+          <w:sz w:val="48"/>
+          <w:szCs w:val="48"/>
+          <w:lang w:eastAsia="ru-RU"/>
+        </w:rPr>
+        <w:t>1. Руководство программным проектом и его предварительная оценка</w:t>
+      </w:r>
+    </w:p>
+    <w:p>
+      <w:pPr>
+        <w:spacing w:before="100" w:beforeAutospacing="1" w:after="100" w:afterAutospacing="1" w:line="240" w:lineRule="auto"/>
+        <w:outlineLvl w:val="1"/>
+        <w:rPr>
+          <w:rFonts w:ascii="Times New Roman" w:eastAsia="Times New Roman" w:hAnsi="Times New Roman" w:cs="Times New Roman"/>
+          <w:b/>
+          <w:bCs/>
+          <w:sz w:val="36"/>
+          <w:szCs w:val="36"/>
+          <w:lang w:eastAsia="ru-RU"/>
+        </w:rPr>
+      </w:pPr>
+      <w:r>
+        <w:rPr>
+          <w:rFonts w:ascii="Times New Roman" w:eastAsia="Times New Roman" w:hAnsi="Times New Roman" w:cs="Times New Roman"/>
+          <w:b/>
+          <w:bCs/>
+          <w:sz w:val="36"/>
+          <w:szCs w:val="36"/>
+          <w:lang w:eastAsia="ru-RU"/>
+        </w:rPr>
+        <w:t>1.1 Основные этапы разработки программного проекта</w:t>
+      </w:r>
+    </w:p>
+    <w:p>
+      <w:pPr>
+        <w:spacing w:before="100" w:beforeAutospacing="1" w:after="100" w:afterAutospacing="1" w:line="240" w:lineRule="auto"/>
+        <w:rPr>
+          <w:rFonts w:ascii="Times New Roman" w:eastAsia="Times New Roman" w:hAnsi="Times New Roman" w:cs="Times New Roman"/>
+          <w:sz w:val="24"/>
+          <w:szCs w:val="24"/>
+          <w:lang w:eastAsia="ru-RU"/>
+        </w:rPr>
+      </w:pPr>
+      <w:r>
+        <w:rPr>
+          <w:rFonts w:ascii="Times New Roman" w:eastAsia="Times New Roman" w:hAnsi="Times New Roman" w:cs="Times New Roman"/>
+          <w:sz w:val="24"/>
+          <w:szCs w:val="24"/>
+          <w:lang w:eastAsia="ru-RU"/>
+        </w:rPr>
+        <w:t>Процесс разработки банковской информационной системы включает следующие этапы:</w:t>
+      </w:r>
+    </w:p>
+    <w:p>
+      <w:pPr>
+        <w:spacing w:before="100" w:beforeAutospacing="1" w:after="100" w:afterAutospacing="1" w:line="240" w:lineRule="auto"/>
+        <w:outlineLvl w:val="2"/>
+        <w:rPr>
+          <w:rFonts w:ascii="Times New Roman" w:eastAsia="Times New Roman" w:hAnsi="Times New Roman" w:cs="Times New Roman"/>
+          <w:b/>
+          <w:bCs/>
+          <w:sz w:val="27"/>
+          <w:szCs w:val="27"/>
+          <w:lang w:eastAsia="ru-RU"/>
+        </w:rPr>
+      </w:pPr>
+      <w:r>
+        <w:rPr>
+          <w:rFonts w:ascii="Times New Roman" w:eastAsia="Times New Roman" w:hAnsi="Times New Roman" w:cs="Times New Roman"/>
+          <w:b/>
+          <w:bCs/>
+          <w:sz w:val="27"/>
+          <w:szCs w:val="27"/>
+          <w:lang w:eastAsia="ru-RU"/>
+        </w:rPr>
+        <w:t>1. Анализ требований</w:t>
+      </w:r>
+    </w:p>
+    <w:p>
+      <w:pPr>
+        <w:spacing w:before="100" w:beforeAutospacing="1" w:after="100" w:afterAutospacing="1" w:line="240" w:lineRule="auto"/>
+        <w:rPr>
+          <w:rFonts w:ascii="Times New Roman" w:eastAsia="Times New Roman" w:hAnsi="Times New Roman" w:cs="Times New Roman"/>
+          <w:sz w:val="24"/>
+          <w:szCs w:val="24"/>
+          <w:lang w:eastAsia="ru-RU"/>
+        </w:rPr>
+      </w:pPr>
+      <w:r>
+        <w:rPr>
+          <w:rFonts w:ascii="Times New Roman" w:eastAsia="Times New Roman" w:hAnsi="Times New Roman" w:cs="Times New Roman"/>
+          <w:sz w:val="24"/>
+          <w:szCs w:val="24"/>
+          <w:lang w:eastAsia="ru-RU"/>
+        </w:rPr>
+        <w:t>На данном этапе определяются:</w:t>
+      </w:r>
+    </w:p>
+    <w:p>
+      <w:pPr>
+        <w:numPr>
+          <w:ilvl w:val="0"/>
+          <w:numId w:val="4"/>
+        </w:numPr>
+        <w:spacing w:before="100" w:beforeAutospacing="1" w:after="100" w:afterAutospacing="1" w:line="240" w:lineRule="auto"/>
+        <w:rPr>
+          <w:rFonts w:ascii="Times New Roman" w:eastAsia="Times New Roman" w:hAnsi="Times New Roman" w:cs="Times New Roman"/>
+          <w:sz w:val="24"/>
+          <w:szCs w:val="24"/>
+          <w:lang w:eastAsia="ru-RU"/>
+        </w:rPr>
+      </w:pPr>
+      <w:r>
+        <w:rPr>
+          <w:rFonts w:ascii="Times New Roman" w:eastAsia="Times New Roman" w:hAnsi="Times New Roman" w:cs="Times New Roman"/>
+          <w:sz w:val="24"/>
+          <w:szCs w:val="24"/>
+          <w:lang w:eastAsia="ru-RU"/>
+        </w:rPr>
+        <w:t>цели проекта;</w:t>
+      </w:r>
+    </w:p>
+    <w:p>
+      <w:pPr>
+        <w:numPr>
+          <w:ilvl w:val="0"/>
+          <w:numId w:val="4"/>
+        </w:numPr>
+        <w:spacing w:before="100" w:beforeAutospacing="1" w:after="100" w:afterAutospacing="1" w:line="240" w:lineRule="auto"/>
+        <w:rPr>
+          <w:rFonts w:ascii="Times New Roman" w:eastAsia="Times New Roman" w:hAnsi="Times New Roman" w:cs="Times New Roman"/>
+          <w:sz w:val="24"/>
+          <w:szCs w:val="24"/>
+          <w:lang w:eastAsia="ru-RU"/>
+        </w:rPr>
+      </w:pPr>
+      <w:r>
+        <w:rPr>
+          <w:rFonts w:ascii="Times New Roman" w:eastAsia="Times New Roman" w:hAnsi="Times New Roman" w:cs="Times New Roman"/>
+          <w:sz w:val="24"/>
+          <w:szCs w:val="24"/>
+          <w:lang w:eastAsia="ru-RU"/>
+        </w:rPr>
+        <w:t>требования заказчика;</w:t>
+      </w:r>
+    </w:p>
+    <w:p>
+      <w:pPr>
+        <w:numPr>
+          <w:ilvl w:val="0"/>
+          <w:numId w:val="4"/>
+        </w:numPr>
+        <w:spacing w:before="100" w:beforeAutospacing="1" w:after="100" w:afterAutospacing="1" w:line="240" w:lineRule="auto"/>
+        <w:rPr>
+          <w:rFonts w:ascii="Times New Roman" w:eastAsia="Times New Roman" w:hAnsi="Times New Roman" w:cs="Times New Roman"/>
+          <w:sz w:val="24"/>
+          <w:szCs w:val="24"/>
+          <w:lang w:eastAsia="ru-RU"/>
+        </w:rPr>
+      </w:pPr>
+      <w:r>
+        <w:rPr>
+          <w:rFonts w:ascii="Times New Roman" w:eastAsia="Times New Roman" w:hAnsi="Times New Roman" w:cs="Times New Roman"/>
+          <w:sz w:val="24"/>
+          <w:szCs w:val="24"/>
+          <w:lang w:eastAsia="ru-RU"/>
+        </w:rPr>
+        <w:t>основные функции системы;</w:t>
+      </w:r>
+    </w:p>
+    <w:p>
+      <w:pPr>
+        <w:numPr>
+          <w:ilvl w:val="0"/>
+          <w:numId w:val="4"/>
+        </w:numPr>
+        <w:spacing w:before="100" w:beforeAutospacing="1" w:after="100" w:afterAutospacing="1" w:line="240" w:lineRule="auto"/>
+        <w:rPr>
+          <w:rFonts w:ascii="Times New Roman" w:eastAsia="Times New Roman" w:hAnsi="Times New Roman" w:cs="Times New Roman"/>
+          <w:sz w:val="24"/>
+          <w:szCs w:val="24"/>
+          <w:lang w:eastAsia="ru-RU"/>
+        </w:rPr>
+      </w:pPr>
+      <w:r>
+        <w:rPr>
+          <w:rFonts w:ascii="Times New Roman" w:eastAsia="Times New Roman" w:hAnsi="Times New Roman" w:cs="Times New Roman"/>
+          <w:sz w:val="24"/>
+          <w:szCs w:val="24"/>
+          <w:lang w:eastAsia="ru-RU"/>
+        </w:rPr>
+        <w:t>ограничения и условия эксплуатации.</w:t>
+      </w:r>
+    </w:p>
+    <w:p>
+      <w:pPr>
+        <w:spacing w:before="100" w:beforeAutospacing="1" w:after="100" w:afterAutospacing="1" w:line="240" w:lineRule="auto"/>
+        <w:rPr>
+          <w:rFonts w:ascii="Times New Roman" w:eastAsia="Times New Roman" w:hAnsi="Times New Roman" w:cs="Times New Roman"/>
+          <w:sz w:val="24"/>
+          <w:szCs w:val="24"/>
+          <w:lang w:eastAsia="ru-RU"/>
+        </w:rPr>
+      </w:pPr>
+      <w:r>
+        <w:rPr>
+          <w:rFonts w:ascii="Times New Roman" w:eastAsia="Times New Roman" w:hAnsi="Times New Roman" w:cs="Times New Roman"/>
+          <w:sz w:val="24"/>
+          <w:szCs w:val="24"/>
+          <w:lang w:eastAsia="ru-RU"/>
+        </w:rPr>
+        <w:t>Для банковской системы были определены следующие требования:</w:t>
+      </w:r>
+    </w:p>
+    <w:p>
+      <w:pPr>
+        <w:numPr>
+          <w:ilvl w:val="0"/>
+          <w:numId w:val="5"/>
+        </w:numPr>
+        <w:spacing w:before="100" w:beforeAutospacing="1" w:after="100" w:afterAutospacing="1" w:line="240" w:lineRule="auto"/>
+        <w:rPr>
+          <w:rFonts w:ascii="Times New Roman" w:eastAsia="Times New Roman" w:hAnsi="Times New Roman" w:cs="Times New Roman"/>
+          <w:sz w:val="24"/>
+          <w:szCs w:val="24"/>
+          <w:lang w:eastAsia="ru-RU"/>
+        </w:rPr>
+      </w:pPr>
+      <w:r>
+        <w:rPr>
+          <w:rFonts w:ascii="Times New Roman" w:eastAsia="Times New Roman" w:hAnsi="Times New Roman" w:cs="Times New Roman"/>
+          <w:sz w:val="24"/>
+          <w:szCs w:val="24"/>
+          <w:lang w:eastAsia="ru-RU"/>
+        </w:rPr>
+        <w:t>регистрация клиентов;</w:t>
+      </w:r>
+    </w:p>
+    <w:p>
+      <w:pPr>
+        <w:numPr>
+          <w:ilvl w:val="0"/>
+          <w:numId w:val="5"/>
+        </w:numPr>
+        <w:spacing w:before="100" w:beforeAutospacing="1" w:after="100" w:afterAutospacing="1" w:line="240" w:lineRule="auto"/>
+        <w:rPr>
+          <w:rFonts w:ascii="Times New Roman" w:eastAsia="Times New Roman" w:hAnsi="Times New Roman" w:cs="Times New Roman"/>
+          <w:sz w:val="24"/>
+          <w:szCs w:val="24"/>
+          <w:lang w:eastAsia="ru-RU"/>
+        </w:rPr>
+      </w:pPr>
+      <w:r>
+        <w:rPr>
+          <w:rFonts w:ascii="Times New Roman" w:eastAsia="Times New Roman" w:hAnsi="Times New Roman" w:cs="Times New Roman"/>
+          <w:sz w:val="24"/>
+          <w:szCs w:val="24"/>
+          <w:lang w:eastAsia="ru-RU"/>
+        </w:rPr>
+        <w:t>авторизация пользователей;</w:t>
+      </w:r>
+    </w:p>
+    <w:p>
+      <w:pPr>
+        <w:numPr>
+          <w:ilvl w:val="0"/>
+          <w:numId w:val="5"/>
+        </w:numPr>
+        <w:spacing w:before="100" w:beforeAutospacing="1" w:after="100" w:afterAutospacing="1" w:line="240" w:lineRule="auto"/>
+        <w:rPr>
+          <w:rFonts w:ascii="Times New Roman" w:eastAsia="Times New Roman" w:hAnsi="Times New Roman" w:cs="Times New Roman"/>
+          <w:sz w:val="24"/>
+          <w:szCs w:val="24"/>
+          <w:lang w:eastAsia="ru-RU"/>
+        </w:rPr>
+      </w:pPr>
+      <w:r>
+        <w:rPr>
+          <w:rFonts w:ascii="Times New Roman" w:eastAsia="Times New Roman" w:hAnsi="Times New Roman" w:cs="Times New Roman"/>
+          <w:sz w:val="24"/>
+          <w:szCs w:val="24"/>
+          <w:lang w:eastAsia="ru-RU"/>
+        </w:rPr>
+        <w:lastRenderedPageBreak/>
+        <w:t>защита персональных данных;</w:t>
+      </w:r>
+    </w:p>
+    <w:p>
+      <w:pPr>
+        <w:numPr>
+          <w:ilvl w:val="0"/>
+          <w:numId w:val="5"/>
+        </w:numPr>
+        <w:spacing w:before="100" w:beforeAutospacing="1" w:after="100" w:afterAutospacing="1" w:line="240" w:lineRule="auto"/>
+        <w:rPr>
+          <w:rFonts w:ascii="Times New Roman" w:eastAsia="Times New Roman" w:hAnsi="Times New Roman" w:cs="Times New Roman"/>
+          <w:sz w:val="24"/>
+          <w:szCs w:val="24"/>
+          <w:lang w:eastAsia="ru-RU"/>
+        </w:rPr>
+      </w:pPr>
+      <w:r>
+        <w:rPr>
+          <w:rFonts w:ascii="Times New Roman" w:eastAsia="Times New Roman" w:hAnsi="Times New Roman" w:cs="Times New Roman"/>
+          <w:sz w:val="24"/>
+          <w:szCs w:val="24"/>
+          <w:lang w:eastAsia="ru-RU"/>
+        </w:rPr>
+        <w:t>выполнение банковских операций;</w:t>
+      </w:r>
+    </w:p>
+    <w:p>
+      <w:pPr>
+        <w:numPr>
+          <w:ilvl w:val="0"/>
+          <w:numId w:val="5"/>
+        </w:numPr>
+        <w:spacing w:before="100" w:beforeAutospacing="1" w:after="100" w:afterAutospacing="1" w:line="240" w:lineRule="auto"/>
+        <w:rPr>
+          <w:rFonts w:ascii="Times New Roman" w:eastAsia="Times New Roman" w:hAnsi="Times New Roman" w:cs="Times New Roman"/>
+          <w:sz w:val="24"/>
+          <w:szCs w:val="24"/>
+          <w:lang w:eastAsia="ru-RU"/>
+        </w:rPr>
+      </w:pPr>
+      <w:r>
+        <w:rPr>
+          <w:rFonts w:ascii="Times New Roman" w:eastAsia="Times New Roman" w:hAnsi="Times New Roman" w:cs="Times New Roman"/>
+          <w:sz w:val="24"/>
+          <w:szCs w:val="24"/>
+          <w:lang w:eastAsia="ru-RU"/>
+        </w:rPr>
+        <w:t>хранение информации о счетах и транзакциях.</w:t>
+      </w:r>
+    </w:p>
+    <w:p>
+      <w:pPr>
+        <w:spacing w:before="100" w:beforeAutospacing="1" w:after="100" w:afterAutospacing="1" w:line="240" w:lineRule="auto"/>
+        <w:outlineLvl w:val="2"/>
+        <w:rPr>
+          <w:rFonts w:ascii="Times New Roman" w:eastAsia="Times New Roman" w:hAnsi="Times New Roman" w:cs="Times New Roman"/>
+          <w:b/>
+          <w:bCs/>
+          <w:sz w:val="27"/>
+          <w:szCs w:val="27"/>
+          <w:lang w:eastAsia="ru-RU"/>
+        </w:rPr>
+      </w:pPr>
+      <w:r>
+        <w:rPr>
+          <w:rFonts w:ascii="Times New Roman" w:eastAsia="Times New Roman" w:hAnsi="Times New Roman" w:cs="Times New Roman"/>
+          <w:b/>
+          <w:bCs/>
+          <w:sz w:val="27"/>
+          <w:szCs w:val="27"/>
+          <w:lang w:eastAsia="ru-RU"/>
+        </w:rPr>
+        <w:t>2. Проектирование системы</w:t>
+      </w:r>
+    </w:p>
+    <w:p>
+      <w:pPr>
+        <w:spacing w:before="100" w:beforeAutospacing="1" w:after="100" w:afterAutospacing="1" w:line="240" w:lineRule="auto"/>
+        <w:rPr>
+          <w:rFonts w:ascii="Times New Roman" w:eastAsia="Times New Roman" w:hAnsi="Times New Roman" w:cs="Times New Roman"/>
+          <w:sz w:val="24"/>
+          <w:szCs w:val="24"/>
+          <w:lang w:eastAsia="ru-RU"/>
+        </w:rPr>
+      </w:pPr>
+      <w:r>
+        <w:rPr>
+          <w:rFonts w:ascii="Times New Roman" w:eastAsia="Times New Roman" w:hAnsi="Times New Roman" w:cs="Times New Roman"/>
+          <w:sz w:val="24"/>
+          <w:szCs w:val="24"/>
+          <w:lang w:eastAsia="ru-RU"/>
+        </w:rPr>
+        <w:t>На этапе проектирования выполняется:</w:t>
+      </w:r>
+    </w:p>
+    <w:p>
+      <w:pPr>
+        <w:numPr>
+          <w:ilvl w:val="0"/>
+          <w:numId w:val="6"/>
+        </w:numPr>
+        <w:spacing w:before="100" w:beforeAutospacing="1" w:after="100" w:afterAutospacing="1" w:line="240" w:lineRule="auto"/>
+        <w:rPr>
+          <w:rFonts w:ascii="Times New Roman" w:eastAsia="Times New Roman" w:hAnsi="Times New Roman" w:cs="Times New Roman"/>
+          <w:sz w:val="24"/>
+          <w:szCs w:val="24"/>
+          <w:lang w:eastAsia="ru-RU"/>
+        </w:rPr>
+      </w:pPr>
+      <w:r>
+        <w:rPr>
+          <w:rFonts w:ascii="Times New Roman" w:eastAsia="Times New Roman" w:hAnsi="Times New Roman" w:cs="Times New Roman"/>
+          <w:sz w:val="24"/>
+          <w:szCs w:val="24"/>
+          <w:lang w:eastAsia="ru-RU"/>
+        </w:rPr>
+        <w:t>разработка архитектуры программы;</w:t>
+      </w:r>
+    </w:p>
+    <w:p>
+      <w:pPr>
+        <w:numPr>
+          <w:ilvl w:val="0"/>
+          <w:numId w:val="6"/>
+        </w:numPr>
+        <w:spacing w:before="100" w:beforeAutospacing="1" w:after="100" w:afterAutospacing="1" w:line="240" w:lineRule="auto"/>
+        <w:rPr>
+          <w:rFonts w:ascii="Times New Roman" w:eastAsia="Times New Roman" w:hAnsi="Times New Roman" w:cs="Times New Roman"/>
+          <w:sz w:val="24"/>
+          <w:szCs w:val="24"/>
+          <w:lang w:eastAsia="ru-RU"/>
+        </w:rPr>
+      </w:pPr>
+      <w:r>
+        <w:rPr>
+          <w:rFonts w:ascii="Times New Roman" w:eastAsia="Times New Roman" w:hAnsi="Times New Roman" w:cs="Times New Roman"/>
+          <w:sz w:val="24"/>
+          <w:szCs w:val="24"/>
+          <w:lang w:eastAsia="ru-RU"/>
+        </w:rPr>
+        <w:t>определение структуры базы данных;</w:t>
+      </w:r>
+    </w:p>
+    <w:p>
+      <w:pPr>
+        <w:numPr>
+          <w:ilvl w:val="0"/>
+          <w:numId w:val="6"/>
+        </w:numPr>
+        <w:spacing w:before="100" w:beforeAutospacing="1" w:after="100" w:afterAutospacing="1" w:line="240" w:lineRule="auto"/>
+        <w:rPr>
+          <w:rFonts w:ascii="Times New Roman" w:eastAsia="Times New Roman" w:hAnsi="Times New Roman" w:cs="Times New Roman"/>
+          <w:sz w:val="24"/>
+          <w:szCs w:val="24"/>
+          <w:lang w:eastAsia="ru-RU"/>
+        </w:rPr>
+      </w:pPr>
+      <w:r>
+        <w:rPr>
+          <w:rFonts w:ascii="Times New Roman" w:eastAsia="Times New Roman" w:hAnsi="Times New Roman" w:cs="Times New Roman"/>
+          <w:sz w:val="24"/>
+          <w:szCs w:val="24"/>
+          <w:lang w:eastAsia="ru-RU"/>
+        </w:rPr>
+        <w:t>проектирование интерфейса;</w:t>
+      </w:r>
+    </w:p>
+    <w:p>
+      <w:pPr>
+        <w:numPr>
+          <w:ilvl w:val="0"/>
+          <w:numId w:val="6"/>
+        </w:numPr>
+        <w:spacing w:before="100" w:beforeAutospacing="1" w:after="100" w:afterAutospacing="1" w:line="240" w:lineRule="auto"/>
+        <w:rPr>
+          <w:rFonts w:ascii="Times New Roman" w:eastAsia="Times New Roman" w:hAnsi="Times New Roman" w:cs="Times New Roman"/>
+          <w:sz w:val="24"/>
+          <w:szCs w:val="24"/>
+          <w:lang w:eastAsia="ru-RU"/>
+        </w:rPr>
+      </w:pPr>
+      <w:r>
+        <w:rPr>
+          <w:rFonts w:ascii="Times New Roman" w:eastAsia="Times New Roman" w:hAnsi="Times New Roman" w:cs="Times New Roman"/>
+          <w:sz w:val="24"/>
+          <w:szCs w:val="24"/>
+          <w:lang w:eastAsia="ru-RU"/>
+        </w:rPr>
+        <w:t>построение моделей и диаграмм.</w:t>
+      </w:r>
+    </w:p>
+    <w:p>
+      <w:pPr>
+        <w:spacing w:before="100" w:beforeAutospacing="1" w:after="100" w:afterAutospacing="1" w:line="240" w:lineRule="auto"/>
+        <w:outlineLvl w:val="2"/>
+        <w:rPr>
+          <w:rFonts w:ascii="Times New Roman" w:eastAsia="Times New Roman" w:hAnsi="Times New Roman" w:cs="Times New Roman"/>
+          <w:b/>
+          <w:bCs/>
+          <w:sz w:val="27"/>
+          <w:szCs w:val="27"/>
+          <w:lang w:eastAsia="ru-RU"/>
+        </w:rPr>
+      </w:pPr>
+      <w:r>
+        <w:rPr>
+          <w:rFonts w:ascii="Times New Roman" w:eastAsia="Times New Roman" w:hAnsi="Times New Roman" w:cs="Times New Roman"/>
+          <w:b/>
+          <w:bCs/>
+          <w:sz w:val="27"/>
+          <w:szCs w:val="27"/>
+          <w:lang w:eastAsia="ru-RU"/>
+        </w:rPr>
+        <w:t>3. Реализация</w:t>
+      </w:r>
+    </w:p>
+    <w:p>
+      <w:pPr>
+        <w:spacing w:before="100" w:beforeAutospacing="1" w:after="100" w:afterAutospacing="1" w:line="240" w:lineRule="auto"/>
+        <w:rPr>
+          <w:rFonts w:ascii="Times New Roman" w:eastAsia="Times New Roman" w:hAnsi="Times New Roman" w:cs="Times New Roman"/>
+          <w:sz w:val="24"/>
+          <w:szCs w:val="24"/>
+          <w:lang w:eastAsia="ru-RU"/>
+        </w:rPr>
+      </w:pPr>
+      <w:r>
+        <w:rPr>
+          <w:rFonts w:ascii="Times New Roman" w:eastAsia="Times New Roman" w:hAnsi="Times New Roman" w:cs="Times New Roman"/>
+          <w:sz w:val="24"/>
+          <w:szCs w:val="24"/>
+          <w:lang w:eastAsia="ru-RU"/>
+        </w:rPr>
+        <w:t>На данном этапе выполняется:</w:t>
+      </w:r>
+    </w:p>
+    <w:p>
+      <w:pPr>
+        <w:numPr>
+          <w:ilvl w:val="0"/>
+          <w:numId w:val="7"/>
+        </w:numPr>
+        <w:spacing w:before="100" w:beforeAutospacing="1" w:after="100" w:afterAutospacing="1" w:line="240" w:lineRule="auto"/>
+        <w:rPr>
+          <w:rFonts w:ascii="Times New Roman" w:eastAsia="Times New Roman" w:hAnsi="Times New Roman" w:cs="Times New Roman"/>
+          <w:sz w:val="24"/>
+          <w:szCs w:val="24"/>
+          <w:lang w:eastAsia="ru-RU"/>
+        </w:rPr>
+      </w:pPr>
+      <w:r>
+        <w:rPr>
+          <w:rFonts w:ascii="Times New Roman" w:eastAsia="Times New Roman" w:hAnsi="Times New Roman" w:cs="Times New Roman"/>
+          <w:sz w:val="24"/>
+          <w:szCs w:val="24"/>
+          <w:lang w:eastAsia="ru-RU"/>
+        </w:rPr>
+        <w:t>написание исходного кода;</w:t>
+      </w:r>
+    </w:p>
+    <w:p>
+      <w:pPr>
+        <w:numPr>
+          <w:ilvl w:val="0"/>
+          <w:numId w:val="7"/>
+        </w:numPr>
+        <w:spacing w:before="100" w:beforeAutospacing="1" w:after="100" w:afterAutospacing="1" w:line="240" w:lineRule="auto"/>
+        <w:rPr>
+          <w:rFonts w:ascii="Times New Roman" w:eastAsia="Times New Roman" w:hAnsi="Times New Roman" w:cs="Times New Roman"/>
+          <w:sz w:val="24"/>
+          <w:szCs w:val="24"/>
+          <w:lang w:eastAsia="ru-RU"/>
+        </w:rPr>
+      </w:pPr>
+      <w:r>
+        <w:rPr>
+          <w:rFonts w:ascii="Times New Roman" w:eastAsia="Times New Roman" w:hAnsi="Times New Roman" w:cs="Times New Roman"/>
+          <w:sz w:val="24"/>
+          <w:szCs w:val="24"/>
+          <w:lang w:eastAsia="ru-RU"/>
+        </w:rPr>
+        <w:t>разработка базы данных;</w:t>
+      </w:r>
+    </w:p>
+    <w:p>
+      <w:pPr>
+        <w:numPr>
+          <w:ilvl w:val="0"/>
+          <w:numId w:val="7"/>
+        </w:numPr>
+        <w:spacing w:before="100" w:beforeAutospacing="1" w:after="100" w:afterAutospacing="1" w:line="240" w:lineRule="auto"/>
+        <w:rPr>
+          <w:rFonts w:ascii="Times New Roman" w:eastAsia="Times New Roman" w:hAnsi="Times New Roman" w:cs="Times New Roman"/>
+          <w:sz w:val="24"/>
+          <w:szCs w:val="24"/>
+          <w:lang w:eastAsia="ru-RU"/>
+        </w:rPr>
+      </w:pPr>
+      <w:r>
+        <w:rPr>
+          <w:rFonts w:ascii="Times New Roman" w:eastAsia="Times New Roman" w:hAnsi="Times New Roman" w:cs="Times New Roman"/>
+          <w:sz w:val="24"/>
+          <w:szCs w:val="24"/>
+          <w:lang w:eastAsia="ru-RU"/>
+        </w:rPr>
+        <w:t>создание пользовательского интерфейса;</w:t>
+      </w:r>
+    </w:p>
+    <w:p>
+      <w:pPr>
+        <w:numPr>
+          <w:ilvl w:val="0"/>
+          <w:numId w:val="7"/>
+        </w:numPr>
+        <w:spacing w:before="100" w:beforeAutospacing="1" w:after="100" w:afterAutospacing="1" w:line="240" w:lineRule="auto"/>
+        <w:rPr>
+          <w:rFonts w:ascii="Times New Roman" w:eastAsia="Times New Roman" w:hAnsi="Times New Roman" w:cs="Times New Roman"/>
+          <w:sz w:val="24"/>
+          <w:szCs w:val="24"/>
+          <w:lang w:eastAsia="ru-RU"/>
+        </w:rPr>
+      </w:pPr>
+      <w:r>
+        <w:rPr>
+          <w:rFonts w:ascii="Times New Roman" w:eastAsia="Times New Roman" w:hAnsi="Times New Roman" w:cs="Times New Roman"/>
+          <w:sz w:val="24"/>
+          <w:szCs w:val="24"/>
+          <w:lang w:eastAsia="ru-RU"/>
+        </w:rPr>
+        <w:t>интеграция модулей.</w:t>
+      </w:r>
+    </w:p>
+    <w:p>
+      <w:pPr>
+        <w:spacing w:before="100" w:beforeAutospacing="1" w:after="100" w:afterAutospacing="1" w:line="240" w:lineRule="auto"/>
+        <w:outlineLvl w:val="2"/>
+        <w:rPr>
+          <w:rFonts w:ascii="Times New Roman" w:eastAsia="Times New Roman" w:hAnsi="Times New Roman" w:cs="Times New Roman"/>
+          <w:b/>
+          <w:bCs/>
+          <w:sz w:val="27"/>
+          <w:szCs w:val="27"/>
+          <w:lang w:eastAsia="ru-RU"/>
+        </w:rPr>
+      </w:pPr>
+      <w:r>
+        <w:rPr>
+          <w:rFonts w:ascii="Times New Roman" w:eastAsia="Times New Roman" w:hAnsi="Times New Roman" w:cs="Times New Roman"/>
+          <w:b/>
+          <w:bCs/>
+          <w:sz w:val="27"/>
+          <w:szCs w:val="27"/>
+          <w:lang w:eastAsia="ru-RU"/>
+        </w:rPr>
+        <w:t>4. Тестирование</w:t>
+      </w:r>
+    </w:p>
+    <w:p>
+      <w:pPr>
+        <w:spacing w:before="100" w:beforeAutospacing="1" w:after="100" w:afterAutospacing="1" w:line="240" w:lineRule="auto"/>
+        <w:rPr>
+          <w:rFonts w:ascii="Times New Roman" w:eastAsia="Times New Roman" w:hAnsi="Times New Roman" w:cs="Times New Roman"/>
+          <w:sz w:val="24"/>
+          <w:szCs w:val="24"/>
+          <w:lang w:eastAsia="ru-RU"/>
+        </w:rPr>
+      </w:pPr>
+      <w:r>
+        <w:rPr>
+          <w:rFonts w:ascii="Times New Roman" w:eastAsia="Times New Roman" w:hAnsi="Times New Roman" w:cs="Times New Roman"/>
+          <w:sz w:val="24"/>
+          <w:szCs w:val="24"/>
+          <w:lang w:eastAsia="ru-RU"/>
+        </w:rPr>
+        <w:t>Выполняется:</w:t>
+      </w:r>
+    </w:p>
+    <w:p>
+      <w:pPr>
+        <w:numPr>
+          <w:ilvl w:val="0"/>
+          <w:numId w:val="8"/>
+        </w:numPr>
+        <w:spacing w:before="100" w:beforeAutospacing="1" w:after="100" w:afterAutospacing="1" w:line="240" w:lineRule="auto"/>
+        <w:rPr>
+          <w:rFonts w:ascii="Times New Roman" w:eastAsia="Times New Roman" w:hAnsi="Times New Roman" w:cs="Times New Roman"/>
+          <w:sz w:val="24"/>
+          <w:szCs w:val="24"/>
+          <w:lang w:eastAsia="ru-RU"/>
+        </w:rPr>
+      </w:pPr>
+      <w:r>
+        <w:rPr>
+          <w:rFonts w:ascii="Times New Roman" w:eastAsia="Times New Roman" w:hAnsi="Times New Roman" w:cs="Times New Roman"/>
+          <w:sz w:val="24"/>
+          <w:szCs w:val="24"/>
+          <w:lang w:eastAsia="ru-RU"/>
+        </w:rPr>
+        <w:t>поиск ошибок;</w:t>
+      </w:r>
+    </w:p>
+    <w:p>
+      <w:pPr>
+        <w:numPr>
+          <w:ilvl w:val="0"/>
+          <w:numId w:val="8"/>
+        </w:numPr>
+        <w:spacing w:before="100" w:beforeAutospacing="1" w:after="100" w:afterAutospacing="1" w:line="240" w:lineRule="auto"/>
+        <w:rPr>
+          <w:rFonts w:ascii="Times New Roman" w:eastAsia="Times New Roman" w:hAnsi="Times New Roman" w:cs="Times New Roman"/>
+          <w:sz w:val="24"/>
+          <w:szCs w:val="24"/>
+          <w:lang w:eastAsia="ru-RU"/>
+        </w:rPr>
+      </w:pPr>
+      <w:r>
+        <w:rPr>
+          <w:rFonts w:ascii="Times New Roman" w:eastAsia="Times New Roman" w:hAnsi="Times New Roman" w:cs="Times New Roman"/>
+          <w:sz w:val="24"/>
+          <w:szCs w:val="24"/>
+          <w:lang w:eastAsia="ru-RU"/>
+        </w:rPr>
+        <w:t>проверка корректности операций;</w:t>
+      </w:r>
+    </w:p>
+    <w:p>
+      <w:pPr>
+        <w:numPr>
+          <w:ilvl w:val="0"/>
+          <w:numId w:val="8"/>
+        </w:numPr>
+        <w:spacing w:before="100" w:beforeAutospacing="1" w:after="100" w:afterAutospacing="1" w:line="240" w:lineRule="auto"/>
+        <w:rPr>
+          <w:rFonts w:ascii="Times New Roman" w:eastAsia="Times New Roman" w:hAnsi="Times New Roman" w:cs="Times New Roman"/>
+          <w:sz w:val="24"/>
+          <w:szCs w:val="24"/>
+          <w:lang w:eastAsia="ru-RU"/>
+        </w:rPr>
+      </w:pPr>
+      <w:r>
+        <w:rPr>
+          <w:rFonts w:ascii="Times New Roman" w:eastAsia="Times New Roman" w:hAnsi="Times New Roman" w:cs="Times New Roman"/>
+          <w:sz w:val="24"/>
+          <w:szCs w:val="24"/>
+          <w:lang w:eastAsia="ru-RU"/>
+        </w:rPr>
+        <w:t>тестирование безопасности;</w:t>
+      </w:r>
+    </w:p>
+    <w:p>
+      <w:pPr>
+        <w:numPr>
+          <w:ilvl w:val="0"/>
+          <w:numId w:val="8"/>
+        </w:numPr>
+        <w:spacing w:before="100" w:beforeAutospacing="1" w:after="100" w:afterAutospacing="1" w:line="240" w:lineRule="auto"/>
+        <w:rPr>
+          <w:rFonts w:ascii="Times New Roman" w:eastAsia="Times New Roman" w:hAnsi="Times New Roman" w:cs="Times New Roman"/>
+          <w:sz w:val="24"/>
+          <w:szCs w:val="24"/>
+          <w:lang w:eastAsia="ru-RU"/>
+        </w:rPr>
+      </w:pPr>
+      <w:r>
+        <w:rPr>
+          <w:rFonts w:ascii="Times New Roman" w:eastAsia="Times New Roman" w:hAnsi="Times New Roman" w:cs="Times New Roman"/>
+          <w:sz w:val="24"/>
+          <w:szCs w:val="24"/>
+          <w:lang w:eastAsia="ru-RU"/>
+        </w:rPr>
+        <w:t>тестирование производительности.</w:t>
+      </w:r>
+    </w:p>
+    <w:p>
+      <w:pPr>
+        <w:spacing w:before="100" w:beforeAutospacing="1" w:after="100" w:afterAutospacing="1" w:line="240" w:lineRule="auto"/>
+        <w:outlineLvl w:val="2"/>
+        <w:rPr>
+          <w:rFonts w:ascii="Times New Roman" w:eastAsia="Times New Roman" w:hAnsi="Times New Roman" w:cs="Times New Roman"/>
+          <w:b/>
+          <w:bCs/>
+          <w:sz w:val="27"/>
+          <w:szCs w:val="27"/>
+          <w:lang w:eastAsia="ru-RU"/>
+        </w:rPr>
+      </w:pPr>
+      <w:r>
+        <w:rPr>
+          <w:rFonts w:ascii="Times New Roman" w:eastAsia="Times New Roman" w:hAnsi="Times New Roman" w:cs="Times New Roman"/>
+          <w:b/>
+          <w:bCs/>
+          <w:sz w:val="27"/>
+          <w:szCs w:val="27"/>
+          <w:lang w:eastAsia="ru-RU"/>
+        </w:rPr>
+        <w:t>5. Внедрение и сопровождение</w:t>
+      </w:r>
+    </w:p>
+    <w:p>
+      <w:pPr>
+        <w:spacing w:before="100" w:beforeAutospacing="1" w:after="100" w:afterAutospacing="1" w:line="240" w:lineRule="auto"/>
+        <w:rPr>
+          <w:rFonts w:ascii="Times New Roman" w:eastAsia="Times New Roman" w:hAnsi="Times New Roman" w:cs="Times New Roman"/>
+          <w:sz w:val="24"/>
+          <w:szCs w:val="24"/>
+          <w:lang w:eastAsia="ru-RU"/>
+        </w:rPr>
+      </w:pPr>
+      <w:r>
+        <w:rPr>
+          <w:rFonts w:ascii="Times New Roman" w:eastAsia="Times New Roman" w:hAnsi="Times New Roman" w:cs="Times New Roman"/>
+          <w:sz w:val="24"/>
+          <w:szCs w:val="24"/>
+          <w:lang w:eastAsia="ru-RU"/>
+        </w:rPr>
+        <w:t>На заключительном этапе:</w:t>
+      </w:r>
+    </w:p>
+    <w:p>
+      <w:pPr>
+        <w:numPr>
+          <w:ilvl w:val="0"/>
+          <w:numId w:val="9"/>
+        </w:numPr>
+        <w:spacing w:before="100" w:beforeAutospacing="1" w:after="100" w:afterAutospacing="1" w:line="240" w:lineRule="auto"/>
+        <w:rPr>
+          <w:rFonts w:ascii="Times New Roman" w:eastAsia="Times New Roman" w:hAnsi="Times New Roman" w:cs="Times New Roman"/>
+          <w:sz w:val="24"/>
+          <w:szCs w:val="24"/>
+          <w:lang w:eastAsia="ru-RU"/>
+        </w:rPr>
+      </w:pPr>
+      <w:r>
+        <w:rPr>
+          <w:rFonts w:ascii="Times New Roman" w:eastAsia="Times New Roman" w:hAnsi="Times New Roman" w:cs="Times New Roman"/>
+          <w:sz w:val="24"/>
+          <w:szCs w:val="24"/>
+          <w:lang w:eastAsia="ru-RU"/>
+        </w:rPr>
+        <w:t>система устанавливается пользователям;</w:t>
+      </w:r>
+    </w:p>
+    <w:p>
+      <w:pPr>
+        <w:numPr>
+          <w:ilvl w:val="0"/>
+          <w:numId w:val="9"/>
+        </w:numPr>
+        <w:spacing w:before="100" w:beforeAutospacing="1" w:after="100" w:afterAutospacing="1" w:line="240" w:lineRule="auto"/>
+        <w:rPr>
+          <w:rFonts w:ascii="Times New Roman" w:eastAsia="Times New Roman" w:hAnsi="Times New Roman" w:cs="Times New Roman"/>
+          <w:sz w:val="24"/>
+          <w:szCs w:val="24"/>
+          <w:lang w:eastAsia="ru-RU"/>
+        </w:rPr>
+      </w:pPr>
+      <w:r>
+        <w:rPr>
+          <w:rFonts w:ascii="Times New Roman" w:eastAsia="Times New Roman" w:hAnsi="Times New Roman" w:cs="Times New Roman"/>
+          <w:sz w:val="24"/>
+          <w:szCs w:val="24"/>
+          <w:lang w:eastAsia="ru-RU"/>
+        </w:rPr>
+        <w:t>выполняется обновление программы;</w:t>
+      </w:r>
+    </w:p>
+    <w:p>
+      <w:pPr>
+        <w:numPr>
+          <w:ilvl w:val="0"/>
+          <w:numId w:val="9"/>
+        </w:numPr>
+        <w:spacing w:before="100" w:beforeAutospacing="1" w:after="100" w:afterAutospacing="1" w:line="240" w:lineRule="auto"/>
+        <w:rPr>
+          <w:rFonts w:ascii="Times New Roman" w:eastAsia="Times New Roman" w:hAnsi="Times New Roman" w:cs="Times New Roman"/>
+          <w:sz w:val="24"/>
+          <w:szCs w:val="24"/>
+          <w:lang w:eastAsia="ru-RU"/>
+        </w:rPr>
+      </w:pPr>
+      <w:r>
+        <w:rPr>
+          <w:rFonts w:ascii="Times New Roman" w:eastAsia="Times New Roman" w:hAnsi="Times New Roman" w:cs="Times New Roman"/>
+          <w:sz w:val="24"/>
+          <w:szCs w:val="24"/>
+          <w:lang w:eastAsia="ru-RU"/>
+        </w:rPr>
+        <w:t>исправляются ошибки;</w:t>
+      </w:r>
+    </w:p>
+    <w:p>
+      <w:pPr>
+        <w:numPr>
+          <w:ilvl w:val="0"/>
+          <w:numId w:val="9"/>
+        </w:numPr>
+        <w:spacing w:before="100" w:beforeAutospacing="1" w:after="100" w:afterAutospacing="1" w:line="240" w:lineRule="auto"/>
+        <w:rPr>
+          <w:rFonts w:ascii="Times New Roman" w:eastAsia="Times New Roman" w:hAnsi="Times New Roman" w:cs="Times New Roman"/>
+          <w:sz w:val="24"/>
+          <w:szCs w:val="24"/>
+          <w:lang w:eastAsia="ru-RU"/>
+        </w:rPr>
+      </w:pPr>
+      <w:r>
+        <w:rPr>
+          <w:rFonts w:ascii="Times New Roman" w:eastAsia="Times New Roman" w:hAnsi="Times New Roman" w:cs="Times New Roman"/>
+          <w:sz w:val="24"/>
+          <w:szCs w:val="24"/>
+          <w:lang w:eastAsia="ru-RU"/>
+        </w:rPr>
+        <w:t>добавляется новый функционал.</w:t>
+      </w:r>
+    </w:p>
+    <w:p>
+      <w:pPr>
+        <w:spacing w:after="0" w:line="240" w:lineRule="auto"/>
+        <w:rPr>
+          <w:rFonts w:ascii="Times New Roman" w:eastAsia="Times New Roman" w:hAnsi="Times New Roman" w:cs="Times New Roman"/>
+          <w:sz w:val="24"/>
+          <w:szCs w:val="24"/>
+          <w:lang w:eastAsia="ru-RU"/>
+        </w:rPr>
+      </w:pPr>
+    </w:p>
+    <w:p>
+      <w:pPr>
+        <w:spacing w:before="100" w:beforeAutospacing="1" w:after="100" w:afterAutospacing="1" w:line="240" w:lineRule="auto"/>
+        <w:outlineLvl w:val="1"/>
+        <w:rPr>
+          <w:rFonts w:ascii="Times New Roman" w:eastAsia="Times New Roman" w:hAnsi="Times New Roman" w:cs="Times New Roman"/>
+          <w:b/>
+          <w:bCs/>
+          <w:sz w:val="36"/>
+          <w:szCs w:val="36"/>
+          <w:lang w:eastAsia="ru-RU"/>
+        </w:rPr>
+      </w:pPr>
+      <w:r>
+        <w:rPr>
+          <w:rFonts w:ascii="Times New Roman" w:eastAsia="Times New Roman" w:hAnsi="Times New Roman" w:cs="Times New Roman"/>
+          <w:b/>
+          <w:bCs/>
+          <w:sz w:val="36"/>
+          <w:szCs w:val="36"/>
+          <w:lang w:eastAsia="ru-RU"/>
+        </w:rPr>
+        <w:t>1.2 Предварительная оценка проекта</w:t>
+      </w:r>
+    </w:p>
+    <w:p>
+      <w:pPr>
+        <w:spacing w:before="100" w:beforeAutospacing="1" w:after="100" w:afterAutospacing="1" w:line="240" w:lineRule="auto"/>
+        <w:rPr>
+          <w:rFonts w:ascii="Times New Roman" w:eastAsia="Times New Roman" w:hAnsi="Times New Roman" w:cs="Times New Roman"/>
+          <w:sz w:val="24"/>
+          <w:szCs w:val="24"/>
+          <w:lang w:eastAsia="ru-RU"/>
+        </w:rPr>
+      </w:pPr>
+      <w:r>
+        <w:rPr>
+          <w:rFonts w:ascii="Times New Roman" w:eastAsia="Times New Roman" w:hAnsi="Times New Roman" w:cs="Times New Roman"/>
+          <w:sz w:val="24"/>
+          <w:szCs w:val="24"/>
+          <w:lang w:eastAsia="ru-RU"/>
+        </w:rPr>
+        <w:t>Для разработки банковской информационной системы необходимо:</w:t>
+      </w:r>
+    </w:p>
+    <w:p>
+      <w:pPr>
+        <w:numPr>
+          <w:ilvl w:val="0"/>
+          <w:numId w:val="10"/>
+        </w:numPr>
+        <w:spacing w:before="100" w:beforeAutospacing="1" w:after="100" w:afterAutospacing="1" w:line="240" w:lineRule="auto"/>
+        <w:rPr>
+          <w:rFonts w:ascii="Times New Roman" w:eastAsia="Times New Roman" w:hAnsi="Times New Roman" w:cs="Times New Roman"/>
+          <w:sz w:val="24"/>
+          <w:szCs w:val="24"/>
+          <w:lang w:eastAsia="ru-RU"/>
+        </w:rPr>
+      </w:pPr>
+      <w:r>
+        <w:rPr>
+          <w:rFonts w:ascii="Times New Roman" w:eastAsia="Times New Roman" w:hAnsi="Times New Roman" w:cs="Times New Roman"/>
+          <w:sz w:val="24"/>
+          <w:szCs w:val="24"/>
+          <w:lang w:eastAsia="ru-RU"/>
+        </w:rPr>
+        <w:t>1 аналитик;</w:t>
+      </w:r>
+    </w:p>
+    <w:p>
+      <w:pPr>
+        <w:numPr>
+          <w:ilvl w:val="0"/>
+          <w:numId w:val="10"/>
+        </w:numPr>
+        <w:spacing w:before="100" w:beforeAutospacing="1" w:after="100" w:afterAutospacing="1" w:line="240" w:lineRule="auto"/>
+        <w:rPr>
+          <w:rFonts w:ascii="Times New Roman" w:eastAsia="Times New Roman" w:hAnsi="Times New Roman" w:cs="Times New Roman"/>
+          <w:sz w:val="24"/>
+          <w:szCs w:val="24"/>
+          <w:lang w:eastAsia="ru-RU"/>
+        </w:rPr>
+      </w:pPr>
+      <w:r>
+        <w:rPr>
+          <w:rFonts w:ascii="Times New Roman" w:eastAsia="Times New Roman" w:hAnsi="Times New Roman" w:cs="Times New Roman"/>
+          <w:sz w:val="24"/>
+          <w:szCs w:val="24"/>
+          <w:lang w:eastAsia="ru-RU"/>
+        </w:rPr>
+        <w:t>2 программиста;</w:t>
+      </w:r>
+    </w:p>
+    <w:p>
+      <w:pPr>
+        <w:numPr>
+          <w:ilvl w:val="0"/>
+          <w:numId w:val="10"/>
+        </w:numPr>
+        <w:spacing w:before="100" w:beforeAutospacing="1" w:after="100" w:afterAutospacing="1" w:line="240" w:lineRule="auto"/>
+        <w:rPr>
+          <w:rFonts w:ascii="Times New Roman" w:eastAsia="Times New Roman" w:hAnsi="Times New Roman" w:cs="Times New Roman"/>
+          <w:sz w:val="24"/>
+          <w:szCs w:val="24"/>
+          <w:lang w:eastAsia="ru-RU"/>
+        </w:rPr>
+      </w:pPr>
+      <w:r>
+        <w:rPr>
+          <w:rFonts w:ascii="Times New Roman" w:eastAsia="Times New Roman" w:hAnsi="Times New Roman" w:cs="Times New Roman"/>
+          <w:sz w:val="24"/>
+          <w:szCs w:val="24"/>
+          <w:lang w:eastAsia="ru-RU"/>
+        </w:rPr>
+        <w:t>1 тестировщик.</w:t>
+      </w:r>
+    </w:p>
+    <w:p>
+      <w:pPr>
+        <w:spacing w:before="100" w:beforeAutospacing="1" w:after="100" w:afterAutospacing="1" w:line="240" w:lineRule="auto"/>
+        <w:rPr>
+          <w:rFonts w:ascii="Times New Roman" w:eastAsia="Times New Roman" w:hAnsi="Times New Roman" w:cs="Times New Roman"/>
+          <w:sz w:val="24"/>
+          <w:szCs w:val="24"/>
+          <w:lang w:eastAsia="ru-RU"/>
+        </w:rPr>
+      </w:pPr>
+      <w:r>
+        <w:rPr>
+          <w:rFonts w:ascii="Times New Roman" w:eastAsia="Times New Roman" w:hAnsi="Times New Roman" w:cs="Times New Roman"/>
+          <w:sz w:val="24"/>
+          <w:szCs w:val="24"/>
+          <w:lang w:eastAsia="ru-RU"/>
+        </w:rPr>
+        <w:t>Предполагаемый срок разработки:</w:t>
+      </w:r>
+    </w:p>
+    <w:p>
+      <w:pPr>
+        <w:numPr>
+          <w:ilvl w:val="0"/>
+          <w:numId w:val="11"/>
+        </w:numPr>
+        <w:spacing w:before="100" w:beforeAutospacing="1" w:after="100" w:afterAutospacing="1" w:line="240" w:lineRule="auto"/>
+        <w:rPr>
+          <w:rFonts w:ascii="Times New Roman" w:eastAsia="Times New Roman" w:hAnsi="Times New Roman" w:cs="Times New Roman"/>
+          <w:sz w:val="24"/>
+          <w:szCs w:val="24"/>
+          <w:lang w:eastAsia="ru-RU"/>
+        </w:rPr>
+      </w:pPr>
+      <w:r>
+        <w:rPr>
+          <w:rFonts w:ascii="Times New Roman" w:eastAsia="Times New Roman" w:hAnsi="Times New Roman" w:cs="Times New Roman"/>
+          <w:sz w:val="24"/>
+          <w:szCs w:val="24"/>
+          <w:lang w:eastAsia="ru-RU"/>
+        </w:rPr>
+        <w:lastRenderedPageBreak/>
+        <w:t>2–3 месяца.</w:t>
+      </w:r>
+    </w:p>
+    <w:p>
+      <w:pPr>
+        <w:spacing w:before="100" w:beforeAutospacing="1" w:after="100" w:afterAutospacing="1" w:line="240" w:lineRule="auto"/>
+        <w:rPr>
+          <w:rFonts w:ascii="Times New Roman" w:eastAsia="Times New Roman" w:hAnsi="Times New Roman" w:cs="Times New Roman"/>
+          <w:sz w:val="24"/>
+          <w:szCs w:val="24"/>
+          <w:lang w:eastAsia="ru-RU"/>
+        </w:rPr>
+      </w:pPr>
+      <w:r>
+        <w:rPr>
+          <w:rFonts w:ascii="Times New Roman" w:eastAsia="Times New Roman" w:hAnsi="Times New Roman" w:cs="Times New Roman"/>
+          <w:sz w:val="24"/>
+          <w:szCs w:val="24"/>
+          <w:lang w:eastAsia="ru-RU"/>
+        </w:rPr>
+        <w:t>Основные риски проекта:</w:t>
+      </w:r>
+    </w:p>
+    <w:p>
+      <w:pPr>
+        <w:numPr>
+          <w:ilvl w:val="0"/>
+          <w:numId w:val="12"/>
+        </w:numPr>
+        <w:spacing w:before="100" w:beforeAutospacing="1" w:after="100" w:afterAutospacing="1" w:line="240" w:lineRule="auto"/>
+        <w:rPr>
+          <w:rFonts w:ascii="Times New Roman" w:eastAsia="Times New Roman" w:hAnsi="Times New Roman" w:cs="Times New Roman"/>
+          <w:sz w:val="24"/>
+          <w:szCs w:val="24"/>
+          <w:lang w:eastAsia="ru-RU"/>
+        </w:rPr>
+      </w:pPr>
+      <w:r>
+        <w:rPr>
+          <w:rFonts w:ascii="Times New Roman" w:eastAsia="Times New Roman" w:hAnsi="Times New Roman" w:cs="Times New Roman"/>
+          <w:sz w:val="24"/>
+          <w:szCs w:val="24"/>
+          <w:lang w:eastAsia="ru-RU"/>
+        </w:rPr>
+        <w:t>ошибки обработки финансовых операций;</w:t>
+      </w:r>
+    </w:p>
+    <w:p>
+      <w:pPr>
+        <w:numPr>
+          <w:ilvl w:val="0"/>
+          <w:numId w:val="12"/>
+        </w:numPr>
+        <w:spacing w:before="100" w:beforeAutospacing="1" w:after="100" w:afterAutospacing="1" w:line="240" w:lineRule="auto"/>
+        <w:rPr>
+          <w:rFonts w:ascii="Times New Roman" w:eastAsia="Times New Roman" w:hAnsi="Times New Roman" w:cs="Times New Roman"/>
+          <w:sz w:val="24"/>
+          <w:szCs w:val="24"/>
+          <w:lang w:eastAsia="ru-RU"/>
+        </w:rPr>
+      </w:pPr>
+      <w:r>
+        <w:rPr>
+          <w:rFonts w:ascii="Times New Roman" w:eastAsia="Times New Roman" w:hAnsi="Times New Roman" w:cs="Times New Roman"/>
+          <w:sz w:val="24"/>
+          <w:szCs w:val="24"/>
+          <w:lang w:eastAsia="ru-RU"/>
+        </w:rPr>
+        <w:t>утечка персональных данных;</w:t>
+      </w:r>
+    </w:p>
+    <w:p>
+      <w:pPr>
+        <w:numPr>
+          <w:ilvl w:val="0"/>
+          <w:numId w:val="12"/>
+        </w:numPr>
+        <w:spacing w:before="100" w:beforeAutospacing="1" w:after="100" w:afterAutospacing="1" w:line="240" w:lineRule="auto"/>
+        <w:rPr>
+          <w:rFonts w:ascii="Times New Roman" w:eastAsia="Times New Roman" w:hAnsi="Times New Roman" w:cs="Times New Roman"/>
+          <w:sz w:val="24"/>
+          <w:szCs w:val="24"/>
+          <w:lang w:eastAsia="ru-RU"/>
+        </w:rPr>
+      </w:pPr>
+      <w:r>
+        <w:rPr>
+          <w:rFonts w:ascii="Times New Roman" w:eastAsia="Times New Roman" w:hAnsi="Times New Roman" w:cs="Times New Roman"/>
+          <w:sz w:val="24"/>
+          <w:szCs w:val="24"/>
+          <w:lang w:eastAsia="ru-RU"/>
+        </w:rPr>
+        <w:t>высокая сложность тестирования;</w:t>
+      </w:r>
+    </w:p>
+    <w:p>
+      <w:pPr>
+        <w:numPr>
+          <w:ilvl w:val="0"/>
+          <w:numId w:val="12"/>
+        </w:numPr>
+        <w:spacing w:before="100" w:beforeAutospacing="1" w:after="100" w:afterAutospacing="1" w:line="240" w:lineRule="auto"/>
+        <w:rPr>
+          <w:rFonts w:ascii="Times New Roman" w:eastAsia="Times New Roman" w:hAnsi="Times New Roman" w:cs="Times New Roman"/>
+          <w:sz w:val="24"/>
+          <w:szCs w:val="24"/>
+          <w:lang w:eastAsia="ru-RU"/>
+        </w:rPr>
+      </w:pPr>
+      <w:r>
+        <w:rPr>
+          <w:rFonts w:ascii="Times New Roman" w:eastAsia="Times New Roman" w:hAnsi="Times New Roman" w:cs="Times New Roman"/>
+          <w:sz w:val="24"/>
+          <w:szCs w:val="24"/>
+          <w:lang w:eastAsia="ru-RU"/>
+        </w:rPr>
+        <w:t>необходимость защиты информации.</w:t>
+      </w:r>
+    </w:p>
+    <w:p>
+      <w:pPr>
+        <w:spacing w:before="100" w:beforeAutospacing="1" w:after="100" w:afterAutospacing="1" w:line="240" w:lineRule="auto"/>
+        <w:rPr>
+          <w:rFonts w:ascii="Times New Roman" w:eastAsia="Times New Roman" w:hAnsi="Times New Roman" w:cs="Times New Roman"/>
+          <w:sz w:val="24"/>
+          <w:szCs w:val="24"/>
+          <w:lang w:eastAsia="ru-RU"/>
+        </w:rPr>
+      </w:pPr>
+      <w:r>
+        <w:rPr>
+          <w:rFonts w:ascii="Times New Roman" w:eastAsia="Times New Roman" w:hAnsi="Times New Roman" w:cs="Times New Roman"/>
+          <w:sz w:val="24"/>
+          <w:szCs w:val="24"/>
+          <w:lang w:eastAsia="ru-RU"/>
+        </w:rPr>
+        <w:t>Предварительно проект оценивается как проект средней сложности.</w:t>
+      </w:r>
+    </w:p>
+    <w:p>
+      <w:pPr>
+        <w:spacing w:after="0" w:line="240" w:lineRule="auto"/>
+        <w:rPr>
+          <w:rFonts w:ascii="Times New Roman" w:eastAsia="Times New Roman" w:hAnsi="Times New Roman" w:cs="Times New Roman"/>
+          <w:sz w:val="24"/>
+          <w:szCs w:val="24"/>
+          <w:lang w:eastAsia="ru-RU"/>
+        </w:rPr>
+      </w:pPr>
+    </w:p>
+    <w:p>
+      <w:pPr>
+        <w:spacing w:before="100" w:beforeAutospacing="1" w:after="100" w:afterAutospacing="1" w:line="240" w:lineRule="auto"/>
+        <w:outlineLvl w:val="0"/>
+        <w:rPr>
+          <w:rFonts w:ascii="Times New Roman" w:eastAsia="Times New Roman" w:hAnsi="Times New Roman" w:cs="Times New Roman"/>
+          <w:b/>
+          <w:bCs/>
+          <w:kern w:val="36"/>
+          <w:sz w:val="48"/>
+          <w:szCs w:val="48"/>
+          <w:lang w:eastAsia="ru-RU"/>
+        </w:rPr>
+      </w:pPr>
+      <w:r>
+        <w:rPr>
+          <w:rFonts w:ascii="Times New Roman" w:eastAsia="Times New Roman" w:hAnsi="Times New Roman" w:cs="Times New Roman"/>
+          <w:b/>
+          <w:bCs/>
+          <w:kern w:val="36"/>
+          <w:sz w:val="48"/>
+          <w:szCs w:val="48"/>
+          <w:lang w:eastAsia="ru-RU"/>
+        </w:rPr>
+        <w:t>2. Размерно-ориентированные метрики (LOC)</w:t>
+      </w:r>
+    </w:p>
+    <w:p>
+      <w:pPr>
+        <w:spacing w:before="100" w:beforeAutospacing="1" w:after="100" w:afterAutospacing="1" w:line="240" w:lineRule="auto"/>
+        <w:rPr>
+          <w:rFonts w:ascii="Times New Roman" w:eastAsia="Times New Roman" w:hAnsi="Times New Roman" w:cs="Times New Roman"/>
+          <w:sz w:val="24"/>
+          <w:szCs w:val="24"/>
+          <w:lang w:eastAsia="ru-RU"/>
+        </w:rPr>
+      </w:pPr>
+      <w:r>
+        <w:rPr>
+          <w:rFonts w:ascii="Times New Roman" w:eastAsia="Times New Roman" w:hAnsi="Times New Roman" w:cs="Times New Roman"/>
+          <w:sz w:val="24"/>
+          <w:szCs w:val="24"/>
+          <w:lang w:eastAsia="ru-RU"/>
+        </w:rPr>
+        <w:t>LOC (Lines Of Code) — метрика, определяющая сложность проекта на основе количества строк программного кода.</w:t>
+      </w:r>
+    </w:p>
+    <w:p>
+      <w:pPr>
+        <w:spacing w:before="100" w:beforeAutospacing="1" w:after="100" w:afterAutospacing="1" w:line="240" w:lineRule="auto"/>
+        <w:outlineLvl w:val="1"/>
+        <w:rPr>
+          <w:rFonts w:ascii="Times New Roman" w:eastAsia="Times New Roman" w:hAnsi="Times New Roman" w:cs="Times New Roman"/>
+          <w:b/>
+          <w:bCs/>
+          <w:sz w:val="36"/>
+          <w:szCs w:val="36"/>
+          <w:lang w:eastAsia="ru-RU"/>
+        </w:rPr>
+      </w:pPr>
+      <w:r>
+        <w:rPr>
+          <w:rFonts w:ascii="Times New Roman" w:eastAsia="Times New Roman" w:hAnsi="Times New Roman" w:cs="Times New Roman"/>
+          <w:b/>
+          <w:bCs/>
+          <w:sz w:val="36"/>
+          <w:szCs w:val="36"/>
+          <w:lang w:eastAsia="ru-RU"/>
+        </w:rPr>
+        <w:t>2.1 Оценка модулей системы</w:t>
+      </w:r>
+    </w:p>
+    <w:tbl>
+      <w:tblPr>
+        <w:tblW w:w="0" w:type="auto"/>
+        <w:tblCellSpacing w:w="15" w:type="dxa"/>
+        <w:tblCellMar>
+          <w:top w:w="15" w:type="dxa"/>
+          <w:left w:w="15" w:type="dxa"/>
+          <w:bottom w:w="15" w:type="dxa"/>
+          <w:right w:w="15" w:type="dxa"/>
+        </w:tblCellMar>
+        <w:tblLook w:val="04A0" w:firstRow="1" w:lastRow="0" w:firstColumn="1" w:lastColumn="0" w:noHBand="0" w:noVBand="1"/>
+      </w:tblPr>
+      <w:tblGrid>
+        <w:gridCol w:w="2953"/>
+        <w:gridCol w:w="3068"/>
+        <w:gridCol w:w="3334"/>
+      </w:tblGrid>
+      <w:tr>
+        <w:trPr>
+          <w:tblHeader/>
+          <w:tblCellSpacing w:w="15" w:type="dxa"/>
+        </w:trPr>
+        <w:tc>
+          <w:tcPr>
+            <w:tcW w:w="0" w:type="auto"/>
+            <w:vAlign w:val="center"/>
+            <w:hideMark/>
+          </w:tcPr>
+          <w:p>
+            <w:pPr>
+              <w:spacing w:after="0" w:line="240" w:lineRule="auto"/>
+              <w:jc w:val="center"/>
+              <w:rPr>
+                <w:rFonts w:ascii="Times New Roman" w:eastAsia="Times New Roman" w:hAnsi="Times New Roman" w:cs="Times New Roman"/>
+                <w:b/>
+                <w:bCs/>
+                <w:sz w:val="24"/>
+                <w:szCs w:val="24"/>
+                <w:lang w:eastAsia="ru-RU"/>
+              </w:rPr>
+            </w:pPr>
+            <w:r>
+              <w:rPr>
+                <w:rFonts w:ascii="Times New Roman" w:eastAsia="Times New Roman" w:hAnsi="Times New Roman" w:cs="Times New Roman"/>
+                <w:b/>
+                <w:bCs/>
+                <w:sz w:val="24"/>
+                <w:szCs w:val="24"/>
+                <w:lang w:eastAsia="ru-RU"/>
+              </w:rPr>
+              <w:t>Модуль программы</w:t>
+            </w:r>
+          </w:p>
+        </w:tc>
+        <w:tc>
+          <w:tcPr>
+            <w:tcW w:w="0" w:type="auto"/>
+            <w:vAlign w:val="center"/>
+            <w:hideMark/>
+          </w:tcPr>
+          <w:p>
+            <w:pPr>
+              <w:spacing w:after="0" w:line="240" w:lineRule="auto"/>
+              <w:jc w:val="center"/>
+              <w:rPr>
+                <w:rFonts w:ascii="Times New Roman" w:eastAsia="Times New Roman" w:hAnsi="Times New Roman" w:cs="Times New Roman"/>
+                <w:b/>
+                <w:bCs/>
+                <w:sz w:val="24"/>
+                <w:szCs w:val="24"/>
+                <w:lang w:eastAsia="ru-RU"/>
+              </w:rPr>
+            </w:pPr>
+            <w:r>
+              <w:rPr>
+                <w:rFonts w:ascii="Times New Roman" w:eastAsia="Times New Roman" w:hAnsi="Times New Roman" w:cs="Times New Roman"/>
+                <w:b/>
+                <w:bCs/>
+                <w:sz w:val="24"/>
+                <w:szCs w:val="24"/>
+                <w:lang w:eastAsia="ru-RU"/>
+              </w:rPr>
+              <w:t>Количество строк кода (LOC)</w:t>
+            </w:r>
+          </w:p>
+        </w:tc>
+        <w:tc>
+          <w:tcPr>
+            <w:tcW w:w="0" w:type="auto"/>
+            <w:vAlign w:val="center"/>
+            <w:hideMark/>
+          </w:tcPr>
+          <w:p>
+            <w:pPr>
+              <w:spacing w:after="0" w:line="240" w:lineRule="auto"/>
+              <w:jc w:val="center"/>
+              <w:rPr>
+                <w:rFonts w:ascii="Times New Roman" w:eastAsia="Times New Roman" w:hAnsi="Times New Roman" w:cs="Times New Roman"/>
+                <w:b/>
+                <w:bCs/>
+                <w:sz w:val="24"/>
+                <w:szCs w:val="24"/>
+                <w:lang w:eastAsia="ru-RU"/>
+              </w:rPr>
+            </w:pPr>
+            <w:r>
+              <w:rPr>
+                <w:rFonts w:ascii="Times New Roman" w:eastAsia="Times New Roman" w:hAnsi="Times New Roman" w:cs="Times New Roman"/>
+                <w:b/>
+                <w:bCs/>
+                <w:sz w:val="24"/>
+                <w:szCs w:val="24"/>
+                <w:lang w:eastAsia="ru-RU"/>
+              </w:rPr>
+              <w:t>Комментарии</w:t>
+            </w:r>
+          </w:p>
+        </w:tc>
+      </w:tr>
+      <w:tr>
+        <w:trPr>
+          <w:tblCellSpacing w:w="15" w:type="dxa"/>
+        </w:trPr>
+        <w:tc>
+          <w:tcPr>
+            <w:tcW w:w="0" w:type="auto"/>
+            <w:vAlign w:val="center"/>
+            <w:hideMark/>
+          </w:tcPr>
+          <w:p>
+            <w:pPr>
+              <w:spacing w:after="0" w:line="240" w:lineRule="auto"/>
+              <w:rPr>
+                <w:rFonts w:ascii="Times New Roman" w:eastAsia="Times New Roman" w:hAnsi="Times New Roman" w:cs="Times New Roman"/>
+                <w:sz w:val="24"/>
+                <w:szCs w:val="24"/>
+                <w:lang w:eastAsia="ru-RU"/>
+              </w:rPr>
+            </w:pPr>
+            <w:r>
+              <w:rPr>
+                <w:rFonts w:ascii="Times New Roman" w:eastAsia="Times New Roman" w:hAnsi="Times New Roman" w:cs="Times New Roman"/>
+                <w:sz w:val="24"/>
+                <w:szCs w:val="24"/>
+                <w:lang w:eastAsia="ru-RU"/>
+              </w:rPr>
+              <w:t>Модуль авторизации</w:t>
+            </w:r>
+          </w:p>
+        </w:tc>
+        <w:tc>
+          <w:tcPr>
+            <w:tcW w:w="0" w:type="auto"/>
+            <w:vAlign w:val="center"/>
+            <w:hideMark/>
+          </w:tcPr>
+          <w:p>
+            <w:pPr>
+              <w:spacing w:after="0" w:line="240" w:lineRule="auto"/>
+              <w:rPr>
+                <w:rFonts w:ascii="Times New Roman" w:eastAsia="Times New Roman" w:hAnsi="Times New Roman" w:cs="Times New Roman"/>
+                <w:sz w:val="24"/>
+                <w:szCs w:val="24"/>
+                <w:lang w:eastAsia="ru-RU"/>
+              </w:rPr>
+            </w:pPr>
+            <w:r>
+              <w:rPr>
+                <w:rFonts w:ascii="Times New Roman" w:eastAsia="Times New Roman" w:hAnsi="Times New Roman" w:cs="Times New Roman"/>
+                <w:sz w:val="24"/>
+                <w:szCs w:val="24"/>
+                <w:lang w:eastAsia="ru-RU"/>
+              </w:rPr>
+              <w:t>180</w:t>
+            </w:r>
+          </w:p>
+        </w:tc>
+        <w:tc>
+          <w:tcPr>
+            <w:tcW w:w="0" w:type="auto"/>
+            <w:vAlign w:val="center"/>
+            <w:hideMark/>
+          </w:tcPr>
+          <w:p>
+            <w:pPr>
+              <w:spacing w:after="0" w:line="240" w:lineRule="auto"/>
+              <w:rPr>
+                <w:rFonts w:ascii="Times New Roman" w:eastAsia="Times New Roman" w:hAnsi="Times New Roman" w:cs="Times New Roman"/>
+                <w:sz w:val="24"/>
+                <w:szCs w:val="24"/>
+                <w:lang w:eastAsia="ru-RU"/>
+              </w:rPr>
+            </w:pPr>
+            <w:r>
+              <w:rPr>
+                <w:rFonts w:ascii="Times New Roman" w:eastAsia="Times New Roman" w:hAnsi="Times New Roman" w:cs="Times New Roman"/>
+                <w:sz w:val="24"/>
+                <w:szCs w:val="24"/>
+                <w:lang w:eastAsia="ru-RU"/>
+              </w:rPr>
+              <w:t>Проверка логина и пароля</w:t>
+            </w:r>
+          </w:p>
+        </w:tc>
+      </w:tr>
+      <w:tr>
+        <w:trPr>
+          <w:tblCellSpacing w:w="15" w:type="dxa"/>
+        </w:trPr>
+        <w:tc>
+          <w:tcPr>
+            <w:tcW w:w="0" w:type="auto"/>
+            <w:vAlign w:val="center"/>
+            <w:hideMark/>
+          </w:tcPr>
+          <w:p>
+            <w:pPr>
+              <w:spacing w:after="0" w:line="240" w:lineRule="auto"/>
+              <w:rPr>
+                <w:rFonts w:ascii="Times New Roman" w:eastAsia="Times New Roman" w:hAnsi="Times New Roman" w:cs="Times New Roman"/>
+                <w:sz w:val="24"/>
+                <w:szCs w:val="24"/>
+                <w:lang w:eastAsia="ru-RU"/>
+              </w:rPr>
+            </w:pPr>
+            <w:r>
+              <w:rPr>
+                <w:rFonts w:ascii="Times New Roman" w:eastAsia="Times New Roman" w:hAnsi="Times New Roman" w:cs="Times New Roman"/>
+                <w:sz w:val="24"/>
+                <w:szCs w:val="24"/>
+                <w:lang w:eastAsia="ru-RU"/>
+              </w:rPr>
+              <w:t>Модуль клиентов</w:t>
+            </w:r>
+          </w:p>
+        </w:tc>
+        <w:tc>
+          <w:tcPr>
+            <w:tcW w:w="0" w:type="auto"/>
+            <w:vAlign w:val="center"/>
+            <w:hideMark/>
+          </w:tcPr>
+          <w:p>
+            <w:pPr>
+              <w:spacing w:after="0" w:line="240" w:lineRule="auto"/>
+              <w:rPr>
+                <w:rFonts w:ascii="Times New Roman" w:eastAsia="Times New Roman" w:hAnsi="Times New Roman" w:cs="Times New Roman"/>
+                <w:sz w:val="24"/>
+                <w:szCs w:val="24"/>
+                <w:lang w:eastAsia="ru-RU"/>
+              </w:rPr>
+            </w:pPr>
+            <w:r>
+              <w:rPr>
+                <w:rFonts w:ascii="Times New Roman" w:eastAsia="Times New Roman" w:hAnsi="Times New Roman" w:cs="Times New Roman"/>
+                <w:sz w:val="24"/>
+                <w:szCs w:val="24"/>
+                <w:lang w:eastAsia="ru-RU"/>
+              </w:rPr>
+              <w:t>240</w:t>
+            </w:r>
+          </w:p>
+        </w:tc>
+        <w:tc>
+          <w:tcPr>
+            <w:tcW w:w="0" w:type="auto"/>
+            <w:vAlign w:val="center"/>
+            <w:hideMark/>
+          </w:tcPr>
+          <w:p>
+            <w:pPr>
+              <w:spacing w:after="0" w:line="240" w:lineRule="auto"/>
+              <w:rPr>
+                <w:rFonts w:ascii="Times New Roman" w:eastAsia="Times New Roman" w:hAnsi="Times New Roman" w:cs="Times New Roman"/>
+                <w:sz w:val="24"/>
+                <w:szCs w:val="24"/>
+                <w:lang w:eastAsia="ru-RU"/>
+              </w:rPr>
+            </w:pPr>
+            <w:r>
+              <w:rPr>
+                <w:rFonts w:ascii="Times New Roman" w:eastAsia="Times New Roman" w:hAnsi="Times New Roman" w:cs="Times New Roman"/>
+                <w:sz w:val="24"/>
+                <w:szCs w:val="24"/>
+                <w:lang w:eastAsia="ru-RU"/>
+              </w:rPr>
+              <w:t>Работа с данными клиентов</w:t>
+            </w:r>
+          </w:p>
+        </w:tc>
+      </w:tr>
+      <w:tr>
+        <w:trPr>
+          <w:tblCellSpacing w:w="15" w:type="dxa"/>
+        </w:trPr>
+        <w:tc>
+          <w:tcPr>
+            <w:tcW w:w="0" w:type="auto"/>
+            <w:vAlign w:val="center"/>
+            <w:hideMark/>
+          </w:tcPr>
+          <w:p>
+            <w:pPr>
+              <w:spacing w:after="0" w:line="240" w:lineRule="auto"/>
+              <w:rPr>
+                <w:rFonts w:ascii="Times New Roman" w:eastAsia="Times New Roman" w:hAnsi="Times New Roman" w:cs="Times New Roman"/>
+                <w:sz w:val="24"/>
+                <w:szCs w:val="24"/>
+                <w:lang w:eastAsia="ru-RU"/>
+              </w:rPr>
+            </w:pPr>
+            <w:r>
+              <w:rPr>
+                <w:rFonts w:ascii="Times New Roman" w:eastAsia="Times New Roman" w:hAnsi="Times New Roman" w:cs="Times New Roman"/>
+                <w:sz w:val="24"/>
+                <w:szCs w:val="24"/>
+                <w:lang w:eastAsia="ru-RU"/>
+              </w:rPr>
+              <w:t>Модуль счетов</w:t>
+            </w:r>
+          </w:p>
+        </w:tc>
+        <w:tc>
+          <w:tcPr>
+            <w:tcW w:w="0" w:type="auto"/>
+            <w:vAlign w:val="center"/>
+            <w:hideMark/>
+          </w:tcPr>
+          <w:p>
+            <w:pPr>
+              <w:spacing w:after="0" w:line="240" w:lineRule="auto"/>
+              <w:rPr>
+                <w:rFonts w:ascii="Times New Roman" w:eastAsia="Times New Roman" w:hAnsi="Times New Roman" w:cs="Times New Roman"/>
+                <w:sz w:val="24"/>
+                <w:szCs w:val="24"/>
+                <w:lang w:eastAsia="ru-RU"/>
+              </w:rPr>
+            </w:pPr>
+            <w:r>
+              <w:rPr>
+                <w:rFonts w:ascii="Times New Roman" w:eastAsia="Times New Roman" w:hAnsi="Times New Roman" w:cs="Times New Roman"/>
+                <w:sz w:val="24"/>
+                <w:szCs w:val="24"/>
+                <w:lang w:eastAsia="ru-RU"/>
+              </w:rPr>
+              <w:t>260</w:t>
+            </w:r>
+          </w:p>
+        </w:tc>
+        <w:tc>
+          <w:tcPr>
+            <w:tcW w:w="0" w:type="auto"/>
+            <w:vAlign w:val="center"/>
+            <w:hideMark/>
+          </w:tcPr>
+          <w:p>
+            <w:pPr>
+              <w:spacing w:after="0" w:line="240" w:lineRule="auto"/>
+              <w:rPr>
+                <w:rFonts w:ascii="Times New Roman" w:eastAsia="Times New Roman" w:hAnsi="Times New Roman" w:cs="Times New Roman"/>
+                <w:sz w:val="24"/>
+                <w:szCs w:val="24"/>
+                <w:lang w:eastAsia="ru-RU"/>
+              </w:rPr>
+            </w:pPr>
+            <w:r>
+              <w:rPr>
+                <w:rFonts w:ascii="Times New Roman" w:eastAsia="Times New Roman" w:hAnsi="Times New Roman" w:cs="Times New Roman"/>
+                <w:sz w:val="24"/>
+                <w:szCs w:val="24"/>
+                <w:lang w:eastAsia="ru-RU"/>
+              </w:rPr>
+              <w:t>Управление банковскими счетами</w:t>
+            </w:r>
+          </w:p>
+        </w:tc>
+      </w:tr>
+      <w:tr>
+        <w:trPr>
+          <w:tblCellSpacing w:w="15" w:type="dxa"/>
+        </w:trPr>
+        <w:tc>
+          <w:tcPr>
+            <w:tcW w:w="0" w:type="auto"/>
+            <w:vAlign w:val="center"/>
+            <w:hideMark/>
+          </w:tcPr>
+          <w:p>
+            <w:pPr>
+              <w:spacing w:after="0" w:line="240" w:lineRule="auto"/>
+              <w:rPr>
+                <w:rFonts w:ascii="Times New Roman" w:eastAsia="Times New Roman" w:hAnsi="Times New Roman" w:cs="Times New Roman"/>
+                <w:sz w:val="24"/>
+                <w:szCs w:val="24"/>
+                <w:lang w:eastAsia="ru-RU"/>
+              </w:rPr>
+            </w:pPr>
+            <w:r>
+              <w:rPr>
+                <w:rFonts w:ascii="Times New Roman" w:eastAsia="Times New Roman" w:hAnsi="Times New Roman" w:cs="Times New Roman"/>
+                <w:sz w:val="24"/>
+                <w:szCs w:val="24"/>
+                <w:lang w:eastAsia="ru-RU"/>
+              </w:rPr>
+              <w:t>Модуль транзакций</w:t>
+            </w:r>
+          </w:p>
+        </w:tc>
+        <w:tc>
+          <w:tcPr>
+            <w:tcW w:w="0" w:type="auto"/>
+            <w:vAlign w:val="center"/>
+            <w:hideMark/>
+          </w:tcPr>
+          <w:p>
+            <w:pPr>
+              <w:spacing w:after="0" w:line="240" w:lineRule="auto"/>
+              <w:rPr>
+                <w:rFonts w:ascii="Times New Roman" w:eastAsia="Times New Roman" w:hAnsi="Times New Roman" w:cs="Times New Roman"/>
+                <w:sz w:val="24"/>
+                <w:szCs w:val="24"/>
+                <w:lang w:eastAsia="ru-RU"/>
+              </w:rPr>
+            </w:pPr>
+            <w:r>
+              <w:rPr>
+                <w:rFonts w:ascii="Times New Roman" w:eastAsia="Times New Roman" w:hAnsi="Times New Roman" w:cs="Times New Roman"/>
+                <w:sz w:val="24"/>
+                <w:szCs w:val="24"/>
+                <w:lang w:eastAsia="ru-RU"/>
+              </w:rPr>
+              <w:t>310</w:t>
+            </w:r>
+          </w:p>
+        </w:tc>
+        <w:tc>
+          <w:tcPr>
+            <w:tcW w:w="0" w:type="auto"/>
+            <w:vAlign w:val="center"/>
+            <w:hideMark/>
+          </w:tcPr>
+          <w:p>
+            <w:pPr>
+              <w:spacing w:after="0" w:line="240" w:lineRule="auto"/>
+              <w:rPr>
+                <w:rFonts w:ascii="Times New Roman" w:eastAsia="Times New Roman" w:hAnsi="Times New Roman" w:cs="Times New Roman"/>
+                <w:sz w:val="24"/>
+                <w:szCs w:val="24"/>
+                <w:lang w:eastAsia="ru-RU"/>
+              </w:rPr>
+            </w:pPr>
+            <w:r>
+              <w:rPr>
+                <w:rFonts w:ascii="Times New Roman" w:eastAsia="Times New Roman" w:hAnsi="Times New Roman" w:cs="Times New Roman"/>
+                <w:sz w:val="24"/>
+                <w:szCs w:val="24"/>
+                <w:lang w:eastAsia="ru-RU"/>
+              </w:rPr>
+              <w:t>Выполнение переводов</w:t>
+            </w:r>
+          </w:p>
+        </w:tc>
+      </w:tr>
+      <w:tr>
+        <w:trPr>
+          <w:tblCellSpacing w:w="15" w:type="dxa"/>
+        </w:trPr>
+        <w:tc>
+          <w:tcPr>
+            <w:tcW w:w="0" w:type="auto"/>
+            <w:vAlign w:val="center"/>
+            <w:hideMark/>
+          </w:tcPr>
+          <w:p>
+            <w:pPr>
+              <w:spacing w:after="0" w:line="240" w:lineRule="auto"/>
+              <w:rPr>
+                <w:rFonts w:ascii="Times New Roman" w:eastAsia="Times New Roman" w:hAnsi="Times New Roman" w:cs="Times New Roman"/>
+                <w:sz w:val="24"/>
+                <w:szCs w:val="24"/>
+                <w:lang w:eastAsia="ru-RU"/>
+              </w:rPr>
+            </w:pPr>
+            <w:r>
+              <w:rPr>
+                <w:rFonts w:ascii="Times New Roman" w:eastAsia="Times New Roman" w:hAnsi="Times New Roman" w:cs="Times New Roman"/>
+                <w:sz w:val="24"/>
+                <w:szCs w:val="24"/>
+                <w:lang w:eastAsia="ru-RU"/>
+              </w:rPr>
+              <w:t>База данных</w:t>
+            </w:r>
+          </w:p>
+        </w:tc>
+        <w:tc>
+          <w:tcPr>
+            <w:tcW w:w="0" w:type="auto"/>
+            <w:vAlign w:val="center"/>
+            <w:hideMark/>
+          </w:tcPr>
+          <w:p>
+            <w:pPr>
+              <w:spacing w:after="0" w:line="240" w:lineRule="auto"/>
+              <w:rPr>
+                <w:rFonts w:ascii="Times New Roman" w:eastAsia="Times New Roman" w:hAnsi="Times New Roman" w:cs="Times New Roman"/>
+                <w:sz w:val="24"/>
+                <w:szCs w:val="24"/>
+                <w:lang w:eastAsia="ru-RU"/>
+              </w:rPr>
+            </w:pPr>
+            <w:r>
+              <w:rPr>
+                <w:rFonts w:ascii="Times New Roman" w:eastAsia="Times New Roman" w:hAnsi="Times New Roman" w:cs="Times New Roman"/>
+                <w:sz w:val="24"/>
+                <w:szCs w:val="24"/>
+                <w:lang w:eastAsia="ru-RU"/>
+              </w:rPr>
+              <w:t>190</w:t>
+            </w:r>
+          </w:p>
+        </w:tc>
+        <w:tc>
+          <w:tcPr>
+            <w:tcW w:w="0" w:type="auto"/>
+            <w:vAlign w:val="center"/>
+            <w:hideMark/>
+          </w:tcPr>
+          <w:p>
+            <w:pPr>
+              <w:spacing w:after="0" w:line="240" w:lineRule="auto"/>
+              <w:rPr>
+                <w:rFonts w:ascii="Times New Roman" w:eastAsia="Times New Roman" w:hAnsi="Times New Roman" w:cs="Times New Roman"/>
+                <w:sz w:val="24"/>
+                <w:szCs w:val="24"/>
+                <w:lang w:eastAsia="ru-RU"/>
+              </w:rPr>
+            </w:pPr>
+            <w:r>
+              <w:rPr>
+                <w:rFonts w:ascii="Times New Roman" w:eastAsia="Times New Roman" w:hAnsi="Times New Roman" w:cs="Times New Roman"/>
+                <w:sz w:val="24"/>
+                <w:szCs w:val="24"/>
+                <w:lang w:eastAsia="ru-RU"/>
+              </w:rPr>
+              <w:t>SQL-запросы и таблицы</w:t>
+            </w:r>
+          </w:p>
+        </w:tc>
+      </w:tr>
+      <w:tr>
+        <w:trPr>
+          <w:tblCellSpacing w:w="15" w:type="dxa"/>
+        </w:trPr>
+        <w:tc>
+          <w:tcPr>
+            <w:tcW w:w="0" w:type="auto"/>
+            <w:vAlign w:val="center"/>
+            <w:hideMark/>
+          </w:tcPr>
+          <w:p>
+            <w:pPr>
+              <w:spacing w:after="0" w:line="240" w:lineRule="auto"/>
+              <w:rPr>
+                <w:rFonts w:ascii="Times New Roman" w:eastAsia="Times New Roman" w:hAnsi="Times New Roman" w:cs="Times New Roman"/>
+                <w:sz w:val="24"/>
+                <w:szCs w:val="24"/>
+                <w:lang w:eastAsia="ru-RU"/>
+              </w:rPr>
+            </w:pPr>
+            <w:r>
+              <w:rPr>
+                <w:rFonts w:ascii="Times New Roman" w:eastAsia="Times New Roman" w:hAnsi="Times New Roman" w:cs="Times New Roman"/>
+                <w:sz w:val="24"/>
+                <w:szCs w:val="24"/>
+                <w:lang w:eastAsia="ru-RU"/>
+              </w:rPr>
+              <w:t>Пользовательский интерфейс</w:t>
+            </w:r>
+          </w:p>
+        </w:tc>
+        <w:tc>
+          <w:tcPr>
+            <w:tcW w:w="0" w:type="auto"/>
+            <w:vAlign w:val="center"/>
+            <w:hideMark/>
+          </w:tcPr>
+          <w:p>
+            <w:pPr>
+              <w:spacing w:after="0" w:line="240" w:lineRule="auto"/>
+              <w:rPr>
+                <w:rFonts w:ascii="Times New Roman" w:eastAsia="Times New Roman" w:hAnsi="Times New Roman" w:cs="Times New Roman"/>
+                <w:sz w:val="24"/>
+                <w:szCs w:val="24"/>
+                <w:lang w:eastAsia="ru-RU"/>
+              </w:rPr>
+            </w:pPr>
+            <w:r>
+              <w:rPr>
+                <w:rFonts w:ascii="Times New Roman" w:eastAsia="Times New Roman" w:hAnsi="Times New Roman" w:cs="Times New Roman"/>
+                <w:sz w:val="24"/>
+                <w:szCs w:val="24"/>
+                <w:lang w:eastAsia="ru-RU"/>
+              </w:rPr>
+              <w:t>220</w:t>
+            </w:r>
+          </w:p>
+        </w:tc>
+        <w:tc>
+          <w:tcPr>
+            <w:tcW w:w="0" w:type="auto"/>
+            <w:vAlign w:val="center"/>
+            <w:hideMark/>
+          </w:tcPr>
+          <w:p>
+            <w:pPr>
+              <w:spacing w:after="0" w:line="240" w:lineRule="auto"/>
+              <w:rPr>
+                <w:rFonts w:ascii="Times New Roman" w:eastAsia="Times New Roman" w:hAnsi="Times New Roman" w:cs="Times New Roman"/>
+                <w:sz w:val="24"/>
+                <w:szCs w:val="24"/>
+                <w:lang w:eastAsia="ru-RU"/>
+              </w:rPr>
+            </w:pPr>
+            <w:r>
+              <w:rPr>
+                <w:rFonts w:ascii="Times New Roman" w:eastAsia="Times New Roman" w:hAnsi="Times New Roman" w:cs="Times New Roman"/>
+                <w:sz w:val="24"/>
+                <w:szCs w:val="24"/>
+                <w:lang w:eastAsia="ru-RU"/>
+              </w:rPr>
+              <w:t>Формы и меню</w:t>
+            </w:r>
+          </w:p>
+        </w:tc>
+      </w:tr>
+    </w:tbl>
+    <w:p>
+      <w:pPr>
+        <w:spacing w:before="100" w:beforeAutospacing="1" w:after="100" w:afterAutospacing="1" w:line="240" w:lineRule="auto"/>
+        <w:outlineLvl w:val="1"/>
+        <w:rPr>
+          <w:rFonts w:ascii="Times New Roman" w:eastAsia="Times New Roman" w:hAnsi="Times New Roman" w:cs="Times New Roman"/>
+          <w:b/>
+          <w:bCs/>
+          <w:sz w:val="36"/>
+          <w:szCs w:val="36"/>
+          <w:lang w:eastAsia="ru-RU"/>
+        </w:rPr>
+      </w:pPr>
+      <w:r>
+        <w:rPr>
+          <w:rFonts w:ascii="Times New Roman" w:eastAsia="Times New Roman" w:hAnsi="Times New Roman" w:cs="Times New Roman"/>
+          <w:b/>
+          <w:bCs/>
+          <w:sz w:val="36"/>
+          <w:szCs w:val="36"/>
+          <w:lang w:eastAsia="ru-RU"/>
+        </w:rPr>
+        <w:t>2.2 Общая оценка LOC</w:t>
+      </w:r>
+    </w:p>
+    <w:p>
+      <w:pPr>
+        <w:spacing w:before="100" w:beforeAutospacing="1" w:after="100" w:afterAutospacing="1" w:line="240" w:lineRule="auto"/>
+        <w:rPr>
+          <w:rFonts w:ascii="Times New Roman" w:eastAsia="Times New Roman" w:hAnsi="Times New Roman" w:cs="Times New Roman"/>
+          <w:sz w:val="24"/>
+          <w:szCs w:val="24"/>
+          <w:lang w:eastAsia="ru-RU"/>
+        </w:rPr>
+      </w:pPr>
+      <w:r>
+        <w:rPr>
+          <w:rFonts w:ascii="Times New Roman" w:eastAsia="Times New Roman" w:hAnsi="Times New Roman" w:cs="Times New Roman"/>
+          <w:sz w:val="24"/>
+          <w:szCs w:val="24"/>
+          <w:lang w:eastAsia="ru-RU"/>
+        </w:rPr>
+        <w:t>Общее количество строк кода:</w:t>
+      </w:r>
+    </w:p>
+    <w:p>
+      <w:pPr>
+        <w:spacing w:before="100" w:beforeAutospacing="1" w:after="100" w:afterAutospacing="1" w:line="240" w:lineRule="auto"/>
+        <w:rPr>
+          <w:rFonts w:ascii="Times New Roman" w:eastAsia="Times New Roman" w:hAnsi="Times New Roman" w:cs="Times New Roman"/>
+          <w:sz w:val="24"/>
+          <w:szCs w:val="24"/>
+          <w:lang w:eastAsia="ru-RU"/>
+        </w:rPr>
+      </w:pPr>
+      <w:r>
+        <w:rPr>
+          <w:rFonts w:ascii="Times New Roman" w:eastAsia="Times New Roman" w:hAnsi="Times New Roman" w:cs="Times New Roman"/>
+          <w:sz w:val="24"/>
+          <w:szCs w:val="24"/>
+          <w:lang w:eastAsia="ru-RU"/>
+        </w:rPr>
+        <w:t>LOC = 180 + 240 + 260 + 310 + 190 + 220 = 1400 строк</w:t>
+      </w:r>
+    </w:p>
+    <w:p>
+      <w:pPr>
+        <w:spacing w:before="100" w:beforeAutospacing="1" w:after="100" w:afterAutospacing="1" w:line="240" w:lineRule="auto"/>
+        <w:outlineLvl w:val="1"/>
+        <w:rPr>
+          <w:rFonts w:ascii="Times New Roman" w:eastAsia="Times New Roman" w:hAnsi="Times New Roman" w:cs="Times New Roman"/>
+          <w:b/>
+          <w:bCs/>
+          <w:sz w:val="36"/>
+          <w:szCs w:val="36"/>
+          <w:lang w:eastAsia="ru-RU"/>
+        </w:rPr>
+      </w:pPr>
+      <w:r>
+        <w:rPr>
+          <w:rFonts w:ascii="Times New Roman" w:eastAsia="Times New Roman" w:hAnsi="Times New Roman" w:cs="Times New Roman"/>
+          <w:b/>
+          <w:bCs/>
+          <w:sz w:val="36"/>
+          <w:szCs w:val="36"/>
+          <w:lang w:eastAsia="ru-RU"/>
+        </w:rPr>
+        <w:t>2.3 Анализ результатов</w:t>
+      </w:r>
+    </w:p>
+    <w:p>
+      <w:pPr>
+        <w:spacing w:before="100" w:beforeAutospacing="1" w:after="100" w:afterAutospacing="1" w:line="240" w:lineRule="auto"/>
+        <w:rPr>
+          <w:rFonts w:ascii="Times New Roman" w:eastAsia="Times New Roman" w:hAnsi="Times New Roman" w:cs="Times New Roman"/>
+          <w:sz w:val="24"/>
+          <w:szCs w:val="24"/>
+          <w:lang w:eastAsia="ru-RU"/>
+        </w:rPr>
+      </w:pPr>
+      <w:r>
+        <w:rPr>
+          <w:rFonts w:ascii="Times New Roman" w:eastAsia="Times New Roman" w:hAnsi="Times New Roman" w:cs="Times New Roman"/>
+          <w:sz w:val="24"/>
+          <w:szCs w:val="24"/>
+          <w:lang w:eastAsia="ru-RU"/>
+        </w:rPr>
+        <w:t>Полученные результаты показывают, что:</w:t>
+      </w:r>
+    </w:p>
+    <w:p>
+      <w:pPr>
+        <w:numPr>
+          <w:ilvl w:val="0"/>
+          <w:numId w:val="13"/>
+        </w:numPr>
+        <w:spacing w:before="100" w:beforeAutospacing="1" w:after="100" w:afterAutospacing="1" w:line="240" w:lineRule="auto"/>
+        <w:rPr>
+          <w:rFonts w:ascii="Times New Roman" w:eastAsia="Times New Roman" w:hAnsi="Times New Roman" w:cs="Times New Roman"/>
+          <w:sz w:val="24"/>
+          <w:szCs w:val="24"/>
+          <w:lang w:eastAsia="ru-RU"/>
+        </w:rPr>
+      </w:pPr>
+      <w:r>
+        <w:rPr>
+          <w:rFonts w:ascii="Times New Roman" w:eastAsia="Times New Roman" w:hAnsi="Times New Roman" w:cs="Times New Roman"/>
+          <w:sz w:val="24"/>
+          <w:szCs w:val="24"/>
+          <w:lang w:eastAsia="ru-RU"/>
+        </w:rPr>
+        <w:t>проект имеет средний уровень сложности;</w:t>
+      </w:r>
+    </w:p>
+    <w:p>
+      <w:pPr>
+        <w:numPr>
+          <w:ilvl w:val="0"/>
+          <w:numId w:val="13"/>
+        </w:numPr>
+        <w:spacing w:before="100" w:beforeAutospacing="1" w:after="100" w:afterAutospacing="1" w:line="240" w:lineRule="auto"/>
+        <w:rPr>
+          <w:rFonts w:ascii="Times New Roman" w:eastAsia="Times New Roman" w:hAnsi="Times New Roman" w:cs="Times New Roman"/>
+          <w:sz w:val="24"/>
+          <w:szCs w:val="24"/>
+          <w:lang w:eastAsia="ru-RU"/>
+        </w:rPr>
+      </w:pPr>
+      <w:r>
+        <w:rPr>
+          <w:rFonts w:ascii="Times New Roman" w:eastAsia="Times New Roman" w:hAnsi="Times New Roman" w:cs="Times New Roman"/>
+          <w:sz w:val="24"/>
+          <w:szCs w:val="24"/>
+          <w:lang w:eastAsia="ru-RU"/>
+        </w:rPr>
+        <w:t>наиболее сложным является модуль транзакций;</w:t>
+      </w:r>
+    </w:p>
+    <w:p>
+      <w:pPr>
+        <w:numPr>
+          <w:ilvl w:val="0"/>
+          <w:numId w:val="13"/>
+        </w:numPr>
+        <w:spacing w:before="100" w:beforeAutospacing="1" w:after="100" w:afterAutospacing="1" w:line="240" w:lineRule="auto"/>
+        <w:rPr>
+          <w:rFonts w:ascii="Times New Roman" w:eastAsia="Times New Roman" w:hAnsi="Times New Roman" w:cs="Times New Roman"/>
+          <w:sz w:val="24"/>
+          <w:szCs w:val="24"/>
+          <w:lang w:eastAsia="ru-RU"/>
+        </w:rPr>
+      </w:pPr>
+      <w:r>
+        <w:rPr>
+          <w:rFonts w:ascii="Times New Roman" w:eastAsia="Times New Roman" w:hAnsi="Times New Roman" w:cs="Times New Roman"/>
+          <w:sz w:val="24"/>
+          <w:szCs w:val="24"/>
+          <w:lang w:eastAsia="ru-RU"/>
+        </w:rPr>
+        <w:t>значительная часть кода связана с обработкой финансовых операций и безопасностью.</w:t>
+      </w:r>
+    </w:p>
+    <w:p>
+      <w:pPr>
+        <w:spacing w:before="100" w:beforeAutospacing="1" w:after="100" w:afterAutospacing="1" w:line="240" w:lineRule="auto"/>
+        <w:rPr>
+          <w:rFonts w:ascii="Times New Roman" w:eastAsia="Times New Roman" w:hAnsi="Times New Roman" w:cs="Times New Roman"/>
+          <w:sz w:val="24"/>
+          <w:szCs w:val="24"/>
+          <w:lang w:eastAsia="ru-RU"/>
+        </w:rPr>
+      </w:pPr>
+      <w:r>
+        <w:rPr>
+          <w:rFonts w:ascii="Times New Roman" w:eastAsia="Times New Roman" w:hAnsi="Times New Roman" w:cs="Times New Roman"/>
+          <w:sz w:val="24"/>
+          <w:szCs w:val="24"/>
+          <w:lang w:eastAsia="ru-RU"/>
+        </w:rPr>
+        <w:lastRenderedPageBreak/>
+        <w:t>Преимущества LOC-метрики:</w:t>
+      </w:r>
+    </w:p>
+    <w:p>
+      <w:pPr>
+        <w:numPr>
+          <w:ilvl w:val="0"/>
+          <w:numId w:val="14"/>
+        </w:numPr>
+        <w:spacing w:before="100" w:beforeAutospacing="1" w:after="100" w:afterAutospacing="1" w:line="240" w:lineRule="auto"/>
+        <w:rPr>
+          <w:rFonts w:ascii="Times New Roman" w:eastAsia="Times New Roman" w:hAnsi="Times New Roman" w:cs="Times New Roman"/>
+          <w:sz w:val="24"/>
+          <w:szCs w:val="24"/>
+          <w:lang w:eastAsia="ru-RU"/>
+        </w:rPr>
+      </w:pPr>
+      <w:r>
+        <w:rPr>
+          <w:rFonts w:ascii="Times New Roman" w:eastAsia="Times New Roman" w:hAnsi="Times New Roman" w:cs="Times New Roman"/>
+          <w:sz w:val="24"/>
+          <w:szCs w:val="24"/>
+          <w:lang w:eastAsia="ru-RU"/>
+        </w:rPr>
+        <w:t>простота расчёта;</w:t>
+      </w:r>
+    </w:p>
+    <w:p>
+      <w:pPr>
+        <w:numPr>
+          <w:ilvl w:val="0"/>
+          <w:numId w:val="14"/>
+        </w:numPr>
+        <w:spacing w:before="100" w:beforeAutospacing="1" w:after="100" w:afterAutospacing="1" w:line="240" w:lineRule="auto"/>
+        <w:rPr>
+          <w:rFonts w:ascii="Times New Roman" w:eastAsia="Times New Roman" w:hAnsi="Times New Roman" w:cs="Times New Roman"/>
+          <w:sz w:val="24"/>
+          <w:szCs w:val="24"/>
+          <w:lang w:eastAsia="ru-RU"/>
+        </w:rPr>
+      </w:pPr>
+      <w:r>
+        <w:rPr>
+          <w:rFonts w:ascii="Times New Roman" w:eastAsia="Times New Roman" w:hAnsi="Times New Roman" w:cs="Times New Roman"/>
+          <w:sz w:val="24"/>
+          <w:szCs w:val="24"/>
+          <w:lang w:eastAsia="ru-RU"/>
+        </w:rPr>
+        <w:t>возможность оценки трудоёмкости;</w:t>
+      </w:r>
+    </w:p>
+    <w:p>
+      <w:pPr>
+        <w:numPr>
+          <w:ilvl w:val="0"/>
+          <w:numId w:val="14"/>
+        </w:numPr>
+        <w:spacing w:before="100" w:beforeAutospacing="1" w:after="100" w:afterAutospacing="1" w:line="240" w:lineRule="auto"/>
+        <w:rPr>
+          <w:rFonts w:ascii="Times New Roman" w:eastAsia="Times New Roman" w:hAnsi="Times New Roman" w:cs="Times New Roman"/>
+          <w:sz w:val="24"/>
+          <w:szCs w:val="24"/>
+          <w:lang w:eastAsia="ru-RU"/>
+        </w:rPr>
+      </w:pPr>
+      <w:r>
+        <w:rPr>
+          <w:rFonts w:ascii="Times New Roman" w:eastAsia="Times New Roman" w:hAnsi="Times New Roman" w:cs="Times New Roman"/>
+          <w:sz w:val="24"/>
+          <w:szCs w:val="24"/>
+          <w:lang w:eastAsia="ru-RU"/>
+        </w:rPr>
+        <w:t>определение объёма проекта.</w:t>
+      </w:r>
+    </w:p>
+    <w:p>
+      <w:pPr>
+        <w:spacing w:before="100" w:beforeAutospacing="1" w:after="100" w:afterAutospacing="1" w:line="240" w:lineRule="auto"/>
+        <w:rPr>
+          <w:rFonts w:ascii="Times New Roman" w:eastAsia="Times New Roman" w:hAnsi="Times New Roman" w:cs="Times New Roman"/>
+          <w:sz w:val="24"/>
+          <w:szCs w:val="24"/>
+          <w:lang w:eastAsia="ru-RU"/>
+        </w:rPr>
+      </w:pPr>
+      <w:r>
+        <w:rPr>
+          <w:rFonts w:ascii="Times New Roman" w:eastAsia="Times New Roman" w:hAnsi="Times New Roman" w:cs="Times New Roman"/>
+          <w:sz w:val="24"/>
+          <w:szCs w:val="24"/>
+          <w:lang w:eastAsia="ru-RU"/>
+        </w:rPr>
+        <w:t>Недостатки LOC-метрики:</w:t>
+      </w:r>
+    </w:p>
+    <w:p>
+      <w:pPr>
+        <w:numPr>
+          <w:ilvl w:val="0"/>
+          <w:numId w:val="15"/>
+        </w:numPr>
+        <w:spacing w:before="100" w:beforeAutospacing="1" w:after="100" w:afterAutospacing="1" w:line="240" w:lineRule="auto"/>
+        <w:rPr>
+          <w:rFonts w:ascii="Times New Roman" w:eastAsia="Times New Roman" w:hAnsi="Times New Roman" w:cs="Times New Roman"/>
+          <w:sz w:val="24"/>
+          <w:szCs w:val="24"/>
+          <w:lang w:eastAsia="ru-RU"/>
+        </w:rPr>
+      </w:pPr>
+      <w:r>
+        <w:rPr>
+          <w:rFonts w:ascii="Times New Roman" w:eastAsia="Times New Roman" w:hAnsi="Times New Roman" w:cs="Times New Roman"/>
+          <w:sz w:val="24"/>
+          <w:szCs w:val="24"/>
+          <w:lang w:eastAsia="ru-RU"/>
+        </w:rPr>
+        <w:t>не учитывает качество кода;</w:t>
+      </w:r>
+    </w:p>
+    <w:p>
+      <w:pPr>
+        <w:numPr>
+          <w:ilvl w:val="0"/>
+          <w:numId w:val="15"/>
+        </w:numPr>
+        <w:spacing w:before="100" w:beforeAutospacing="1" w:after="100" w:afterAutospacing="1" w:line="240" w:lineRule="auto"/>
+        <w:rPr>
+          <w:rFonts w:ascii="Times New Roman" w:eastAsia="Times New Roman" w:hAnsi="Times New Roman" w:cs="Times New Roman"/>
+          <w:sz w:val="24"/>
+          <w:szCs w:val="24"/>
+          <w:lang w:eastAsia="ru-RU"/>
+        </w:rPr>
+      </w:pPr>
+      <w:r>
+        <w:rPr>
+          <w:rFonts w:ascii="Times New Roman" w:eastAsia="Times New Roman" w:hAnsi="Times New Roman" w:cs="Times New Roman"/>
+          <w:sz w:val="24"/>
+          <w:szCs w:val="24"/>
+          <w:lang w:eastAsia="ru-RU"/>
+        </w:rPr>
+        <w:t>не отражает сложность алгоритмов;</w:t>
+      </w:r>
+    </w:p>
+    <w:p>
+      <w:pPr>
+        <w:numPr>
+          <w:ilvl w:val="0"/>
+          <w:numId w:val="15"/>
+        </w:numPr>
+        <w:spacing w:before="100" w:beforeAutospacing="1" w:after="100" w:afterAutospacing="1" w:line="240" w:lineRule="auto"/>
+        <w:rPr>
+          <w:rFonts w:ascii="Times New Roman" w:eastAsia="Times New Roman" w:hAnsi="Times New Roman" w:cs="Times New Roman"/>
+          <w:sz w:val="24"/>
+          <w:szCs w:val="24"/>
+          <w:lang w:eastAsia="ru-RU"/>
+        </w:rPr>
+      </w:pPr>
+      <w:r>
+        <w:rPr>
+          <w:rFonts w:ascii="Times New Roman" w:eastAsia="Times New Roman" w:hAnsi="Times New Roman" w:cs="Times New Roman"/>
+          <w:sz w:val="24"/>
+          <w:szCs w:val="24"/>
+          <w:lang w:eastAsia="ru-RU"/>
+        </w:rPr>
+        <w:t>зависит от языка программирования.</w:t>
+      </w:r>
+    </w:p>
+    <w:p>
+      <w:pPr>
+        <w:spacing w:after="0" w:line="240" w:lineRule="auto"/>
+        <w:rPr>
+          <w:rFonts w:ascii="Times New Roman" w:eastAsia="Times New Roman" w:hAnsi="Times New Roman" w:cs="Times New Roman"/>
+          <w:sz w:val="24"/>
+          <w:szCs w:val="24"/>
+          <w:lang w:eastAsia="ru-RU"/>
+        </w:rPr>
+      </w:pPr>
+    </w:p>
+    <w:p>
+      <w:pPr>
+        <w:spacing w:before="100" w:beforeAutospacing="1" w:after="100" w:afterAutospacing="1" w:line="240" w:lineRule="auto"/>
+        <w:outlineLvl w:val="0"/>
+        <w:rPr>
+          <w:rFonts w:ascii="Times New Roman" w:eastAsia="Times New Roman" w:hAnsi="Times New Roman" w:cs="Times New Roman"/>
+          <w:b/>
+          <w:bCs/>
+          <w:kern w:val="36"/>
+          <w:sz w:val="48"/>
+          <w:szCs w:val="48"/>
+          <w:lang w:eastAsia="ru-RU"/>
+        </w:rPr>
+      </w:pPr>
+      <w:r>
+        <w:rPr>
+          <w:rFonts w:ascii="Times New Roman" w:eastAsia="Times New Roman" w:hAnsi="Times New Roman" w:cs="Times New Roman"/>
+          <w:b/>
+          <w:bCs/>
+          <w:kern w:val="36"/>
+          <w:sz w:val="48"/>
+          <w:szCs w:val="48"/>
+          <w:lang w:eastAsia="ru-RU"/>
+        </w:rPr>
+        <w:t>3. Функционально-ориентированные метрики (FP)</w:t>
+      </w:r>
+    </w:p>
+    <w:p>
+      <w:pPr>
+        <w:spacing w:before="100" w:beforeAutospacing="1" w:after="100" w:afterAutospacing="1" w:line="240" w:lineRule="auto"/>
+        <w:rPr>
+          <w:rFonts w:ascii="Times New Roman" w:eastAsia="Times New Roman" w:hAnsi="Times New Roman" w:cs="Times New Roman"/>
+          <w:sz w:val="24"/>
+          <w:szCs w:val="24"/>
+          <w:lang w:eastAsia="ru-RU"/>
+        </w:rPr>
+      </w:pPr>
+      <w:r>
+        <w:rPr>
+          <w:rFonts w:ascii="Times New Roman" w:eastAsia="Times New Roman" w:hAnsi="Times New Roman" w:cs="Times New Roman"/>
+          <w:sz w:val="24"/>
+          <w:szCs w:val="24"/>
+          <w:lang w:eastAsia="ru-RU"/>
+        </w:rPr>
+        <w:t>FP (</w:t>
+      </w:r>
+      <w:proofErr w:type="spellStart"/>
+      <w:r>
+        <w:rPr>
+          <w:rFonts w:ascii="Times New Roman" w:eastAsia="Times New Roman" w:hAnsi="Times New Roman" w:cs="Times New Roman"/>
+          <w:sz w:val="24"/>
+          <w:szCs w:val="24"/>
+          <w:lang w:eastAsia="ru-RU"/>
+        </w:rPr>
+        <w:t>Function</w:t>
+      </w:r>
+      <w:proofErr w:type="spellEnd"/>
+      <w:r>
+        <w:rPr>
+          <w:rFonts w:ascii="Times New Roman" w:eastAsia="Times New Roman" w:hAnsi="Times New Roman" w:cs="Times New Roman"/>
+          <w:sz w:val="24"/>
+          <w:szCs w:val="24"/>
+          <w:lang w:eastAsia="ru-RU"/>
+        </w:rPr>
+        <w:t xml:space="preserve"> </w:t>
+      </w:r>
+      <w:proofErr w:type="spellStart"/>
+      <w:r>
+        <w:rPr>
+          <w:rFonts w:ascii="Times New Roman" w:eastAsia="Times New Roman" w:hAnsi="Times New Roman" w:cs="Times New Roman"/>
+          <w:sz w:val="24"/>
+          <w:szCs w:val="24"/>
+          <w:lang w:eastAsia="ru-RU"/>
+        </w:rPr>
+        <w:t>Points</w:t>
+      </w:r>
+      <w:proofErr w:type="spellEnd"/>
+      <w:r>
+        <w:rPr>
+          <w:rFonts w:ascii="Times New Roman" w:eastAsia="Times New Roman" w:hAnsi="Times New Roman" w:cs="Times New Roman"/>
+          <w:sz w:val="24"/>
+          <w:szCs w:val="24"/>
+          <w:lang w:eastAsia="ru-RU"/>
+        </w:rPr>
+        <w:t>) — метрика, оценивающая функциональность программной системы.</w:t>
+      </w:r>
+    </w:p>
+    <w:p>
+      <w:pPr>
+        <w:spacing w:before="100" w:beforeAutospacing="1" w:after="100" w:afterAutospacing="1" w:line="240" w:lineRule="auto"/>
+        <w:outlineLvl w:val="1"/>
+        <w:rPr>
+          <w:rFonts w:ascii="Times New Roman" w:eastAsia="Times New Roman" w:hAnsi="Times New Roman" w:cs="Times New Roman"/>
+          <w:b/>
+          <w:bCs/>
+          <w:sz w:val="36"/>
+          <w:szCs w:val="36"/>
+          <w:lang w:eastAsia="ru-RU"/>
+        </w:rPr>
+      </w:pPr>
+      <w:r>
+        <w:rPr>
+          <w:rFonts w:ascii="Times New Roman" w:eastAsia="Times New Roman" w:hAnsi="Times New Roman" w:cs="Times New Roman"/>
+          <w:b/>
+          <w:bCs/>
+          <w:sz w:val="36"/>
+          <w:szCs w:val="36"/>
+          <w:lang w:eastAsia="ru-RU"/>
+        </w:rPr>
+        <w:t>3.1 Оценка функциональности банковской системы</w:t>
+      </w:r>
+    </w:p>
+    <w:tbl>
+      <w:tblPr>
+        <w:tblW w:w="0" w:type="auto"/>
+        <w:tblCellSpacing w:w="15" w:type="dxa"/>
+        <w:tblCellMar>
+          <w:top w:w="15" w:type="dxa"/>
+          <w:left w:w="15" w:type="dxa"/>
+          <w:bottom w:w="15" w:type="dxa"/>
+          <w:right w:w="15" w:type="dxa"/>
+        </w:tblCellMar>
+        <w:tblLook w:val="04A0" w:firstRow="1" w:lastRow="0" w:firstColumn="1" w:lastColumn="0" w:noHBand="0" w:noVBand="1"/>
+      </w:tblPr>
+      <w:tblGrid>
+        <w:gridCol w:w="3624"/>
+        <w:gridCol w:w="1358"/>
+      </w:tblGrid>
+      <w:tr>
+        <w:trPr>
+          <w:tblHeader/>
+          <w:tblCellSpacing w:w="15" w:type="dxa"/>
+        </w:trPr>
+        <w:tc>
+          <w:tcPr>
+            <w:tcW w:w="0" w:type="auto"/>
+            <w:vAlign w:val="center"/>
+            <w:hideMark/>
+          </w:tcPr>
+          <w:p>
+            <w:pPr>
+              <w:spacing w:after="0" w:line="240" w:lineRule="auto"/>
+              <w:jc w:val="center"/>
+              <w:rPr>
+                <w:rFonts w:ascii="Times New Roman" w:eastAsia="Times New Roman" w:hAnsi="Times New Roman" w:cs="Times New Roman"/>
+                <w:b/>
+                <w:bCs/>
+                <w:sz w:val="24"/>
+                <w:szCs w:val="24"/>
+                <w:lang w:eastAsia="ru-RU"/>
+              </w:rPr>
+            </w:pPr>
+            <w:r>
+              <w:rPr>
+                <w:rFonts w:ascii="Times New Roman" w:eastAsia="Times New Roman" w:hAnsi="Times New Roman" w:cs="Times New Roman"/>
+                <w:b/>
+                <w:bCs/>
+                <w:sz w:val="24"/>
+                <w:szCs w:val="24"/>
+                <w:lang w:eastAsia="ru-RU"/>
+              </w:rPr>
+              <w:t>Параметр</w:t>
+            </w:r>
+          </w:p>
+        </w:tc>
+        <w:tc>
+          <w:tcPr>
+            <w:tcW w:w="0" w:type="auto"/>
+            <w:vAlign w:val="center"/>
+            <w:hideMark/>
+          </w:tcPr>
+          <w:p>
+            <w:pPr>
+              <w:spacing w:after="0" w:line="240" w:lineRule="auto"/>
+              <w:jc w:val="center"/>
+              <w:rPr>
+                <w:rFonts w:ascii="Times New Roman" w:eastAsia="Times New Roman" w:hAnsi="Times New Roman" w:cs="Times New Roman"/>
+                <w:b/>
+                <w:bCs/>
+                <w:sz w:val="24"/>
+                <w:szCs w:val="24"/>
+                <w:lang w:eastAsia="ru-RU"/>
+              </w:rPr>
+            </w:pPr>
+            <w:r>
+              <w:rPr>
+                <w:rFonts w:ascii="Times New Roman" w:eastAsia="Times New Roman" w:hAnsi="Times New Roman" w:cs="Times New Roman"/>
+                <w:b/>
+                <w:bCs/>
+                <w:sz w:val="24"/>
+                <w:szCs w:val="24"/>
+                <w:lang w:eastAsia="ru-RU"/>
+              </w:rPr>
+              <w:t>Количество</w:t>
+            </w:r>
+          </w:p>
+        </w:tc>
+      </w:tr>
+      <w:tr>
+        <w:trPr>
+          <w:tblCellSpacing w:w="15" w:type="dxa"/>
+        </w:trPr>
+        <w:tc>
+          <w:tcPr>
+            <w:tcW w:w="0" w:type="auto"/>
+            <w:vAlign w:val="center"/>
+            <w:hideMark/>
+          </w:tcPr>
+          <w:p>
+            <w:pPr>
+              <w:spacing w:after="0" w:line="240" w:lineRule="auto"/>
+              <w:rPr>
+                <w:rFonts w:ascii="Times New Roman" w:eastAsia="Times New Roman" w:hAnsi="Times New Roman" w:cs="Times New Roman"/>
+                <w:sz w:val="24"/>
+                <w:szCs w:val="24"/>
+                <w:lang w:eastAsia="ru-RU"/>
+              </w:rPr>
+            </w:pPr>
+            <w:r>
+              <w:rPr>
+                <w:rFonts w:ascii="Times New Roman" w:eastAsia="Times New Roman" w:hAnsi="Times New Roman" w:cs="Times New Roman"/>
+                <w:sz w:val="24"/>
+                <w:szCs w:val="24"/>
+                <w:lang w:eastAsia="ru-RU"/>
+              </w:rPr>
+              <w:t>Количество внешних вводов</w:t>
+            </w:r>
+          </w:p>
+        </w:tc>
+        <w:tc>
+          <w:tcPr>
+            <w:tcW w:w="0" w:type="auto"/>
+            <w:vAlign w:val="center"/>
+            <w:hideMark/>
+          </w:tcPr>
+          <w:p>
+            <w:pPr>
+              <w:spacing w:after="0" w:line="240" w:lineRule="auto"/>
+              <w:rPr>
+                <w:rFonts w:ascii="Times New Roman" w:eastAsia="Times New Roman" w:hAnsi="Times New Roman" w:cs="Times New Roman"/>
+                <w:sz w:val="24"/>
+                <w:szCs w:val="24"/>
+                <w:lang w:eastAsia="ru-RU"/>
+              </w:rPr>
+            </w:pPr>
+            <w:r>
+              <w:rPr>
+                <w:rFonts w:ascii="Times New Roman" w:eastAsia="Times New Roman" w:hAnsi="Times New Roman" w:cs="Times New Roman"/>
+                <w:sz w:val="24"/>
+                <w:szCs w:val="24"/>
+                <w:lang w:eastAsia="ru-RU"/>
+              </w:rPr>
+              <w:t>6</w:t>
+            </w:r>
+          </w:p>
+        </w:tc>
+      </w:tr>
+      <w:tr>
+        <w:trPr>
+          <w:tblCellSpacing w:w="15" w:type="dxa"/>
+        </w:trPr>
+        <w:tc>
+          <w:tcPr>
+            <w:tcW w:w="0" w:type="auto"/>
+            <w:vAlign w:val="center"/>
+            <w:hideMark/>
+          </w:tcPr>
+          <w:p>
+            <w:pPr>
+              <w:spacing w:after="0" w:line="240" w:lineRule="auto"/>
+              <w:rPr>
+                <w:rFonts w:ascii="Times New Roman" w:eastAsia="Times New Roman" w:hAnsi="Times New Roman" w:cs="Times New Roman"/>
+                <w:sz w:val="24"/>
+                <w:szCs w:val="24"/>
+                <w:lang w:eastAsia="ru-RU"/>
+              </w:rPr>
+            </w:pPr>
+            <w:r>
+              <w:rPr>
+                <w:rFonts w:ascii="Times New Roman" w:eastAsia="Times New Roman" w:hAnsi="Times New Roman" w:cs="Times New Roman"/>
+                <w:sz w:val="24"/>
+                <w:szCs w:val="24"/>
+                <w:lang w:eastAsia="ru-RU"/>
+              </w:rPr>
+              <w:t>Количество внешних выводов</w:t>
+            </w:r>
+          </w:p>
+        </w:tc>
+        <w:tc>
+          <w:tcPr>
+            <w:tcW w:w="0" w:type="auto"/>
+            <w:vAlign w:val="center"/>
+            <w:hideMark/>
+          </w:tcPr>
+          <w:p>
+            <w:pPr>
+              <w:spacing w:after="0" w:line="240" w:lineRule="auto"/>
+              <w:rPr>
+                <w:rFonts w:ascii="Times New Roman" w:eastAsia="Times New Roman" w:hAnsi="Times New Roman" w:cs="Times New Roman"/>
+                <w:sz w:val="24"/>
+                <w:szCs w:val="24"/>
+                <w:lang w:eastAsia="ru-RU"/>
+              </w:rPr>
+            </w:pPr>
+            <w:r>
+              <w:rPr>
+                <w:rFonts w:ascii="Times New Roman" w:eastAsia="Times New Roman" w:hAnsi="Times New Roman" w:cs="Times New Roman"/>
+                <w:sz w:val="24"/>
+                <w:szCs w:val="24"/>
+                <w:lang w:eastAsia="ru-RU"/>
+              </w:rPr>
+              <w:t>5</w:t>
+            </w:r>
+          </w:p>
+        </w:tc>
+      </w:tr>
+      <w:tr>
+        <w:trPr>
+          <w:tblCellSpacing w:w="15" w:type="dxa"/>
+        </w:trPr>
+        <w:tc>
+          <w:tcPr>
+            <w:tcW w:w="0" w:type="auto"/>
+            <w:vAlign w:val="center"/>
+            <w:hideMark/>
+          </w:tcPr>
+          <w:p>
+            <w:pPr>
+              <w:spacing w:after="0" w:line="240" w:lineRule="auto"/>
+              <w:rPr>
+                <w:rFonts w:ascii="Times New Roman" w:eastAsia="Times New Roman" w:hAnsi="Times New Roman" w:cs="Times New Roman"/>
+                <w:sz w:val="24"/>
+                <w:szCs w:val="24"/>
+                <w:lang w:eastAsia="ru-RU"/>
+              </w:rPr>
+            </w:pPr>
+            <w:r>
+              <w:rPr>
+                <w:rFonts w:ascii="Times New Roman" w:eastAsia="Times New Roman" w:hAnsi="Times New Roman" w:cs="Times New Roman"/>
+                <w:sz w:val="24"/>
+                <w:szCs w:val="24"/>
+                <w:lang w:eastAsia="ru-RU"/>
+              </w:rPr>
+              <w:t>Количество запросов</w:t>
+            </w:r>
+          </w:p>
+        </w:tc>
+        <w:tc>
+          <w:tcPr>
+            <w:tcW w:w="0" w:type="auto"/>
+            <w:vAlign w:val="center"/>
+            <w:hideMark/>
+          </w:tcPr>
+          <w:p>
+            <w:pPr>
+              <w:spacing w:after="0" w:line="240" w:lineRule="auto"/>
+              <w:rPr>
+                <w:rFonts w:ascii="Times New Roman" w:eastAsia="Times New Roman" w:hAnsi="Times New Roman" w:cs="Times New Roman"/>
+                <w:sz w:val="24"/>
+                <w:szCs w:val="24"/>
+                <w:lang w:eastAsia="ru-RU"/>
+              </w:rPr>
+            </w:pPr>
+            <w:r>
+              <w:rPr>
+                <w:rFonts w:ascii="Times New Roman" w:eastAsia="Times New Roman" w:hAnsi="Times New Roman" w:cs="Times New Roman"/>
+                <w:sz w:val="24"/>
+                <w:szCs w:val="24"/>
+                <w:lang w:eastAsia="ru-RU"/>
+              </w:rPr>
+              <w:t>4</w:t>
+            </w:r>
+          </w:p>
+        </w:tc>
+      </w:tr>
+      <w:tr>
+        <w:trPr>
+          <w:tblCellSpacing w:w="15" w:type="dxa"/>
+        </w:trPr>
+        <w:tc>
+          <w:tcPr>
+            <w:tcW w:w="0" w:type="auto"/>
+            <w:vAlign w:val="center"/>
+            <w:hideMark/>
+          </w:tcPr>
+          <w:p>
+            <w:pPr>
+              <w:spacing w:after="0" w:line="240" w:lineRule="auto"/>
+              <w:rPr>
+                <w:rFonts w:ascii="Times New Roman" w:eastAsia="Times New Roman" w:hAnsi="Times New Roman" w:cs="Times New Roman"/>
+                <w:sz w:val="24"/>
+                <w:szCs w:val="24"/>
+                <w:lang w:eastAsia="ru-RU"/>
+              </w:rPr>
+            </w:pPr>
+            <w:r>
+              <w:rPr>
+                <w:rFonts w:ascii="Times New Roman" w:eastAsia="Times New Roman" w:hAnsi="Times New Roman" w:cs="Times New Roman"/>
+                <w:sz w:val="24"/>
+                <w:szCs w:val="24"/>
+                <w:lang w:eastAsia="ru-RU"/>
+              </w:rPr>
+              <w:t>Количество файлов</w:t>
+            </w:r>
+          </w:p>
+        </w:tc>
+        <w:tc>
+          <w:tcPr>
+            <w:tcW w:w="0" w:type="auto"/>
+            <w:vAlign w:val="center"/>
+            <w:hideMark/>
+          </w:tcPr>
+          <w:p>
+            <w:pPr>
+              <w:spacing w:after="0" w:line="240" w:lineRule="auto"/>
+              <w:rPr>
+                <w:rFonts w:ascii="Times New Roman" w:eastAsia="Times New Roman" w:hAnsi="Times New Roman" w:cs="Times New Roman"/>
+                <w:sz w:val="24"/>
+                <w:szCs w:val="24"/>
+                <w:lang w:eastAsia="ru-RU"/>
+              </w:rPr>
+            </w:pPr>
+            <w:r>
+              <w:rPr>
+                <w:rFonts w:ascii="Times New Roman" w:eastAsia="Times New Roman" w:hAnsi="Times New Roman" w:cs="Times New Roman"/>
+                <w:sz w:val="24"/>
+                <w:szCs w:val="24"/>
+                <w:lang w:eastAsia="ru-RU"/>
+              </w:rPr>
+              <w:t>3</w:t>
+            </w:r>
+          </w:p>
+        </w:tc>
+      </w:tr>
+      <w:tr>
+        <w:trPr>
+          <w:tblCellSpacing w:w="15" w:type="dxa"/>
+        </w:trPr>
+        <w:tc>
+          <w:tcPr>
+            <w:tcW w:w="0" w:type="auto"/>
+            <w:vAlign w:val="center"/>
+            <w:hideMark/>
+          </w:tcPr>
+          <w:p>
+            <w:pPr>
+              <w:spacing w:after="0" w:line="240" w:lineRule="auto"/>
+              <w:rPr>
+                <w:rFonts w:ascii="Times New Roman" w:eastAsia="Times New Roman" w:hAnsi="Times New Roman" w:cs="Times New Roman"/>
+                <w:sz w:val="24"/>
+                <w:szCs w:val="24"/>
+                <w:lang w:eastAsia="ru-RU"/>
+              </w:rPr>
+            </w:pPr>
+            <w:r>
+              <w:rPr>
+                <w:rFonts w:ascii="Times New Roman" w:eastAsia="Times New Roman" w:hAnsi="Times New Roman" w:cs="Times New Roman"/>
+                <w:sz w:val="24"/>
+                <w:szCs w:val="24"/>
+                <w:lang w:eastAsia="ru-RU"/>
+              </w:rPr>
+              <w:t>Количество внешних интерфейсов</w:t>
+            </w:r>
+          </w:p>
+        </w:tc>
+        <w:tc>
+          <w:tcPr>
+            <w:tcW w:w="0" w:type="auto"/>
+            <w:vAlign w:val="center"/>
+            <w:hideMark/>
+          </w:tcPr>
+          <w:p>
+            <w:pPr>
+              <w:spacing w:after="0" w:line="240" w:lineRule="auto"/>
+              <w:rPr>
+                <w:rFonts w:ascii="Times New Roman" w:eastAsia="Times New Roman" w:hAnsi="Times New Roman" w:cs="Times New Roman"/>
+                <w:sz w:val="24"/>
+                <w:szCs w:val="24"/>
+                <w:lang w:eastAsia="ru-RU"/>
+              </w:rPr>
+            </w:pPr>
+            <w:r>
+              <w:rPr>
+                <w:rFonts w:ascii="Times New Roman" w:eastAsia="Times New Roman" w:hAnsi="Times New Roman" w:cs="Times New Roman"/>
+                <w:sz w:val="24"/>
+                <w:szCs w:val="24"/>
+                <w:lang w:eastAsia="ru-RU"/>
+              </w:rPr>
+              <w:t>2</w:t>
+            </w:r>
+          </w:p>
+        </w:tc>
+      </w:tr>
+    </w:tbl>
+    <w:p>
+      <w:pPr>
+        <w:spacing w:before="100" w:beforeAutospacing="1" w:after="100" w:afterAutospacing="1" w:line="240" w:lineRule="auto"/>
+        <w:outlineLvl w:val="1"/>
+        <w:rPr>
+          <w:rFonts w:ascii="Times New Roman" w:eastAsia="Times New Roman" w:hAnsi="Times New Roman" w:cs="Times New Roman"/>
+          <w:b/>
+          <w:bCs/>
+          <w:sz w:val="36"/>
+          <w:szCs w:val="36"/>
+          <w:lang w:eastAsia="ru-RU"/>
+        </w:rPr>
+      </w:pPr>
+      <w:r>
+        <w:rPr>
+          <w:rFonts w:ascii="Times New Roman" w:eastAsia="Times New Roman" w:hAnsi="Times New Roman" w:cs="Times New Roman"/>
+          <w:b/>
+          <w:bCs/>
+          <w:sz w:val="36"/>
+          <w:szCs w:val="36"/>
+          <w:lang w:eastAsia="ru-RU"/>
+        </w:rPr>
+        <w:t>3.2 Расчёт FP-метрики</w:t>
+      </w:r>
+    </w:p>
+    <w:p>
+      <w:pPr>
+        <w:spacing w:before="100" w:beforeAutospacing="1" w:after="100" w:afterAutospacing="1" w:line="240" w:lineRule="auto"/>
+        <w:rPr>
+          <w:rFonts w:ascii="Times New Roman" w:eastAsia="Times New Roman" w:hAnsi="Times New Roman" w:cs="Times New Roman"/>
+          <w:sz w:val="24"/>
+          <w:szCs w:val="24"/>
+          <w:lang w:eastAsia="ru-RU"/>
+        </w:rPr>
+      </w:pPr>
+      <w:r>
+        <w:rPr>
+          <w:rFonts w:ascii="Times New Roman" w:eastAsia="Times New Roman" w:hAnsi="Times New Roman" w:cs="Times New Roman"/>
+          <w:sz w:val="24"/>
+          <w:szCs w:val="24"/>
+          <w:lang w:eastAsia="ru-RU"/>
+        </w:rPr>
+        <w:t>Для упрощённой оценки используем следующие коэффициенты:</w:t>
+      </w:r>
+    </w:p>
+    <w:p>
+      <w:pPr>
+        <w:numPr>
+          <w:ilvl w:val="0"/>
+          <w:numId w:val="16"/>
+        </w:numPr>
+        <w:spacing w:before="100" w:beforeAutospacing="1" w:after="100" w:afterAutospacing="1" w:line="240" w:lineRule="auto"/>
+        <w:rPr>
+          <w:rFonts w:ascii="Times New Roman" w:eastAsia="Times New Roman" w:hAnsi="Times New Roman" w:cs="Times New Roman"/>
+          <w:sz w:val="24"/>
+          <w:szCs w:val="24"/>
+          <w:lang w:eastAsia="ru-RU"/>
+        </w:rPr>
+      </w:pPr>
+      <w:r>
+        <w:rPr>
+          <w:rFonts w:ascii="Times New Roman" w:eastAsia="Times New Roman" w:hAnsi="Times New Roman" w:cs="Times New Roman"/>
+          <w:sz w:val="24"/>
+          <w:szCs w:val="24"/>
+          <w:lang w:eastAsia="ru-RU"/>
+        </w:rPr>
+        <w:t>вводы — 4;</w:t>
+      </w:r>
+    </w:p>
+    <w:p>
+      <w:pPr>
+        <w:numPr>
+          <w:ilvl w:val="0"/>
+          <w:numId w:val="16"/>
+        </w:numPr>
+        <w:spacing w:before="100" w:beforeAutospacing="1" w:after="100" w:afterAutospacing="1" w:line="240" w:lineRule="auto"/>
+        <w:rPr>
+          <w:rFonts w:ascii="Times New Roman" w:eastAsia="Times New Roman" w:hAnsi="Times New Roman" w:cs="Times New Roman"/>
+          <w:sz w:val="24"/>
+          <w:szCs w:val="24"/>
+          <w:lang w:eastAsia="ru-RU"/>
+        </w:rPr>
+      </w:pPr>
+      <w:r>
+        <w:rPr>
+          <w:rFonts w:ascii="Times New Roman" w:eastAsia="Times New Roman" w:hAnsi="Times New Roman" w:cs="Times New Roman"/>
+          <w:sz w:val="24"/>
+          <w:szCs w:val="24"/>
+          <w:lang w:eastAsia="ru-RU"/>
+        </w:rPr>
+        <w:t>выводы — 5;</w:t>
+      </w:r>
+    </w:p>
+    <w:p>
+      <w:pPr>
+        <w:numPr>
+          <w:ilvl w:val="0"/>
+          <w:numId w:val="16"/>
+        </w:numPr>
+        <w:spacing w:before="100" w:beforeAutospacing="1" w:after="100" w:afterAutospacing="1" w:line="240" w:lineRule="auto"/>
+        <w:rPr>
+          <w:rFonts w:ascii="Times New Roman" w:eastAsia="Times New Roman" w:hAnsi="Times New Roman" w:cs="Times New Roman"/>
+          <w:sz w:val="24"/>
+          <w:szCs w:val="24"/>
+          <w:lang w:eastAsia="ru-RU"/>
+        </w:rPr>
+      </w:pPr>
+      <w:r>
+        <w:rPr>
+          <w:rFonts w:ascii="Times New Roman" w:eastAsia="Times New Roman" w:hAnsi="Times New Roman" w:cs="Times New Roman"/>
+          <w:sz w:val="24"/>
+          <w:szCs w:val="24"/>
+          <w:lang w:eastAsia="ru-RU"/>
+        </w:rPr>
+        <w:t>запросы — 4;</w:t>
+      </w:r>
+    </w:p>
+    <w:p>
+      <w:pPr>
+        <w:numPr>
+          <w:ilvl w:val="0"/>
+          <w:numId w:val="16"/>
+        </w:numPr>
+        <w:spacing w:before="100" w:beforeAutospacing="1" w:after="100" w:afterAutospacing="1" w:line="240" w:lineRule="auto"/>
+        <w:rPr>
+          <w:rFonts w:ascii="Times New Roman" w:eastAsia="Times New Roman" w:hAnsi="Times New Roman" w:cs="Times New Roman"/>
+          <w:sz w:val="24"/>
+          <w:szCs w:val="24"/>
+          <w:lang w:eastAsia="ru-RU"/>
+        </w:rPr>
+      </w:pPr>
+      <w:r>
+        <w:rPr>
+          <w:rFonts w:ascii="Times New Roman" w:eastAsia="Times New Roman" w:hAnsi="Times New Roman" w:cs="Times New Roman"/>
+          <w:sz w:val="24"/>
+          <w:szCs w:val="24"/>
+          <w:lang w:eastAsia="ru-RU"/>
+        </w:rPr>
+        <w:t>файлы — 10;</w:t>
+      </w:r>
+    </w:p>
+    <w:p>
+      <w:pPr>
+        <w:numPr>
+          <w:ilvl w:val="0"/>
+          <w:numId w:val="16"/>
+        </w:numPr>
+        <w:spacing w:before="100" w:beforeAutospacing="1" w:after="100" w:afterAutospacing="1" w:line="240" w:lineRule="auto"/>
+        <w:rPr>
+          <w:rFonts w:ascii="Times New Roman" w:eastAsia="Times New Roman" w:hAnsi="Times New Roman" w:cs="Times New Roman"/>
+          <w:sz w:val="24"/>
+          <w:szCs w:val="24"/>
+          <w:lang w:eastAsia="ru-RU"/>
+        </w:rPr>
+      </w:pPr>
+      <w:r>
+        <w:rPr>
+          <w:rFonts w:ascii="Times New Roman" w:eastAsia="Times New Roman" w:hAnsi="Times New Roman" w:cs="Times New Roman"/>
+          <w:sz w:val="24"/>
+          <w:szCs w:val="24"/>
+          <w:lang w:eastAsia="ru-RU"/>
+        </w:rPr>
+        <w:t>интерфейсы — 7.</w:t>
+      </w:r>
+    </w:p>
+    <w:p>
+      <w:pPr>
+        <w:spacing w:before="100" w:beforeAutospacing="1" w:after="100" w:afterAutospacing="1" w:line="240" w:lineRule="auto"/>
+        <w:rPr>
+          <w:rFonts w:ascii="Times New Roman" w:eastAsia="Times New Roman" w:hAnsi="Times New Roman" w:cs="Times New Roman"/>
+          <w:sz w:val="24"/>
+          <w:szCs w:val="24"/>
+          <w:lang w:eastAsia="ru-RU"/>
+        </w:rPr>
+      </w:pPr>
+      <w:r>
+        <w:rPr>
+          <w:rFonts w:ascii="Times New Roman" w:eastAsia="Times New Roman" w:hAnsi="Times New Roman" w:cs="Times New Roman"/>
+          <w:sz w:val="24"/>
+          <w:szCs w:val="24"/>
+          <w:lang w:eastAsia="ru-RU"/>
+        </w:rPr>
+        <w:t>Расчёт:</w:t>
+      </w:r>
+    </w:p>
+    <w:p>
+      <w:pPr>
+        <w:spacing w:before="100" w:beforeAutospacing="1" w:after="100" w:afterAutospacing="1" w:line="240" w:lineRule="auto"/>
+        <w:rPr>
+          <w:rFonts w:ascii="Times New Roman" w:eastAsia="Times New Roman" w:hAnsi="Times New Roman" w:cs="Times New Roman"/>
+          <w:sz w:val="24"/>
+          <w:szCs w:val="24"/>
+          <w:lang w:eastAsia="ru-RU"/>
+        </w:rPr>
+      </w:pPr>
+      <w:r>
+        <w:rPr>
+          <w:rFonts w:ascii="Times New Roman" w:eastAsia="Times New Roman" w:hAnsi="Times New Roman" w:cs="Times New Roman"/>
+          <w:sz w:val="24"/>
+          <w:szCs w:val="24"/>
+          <w:lang w:eastAsia="ru-RU"/>
+        </w:rPr>
+        <w:t>FP = (6 × 4) + (5 × 5) + (4 × 4) + (3 × 10) + (2 × 7)</w:t>
+      </w:r>
+    </w:p>
+    <w:p>
+      <w:pPr>
+        <w:spacing w:before="100" w:beforeAutospacing="1" w:after="100" w:afterAutospacing="1" w:line="240" w:lineRule="auto"/>
+        <w:rPr>
+          <w:rFonts w:ascii="Times New Roman" w:eastAsia="Times New Roman" w:hAnsi="Times New Roman" w:cs="Times New Roman"/>
+          <w:sz w:val="24"/>
+          <w:szCs w:val="24"/>
+          <w:lang w:eastAsia="ru-RU"/>
+        </w:rPr>
+      </w:pPr>
+      <w:r>
+        <w:rPr>
+          <w:rFonts w:ascii="Times New Roman" w:eastAsia="Times New Roman" w:hAnsi="Times New Roman" w:cs="Times New Roman"/>
+          <w:sz w:val="24"/>
+          <w:szCs w:val="24"/>
+          <w:lang w:eastAsia="ru-RU"/>
+        </w:rPr>
+        <w:t>FP = 24 + 25 + 16 + 30 + 14 = 109</w:t>
+      </w:r>
+    </w:p>
+    <w:p>
+      <w:pPr>
+        <w:spacing w:before="100" w:beforeAutospacing="1" w:after="100" w:afterAutospacing="1" w:line="240" w:lineRule="auto"/>
+        <w:rPr>
+          <w:rFonts w:ascii="Times New Roman" w:eastAsia="Times New Roman" w:hAnsi="Times New Roman" w:cs="Times New Roman"/>
+          <w:sz w:val="24"/>
+          <w:szCs w:val="24"/>
+          <w:lang w:eastAsia="ru-RU"/>
+        </w:rPr>
+      </w:pPr>
+      <w:r>
+        <w:rPr>
+          <w:rFonts w:ascii="Times New Roman" w:eastAsia="Times New Roman" w:hAnsi="Times New Roman" w:cs="Times New Roman"/>
+          <w:sz w:val="24"/>
+          <w:szCs w:val="24"/>
+          <w:lang w:eastAsia="ru-RU"/>
+        </w:rPr>
+        <w:t>Итоговая функциональная оценка:</w:t>
+      </w:r>
+    </w:p>
+    <w:p>
+      <w:pPr>
+        <w:spacing w:before="100" w:beforeAutospacing="1" w:after="100" w:afterAutospacing="1" w:line="240" w:lineRule="auto"/>
+        <w:rPr>
+          <w:rFonts w:ascii="Times New Roman" w:eastAsia="Times New Roman" w:hAnsi="Times New Roman" w:cs="Times New Roman"/>
+          <w:sz w:val="24"/>
+          <w:szCs w:val="24"/>
+          <w:lang w:eastAsia="ru-RU"/>
+        </w:rPr>
+      </w:pPr>
+      <w:r>
+        <w:rPr>
+          <w:rFonts w:ascii="Times New Roman" w:eastAsia="Times New Roman" w:hAnsi="Times New Roman" w:cs="Times New Roman"/>
+          <w:sz w:val="24"/>
+          <w:szCs w:val="24"/>
+          <w:lang w:eastAsia="ru-RU"/>
+        </w:rPr>
+        <w:t>FP = 109</w:t>
+      </w:r>
+    </w:p>
+    <w:p>
+      <w:pPr>
+        <w:spacing w:before="100" w:beforeAutospacing="1" w:after="100" w:afterAutospacing="1" w:line="240" w:lineRule="auto"/>
+        <w:outlineLvl w:val="1"/>
+        <w:rPr>
+          <w:rFonts w:ascii="Times New Roman" w:eastAsia="Times New Roman" w:hAnsi="Times New Roman" w:cs="Times New Roman"/>
+          <w:b/>
+          <w:bCs/>
+          <w:sz w:val="36"/>
+          <w:szCs w:val="36"/>
+          <w:lang w:eastAsia="ru-RU"/>
+        </w:rPr>
+      </w:pPr>
+      <w:r>
+        <w:rPr>
+          <w:rFonts w:ascii="Times New Roman" w:eastAsia="Times New Roman" w:hAnsi="Times New Roman" w:cs="Times New Roman"/>
+          <w:b/>
+          <w:bCs/>
+          <w:sz w:val="36"/>
+          <w:szCs w:val="36"/>
+          <w:lang w:eastAsia="ru-RU"/>
+        </w:rPr>
+        <w:lastRenderedPageBreak/>
+        <w:t>3.3 Анализ FP-метрики</w:t>
+      </w:r>
+    </w:p>
+    <w:p>
+      <w:pPr>
+        <w:spacing w:before="100" w:beforeAutospacing="1" w:after="100" w:afterAutospacing="1" w:line="240" w:lineRule="auto"/>
+        <w:rPr>
+          <w:rFonts w:ascii="Times New Roman" w:eastAsia="Times New Roman" w:hAnsi="Times New Roman" w:cs="Times New Roman"/>
+          <w:sz w:val="24"/>
+          <w:szCs w:val="24"/>
+          <w:lang w:eastAsia="ru-RU"/>
+        </w:rPr>
+      </w:pPr>
+      <w:r>
+        <w:rPr>
+          <w:rFonts w:ascii="Times New Roman" w:eastAsia="Times New Roman" w:hAnsi="Times New Roman" w:cs="Times New Roman"/>
+          <w:sz w:val="24"/>
+          <w:szCs w:val="24"/>
+          <w:lang w:eastAsia="ru-RU"/>
+        </w:rPr>
+        <w:t>Полученные результаты показывают, что банковская система обладает:</w:t>
+      </w:r>
+    </w:p>
+    <w:p>
+      <w:pPr>
+        <w:numPr>
+          <w:ilvl w:val="0"/>
+          <w:numId w:val="17"/>
+        </w:numPr>
+        <w:spacing w:before="100" w:beforeAutospacing="1" w:after="100" w:afterAutospacing="1" w:line="240" w:lineRule="auto"/>
+        <w:rPr>
+          <w:rFonts w:ascii="Times New Roman" w:eastAsia="Times New Roman" w:hAnsi="Times New Roman" w:cs="Times New Roman"/>
+          <w:sz w:val="24"/>
+          <w:szCs w:val="24"/>
+          <w:lang w:eastAsia="ru-RU"/>
+        </w:rPr>
+      </w:pPr>
+      <w:r>
+        <w:rPr>
+          <w:rFonts w:ascii="Times New Roman" w:eastAsia="Times New Roman" w:hAnsi="Times New Roman" w:cs="Times New Roman"/>
+          <w:sz w:val="24"/>
+          <w:szCs w:val="24"/>
+          <w:lang w:eastAsia="ru-RU"/>
+        </w:rPr>
+        <w:t>высокой функциональностью;</w:t>
+      </w:r>
+    </w:p>
+    <w:p>
+      <w:pPr>
+        <w:numPr>
+          <w:ilvl w:val="0"/>
+          <w:numId w:val="17"/>
+        </w:numPr>
+        <w:spacing w:before="100" w:beforeAutospacing="1" w:after="100" w:afterAutospacing="1" w:line="240" w:lineRule="auto"/>
+        <w:rPr>
+          <w:rFonts w:ascii="Times New Roman" w:eastAsia="Times New Roman" w:hAnsi="Times New Roman" w:cs="Times New Roman"/>
+          <w:sz w:val="24"/>
+          <w:szCs w:val="24"/>
+          <w:lang w:eastAsia="ru-RU"/>
+        </w:rPr>
+      </w:pPr>
+      <w:r>
+        <w:rPr>
+          <w:rFonts w:ascii="Times New Roman" w:eastAsia="Times New Roman" w:hAnsi="Times New Roman" w:cs="Times New Roman"/>
+          <w:sz w:val="24"/>
+          <w:szCs w:val="24"/>
+          <w:lang w:eastAsia="ru-RU"/>
+        </w:rPr>
+        <w:t>большим количеством пользовательских операций;</w:t>
+      </w:r>
+    </w:p>
+    <w:p>
+      <w:pPr>
+        <w:numPr>
+          <w:ilvl w:val="0"/>
+          <w:numId w:val="17"/>
+        </w:numPr>
+        <w:spacing w:before="100" w:beforeAutospacing="1" w:after="100" w:afterAutospacing="1" w:line="240" w:lineRule="auto"/>
+        <w:rPr>
+          <w:rFonts w:ascii="Times New Roman" w:eastAsia="Times New Roman" w:hAnsi="Times New Roman" w:cs="Times New Roman"/>
+          <w:sz w:val="24"/>
+          <w:szCs w:val="24"/>
+          <w:lang w:eastAsia="ru-RU"/>
+        </w:rPr>
+      </w:pPr>
+      <w:r>
+        <w:rPr>
+          <w:rFonts w:ascii="Times New Roman" w:eastAsia="Times New Roman" w:hAnsi="Times New Roman" w:cs="Times New Roman"/>
+          <w:sz w:val="24"/>
+          <w:szCs w:val="24"/>
+          <w:lang w:eastAsia="ru-RU"/>
+        </w:rPr>
+        <w:t>сложной обработкой данных.</w:t>
+      </w:r>
+    </w:p>
+    <w:p>
+      <w:pPr>
+        <w:spacing w:before="100" w:beforeAutospacing="1" w:after="100" w:afterAutospacing="1" w:line="240" w:lineRule="auto"/>
+        <w:rPr>
+          <w:rFonts w:ascii="Times New Roman" w:eastAsia="Times New Roman" w:hAnsi="Times New Roman" w:cs="Times New Roman"/>
+          <w:sz w:val="24"/>
+          <w:szCs w:val="24"/>
+          <w:lang w:eastAsia="ru-RU"/>
+        </w:rPr>
+      </w:pPr>
+      <w:r>
+        <w:rPr>
+          <w:rFonts w:ascii="Times New Roman" w:eastAsia="Times New Roman" w:hAnsi="Times New Roman" w:cs="Times New Roman"/>
+          <w:sz w:val="24"/>
+          <w:szCs w:val="24"/>
+          <w:lang w:eastAsia="ru-RU"/>
+        </w:rPr>
+        <w:t>Преимущества FP-метрики:</w:t>
+      </w:r>
+    </w:p>
+    <w:p>
+      <w:pPr>
+        <w:numPr>
+          <w:ilvl w:val="0"/>
+          <w:numId w:val="18"/>
+        </w:numPr>
+        <w:spacing w:before="100" w:beforeAutospacing="1" w:after="100" w:afterAutospacing="1" w:line="240" w:lineRule="auto"/>
+        <w:rPr>
+          <w:rFonts w:ascii="Times New Roman" w:eastAsia="Times New Roman" w:hAnsi="Times New Roman" w:cs="Times New Roman"/>
+          <w:sz w:val="24"/>
+          <w:szCs w:val="24"/>
+          <w:lang w:eastAsia="ru-RU"/>
+        </w:rPr>
+      </w:pPr>
+      <w:r>
+        <w:rPr>
+          <w:rFonts w:ascii="Times New Roman" w:eastAsia="Times New Roman" w:hAnsi="Times New Roman" w:cs="Times New Roman"/>
+          <w:sz w:val="24"/>
+          <w:szCs w:val="24"/>
+          <w:lang w:eastAsia="ru-RU"/>
+        </w:rPr>
+        <w:t>не зависит от языка программирования;</w:t>
+      </w:r>
+    </w:p>
+    <w:p>
+      <w:pPr>
+        <w:numPr>
+          <w:ilvl w:val="0"/>
+          <w:numId w:val="18"/>
+        </w:numPr>
+        <w:spacing w:before="100" w:beforeAutospacing="1" w:after="100" w:afterAutospacing="1" w:line="240" w:lineRule="auto"/>
+        <w:rPr>
+          <w:rFonts w:ascii="Times New Roman" w:eastAsia="Times New Roman" w:hAnsi="Times New Roman" w:cs="Times New Roman"/>
+          <w:sz w:val="24"/>
+          <w:szCs w:val="24"/>
+          <w:lang w:eastAsia="ru-RU"/>
+        </w:rPr>
+      </w:pPr>
+      <w:r>
+        <w:rPr>
+          <w:rFonts w:ascii="Times New Roman" w:eastAsia="Times New Roman" w:hAnsi="Times New Roman" w:cs="Times New Roman"/>
+          <w:sz w:val="24"/>
+          <w:szCs w:val="24"/>
+          <w:lang w:eastAsia="ru-RU"/>
+        </w:rPr>
+        <w:t>учитывает функциональность программы;</w:t>
+      </w:r>
+    </w:p>
+    <w:p>
+      <w:pPr>
+        <w:numPr>
+          <w:ilvl w:val="0"/>
+          <w:numId w:val="18"/>
+        </w:numPr>
+        <w:spacing w:before="100" w:beforeAutospacing="1" w:after="100" w:afterAutospacing="1" w:line="240" w:lineRule="auto"/>
+        <w:rPr>
+          <w:rFonts w:ascii="Times New Roman" w:eastAsia="Times New Roman" w:hAnsi="Times New Roman" w:cs="Times New Roman"/>
+          <w:sz w:val="24"/>
+          <w:szCs w:val="24"/>
+          <w:lang w:eastAsia="ru-RU"/>
+        </w:rPr>
+      </w:pPr>
+      <w:r>
+        <w:rPr>
+          <w:rFonts w:ascii="Times New Roman" w:eastAsia="Times New Roman" w:hAnsi="Times New Roman" w:cs="Times New Roman"/>
+          <w:sz w:val="24"/>
+          <w:szCs w:val="24"/>
+          <w:lang w:eastAsia="ru-RU"/>
+        </w:rPr>
+        <w:t>позволяет оценивать сложность ещё до написания кода.</w:t>
+      </w:r>
+    </w:p>
+    <w:p>
+      <w:pPr>
+        <w:spacing w:before="100" w:beforeAutospacing="1" w:after="100" w:afterAutospacing="1" w:line="240" w:lineRule="auto"/>
+        <w:rPr>
+          <w:rFonts w:ascii="Times New Roman" w:eastAsia="Times New Roman" w:hAnsi="Times New Roman" w:cs="Times New Roman"/>
+          <w:sz w:val="24"/>
+          <w:szCs w:val="24"/>
+          <w:lang w:eastAsia="ru-RU"/>
+        </w:rPr>
+      </w:pPr>
+      <w:r>
+        <w:rPr>
+          <w:rFonts w:ascii="Times New Roman" w:eastAsia="Times New Roman" w:hAnsi="Times New Roman" w:cs="Times New Roman"/>
+          <w:sz w:val="24"/>
+          <w:szCs w:val="24"/>
+          <w:lang w:eastAsia="ru-RU"/>
+        </w:rPr>
+        <w:t>Недостатки FP-метрики:</w:t>
+      </w:r>
+    </w:p>
+    <w:p>
+      <w:pPr>
+        <w:numPr>
+          <w:ilvl w:val="0"/>
+          <w:numId w:val="19"/>
+        </w:numPr>
+        <w:spacing w:before="100" w:beforeAutospacing="1" w:after="100" w:afterAutospacing="1" w:line="240" w:lineRule="auto"/>
+        <w:rPr>
+          <w:rFonts w:ascii="Times New Roman" w:eastAsia="Times New Roman" w:hAnsi="Times New Roman" w:cs="Times New Roman"/>
+          <w:sz w:val="24"/>
+          <w:szCs w:val="24"/>
+          <w:lang w:eastAsia="ru-RU"/>
+        </w:rPr>
+      </w:pPr>
+      <w:r>
+        <w:rPr>
+          <w:rFonts w:ascii="Times New Roman" w:eastAsia="Times New Roman" w:hAnsi="Times New Roman" w:cs="Times New Roman"/>
+          <w:sz w:val="24"/>
+          <w:szCs w:val="24"/>
+          <w:lang w:eastAsia="ru-RU"/>
+        </w:rPr>
+        <w:t>сложность расчёта;</w:t>
+      </w:r>
+    </w:p>
+    <w:p>
+      <w:pPr>
+        <w:numPr>
+          <w:ilvl w:val="0"/>
+          <w:numId w:val="19"/>
+        </w:numPr>
+        <w:spacing w:before="100" w:beforeAutospacing="1" w:after="100" w:afterAutospacing="1" w:line="240" w:lineRule="auto"/>
+        <w:rPr>
+          <w:rFonts w:ascii="Times New Roman" w:eastAsia="Times New Roman" w:hAnsi="Times New Roman" w:cs="Times New Roman"/>
+          <w:sz w:val="24"/>
+          <w:szCs w:val="24"/>
+          <w:lang w:eastAsia="ru-RU"/>
+        </w:rPr>
+      </w:pPr>
+      <w:r>
+        <w:rPr>
+          <w:rFonts w:ascii="Times New Roman" w:eastAsia="Times New Roman" w:hAnsi="Times New Roman" w:cs="Times New Roman"/>
+          <w:sz w:val="24"/>
+          <w:szCs w:val="24"/>
+          <w:lang w:eastAsia="ru-RU"/>
+        </w:rPr>
+        <w:t>необходимость экспертной оценки;</w:t>
+      </w:r>
+    </w:p>
+    <w:p>
+      <w:pPr>
+        <w:numPr>
+          <w:ilvl w:val="0"/>
+          <w:numId w:val="19"/>
+        </w:numPr>
+        <w:spacing w:before="100" w:beforeAutospacing="1" w:after="100" w:afterAutospacing="1" w:line="240" w:lineRule="auto"/>
+        <w:rPr>
+          <w:rFonts w:ascii="Times New Roman" w:eastAsia="Times New Roman" w:hAnsi="Times New Roman" w:cs="Times New Roman"/>
+          <w:sz w:val="24"/>
+          <w:szCs w:val="24"/>
+          <w:lang w:eastAsia="ru-RU"/>
+        </w:rPr>
+      </w:pPr>
+      <w:r>
+        <w:rPr>
+          <w:rFonts w:ascii="Times New Roman" w:eastAsia="Times New Roman" w:hAnsi="Times New Roman" w:cs="Times New Roman"/>
+          <w:sz w:val="24"/>
+          <w:szCs w:val="24"/>
+          <w:lang w:eastAsia="ru-RU"/>
+        </w:rPr>
+        <w:t>субъективность некоторых параметров.</w:t>
+      </w:r>
+    </w:p>
+    <w:p>
+      <w:pPr>
+        <w:spacing w:after="0" w:line="240" w:lineRule="auto"/>
+        <w:rPr>
+          <w:rFonts w:ascii="Times New Roman" w:eastAsia="Times New Roman" w:hAnsi="Times New Roman" w:cs="Times New Roman"/>
+          <w:sz w:val="24"/>
+          <w:szCs w:val="24"/>
+          <w:lang w:eastAsia="ru-RU"/>
+        </w:rPr>
+      </w:pPr>
+    </w:p>
+    <w:p>
+      <w:pPr>
+        <w:spacing w:before="100" w:beforeAutospacing="1" w:after="100" w:afterAutospacing="1" w:line="240" w:lineRule="auto"/>
+        <w:outlineLvl w:val="0"/>
+        <w:rPr>
+          <w:rFonts w:ascii="Times New Roman" w:eastAsia="Times New Roman" w:hAnsi="Times New Roman" w:cs="Times New Roman"/>
+          <w:b/>
+          <w:bCs/>
+          <w:kern w:val="36"/>
+          <w:sz w:val="48"/>
+          <w:szCs w:val="48"/>
+          <w:lang w:eastAsia="ru-RU"/>
+        </w:rPr>
+      </w:pPr>
+      <w:r>
+        <w:rPr>
+          <w:rFonts w:ascii="Times New Roman" w:eastAsia="Times New Roman" w:hAnsi="Times New Roman" w:cs="Times New Roman"/>
+          <w:b/>
+          <w:bCs/>
+          <w:kern w:val="36"/>
+          <w:sz w:val="48"/>
+          <w:szCs w:val="48"/>
+          <w:lang w:eastAsia="ru-RU"/>
+        </w:rPr>
+        <w:t>4. Предварительная оценка проекта на основе LOC- и FP-метрик</w:t>
+      </w:r>
+    </w:p>
+    <w:p>
+      <w:pPr>
+        <w:spacing w:before="100" w:beforeAutospacing="1" w:after="100" w:afterAutospacing="1" w:line="240" w:lineRule="auto"/>
+        <w:outlineLvl w:val="1"/>
+        <w:rPr>
+          <w:rFonts w:ascii="Times New Roman" w:eastAsia="Times New Roman" w:hAnsi="Times New Roman" w:cs="Times New Roman"/>
+          <w:b/>
+          <w:bCs/>
+          <w:sz w:val="36"/>
+          <w:szCs w:val="36"/>
+          <w:lang w:eastAsia="ru-RU"/>
+        </w:rPr>
+      </w:pPr>
+      <w:r>
+        <w:rPr>
+          <w:rFonts w:ascii="Times New Roman" w:eastAsia="Times New Roman" w:hAnsi="Times New Roman" w:cs="Times New Roman"/>
+          <w:b/>
+          <w:bCs/>
+          <w:sz w:val="36"/>
+          <w:szCs w:val="36"/>
+          <w:lang w:eastAsia="ru-RU"/>
+        </w:rPr>
+        <w:t>4.1 Оценка на основе LOC</w:t>
+      </w:r>
+    </w:p>
+    <w:p>
+      <w:pPr>
+        <w:spacing w:before="100" w:beforeAutospacing="1" w:after="100" w:afterAutospacing="1" w:line="240" w:lineRule="auto"/>
+        <w:rPr>
+          <w:rFonts w:ascii="Times New Roman" w:eastAsia="Times New Roman" w:hAnsi="Times New Roman" w:cs="Times New Roman"/>
+          <w:sz w:val="24"/>
+          <w:szCs w:val="24"/>
+          <w:lang w:eastAsia="ru-RU"/>
+        </w:rPr>
+      </w:pPr>
+      <w:r>
+        <w:rPr>
+          <w:rFonts w:ascii="Times New Roman" w:eastAsia="Times New Roman" w:hAnsi="Times New Roman" w:cs="Times New Roman"/>
+          <w:sz w:val="24"/>
+          <w:szCs w:val="24"/>
+          <w:lang w:eastAsia="ru-RU"/>
+        </w:rPr>
+        <w:t>При объёме проекта около 1400 строк кода:</w:t>
+      </w:r>
+    </w:p>
+    <w:p>
+      <w:pPr>
+        <w:numPr>
+          <w:ilvl w:val="0"/>
+          <w:numId w:val="20"/>
+        </w:numPr>
+        <w:spacing w:before="100" w:beforeAutospacing="1" w:after="100" w:afterAutospacing="1" w:line="240" w:lineRule="auto"/>
+        <w:rPr>
+          <w:rFonts w:ascii="Times New Roman" w:eastAsia="Times New Roman" w:hAnsi="Times New Roman" w:cs="Times New Roman"/>
+          <w:sz w:val="24"/>
+          <w:szCs w:val="24"/>
+          <w:lang w:eastAsia="ru-RU"/>
+        </w:rPr>
+      </w:pPr>
+      <w:r>
+        <w:rPr>
+          <w:rFonts w:ascii="Times New Roman" w:eastAsia="Times New Roman" w:hAnsi="Times New Roman" w:cs="Times New Roman"/>
+          <w:sz w:val="24"/>
+          <w:szCs w:val="24"/>
+          <w:lang w:eastAsia="ru-RU"/>
+        </w:rPr>
+        <w:t>предполагаемая трудоёмкость составляет 20–30 человеко-дней;</w:t>
+      </w:r>
+    </w:p>
+    <w:p>
+      <w:pPr>
+        <w:numPr>
+          <w:ilvl w:val="0"/>
+          <w:numId w:val="20"/>
+        </w:numPr>
+        <w:spacing w:before="100" w:beforeAutospacing="1" w:after="100" w:afterAutospacing="1" w:line="240" w:lineRule="auto"/>
+        <w:rPr>
+          <w:rFonts w:ascii="Times New Roman" w:eastAsia="Times New Roman" w:hAnsi="Times New Roman" w:cs="Times New Roman"/>
+          <w:sz w:val="24"/>
+          <w:szCs w:val="24"/>
+          <w:lang w:eastAsia="ru-RU"/>
+        </w:rPr>
+      </w:pPr>
+      <w:r>
+        <w:rPr>
+          <w:rFonts w:ascii="Times New Roman" w:eastAsia="Times New Roman" w:hAnsi="Times New Roman" w:cs="Times New Roman"/>
+          <w:sz w:val="24"/>
+          <w:szCs w:val="24"/>
+          <w:lang w:eastAsia="ru-RU"/>
+        </w:rPr>
+        <w:t>разработка требует нескольких модулей и тестирования;</w:t>
+      </w:r>
+    </w:p>
+    <w:p>
+      <w:pPr>
+        <w:numPr>
+          <w:ilvl w:val="0"/>
+          <w:numId w:val="20"/>
+        </w:numPr>
+        <w:spacing w:before="100" w:beforeAutospacing="1" w:after="100" w:afterAutospacing="1" w:line="240" w:lineRule="auto"/>
+        <w:rPr>
+          <w:rFonts w:ascii="Times New Roman" w:eastAsia="Times New Roman" w:hAnsi="Times New Roman" w:cs="Times New Roman"/>
+          <w:sz w:val="24"/>
+          <w:szCs w:val="24"/>
+          <w:lang w:eastAsia="ru-RU"/>
+        </w:rPr>
+      </w:pPr>
+      <w:r>
+        <w:rPr>
+          <w:rFonts w:ascii="Times New Roman" w:eastAsia="Times New Roman" w:hAnsi="Times New Roman" w:cs="Times New Roman"/>
+          <w:sz w:val="24"/>
+          <w:szCs w:val="24"/>
+          <w:lang w:eastAsia="ru-RU"/>
+        </w:rPr>
+        <w:t>проект оценивается как система средней сложности.</w:t>
+      </w:r>
+    </w:p>
+    <w:p>
+      <w:pPr>
+        <w:spacing w:before="100" w:beforeAutospacing="1" w:after="100" w:afterAutospacing="1" w:line="240" w:lineRule="auto"/>
+        <w:outlineLvl w:val="1"/>
+        <w:rPr>
+          <w:rFonts w:ascii="Times New Roman" w:eastAsia="Times New Roman" w:hAnsi="Times New Roman" w:cs="Times New Roman"/>
+          <w:b/>
+          <w:bCs/>
+          <w:sz w:val="36"/>
+          <w:szCs w:val="36"/>
+          <w:lang w:eastAsia="ru-RU"/>
+        </w:rPr>
+      </w:pPr>
+      <w:r>
+        <w:rPr>
+          <w:rFonts w:ascii="Times New Roman" w:eastAsia="Times New Roman" w:hAnsi="Times New Roman" w:cs="Times New Roman"/>
+          <w:b/>
+          <w:bCs/>
+          <w:sz w:val="36"/>
+          <w:szCs w:val="36"/>
+          <w:lang w:eastAsia="ru-RU"/>
+        </w:rPr>
+        <w:t>4.2 Оценка на основе FP</w:t>
+      </w:r>
+    </w:p>
+    <w:p>
+      <w:pPr>
+        <w:spacing w:before="100" w:beforeAutospacing="1" w:after="100" w:afterAutospacing="1" w:line="240" w:lineRule="auto"/>
+        <w:rPr>
+          <w:rFonts w:ascii="Times New Roman" w:eastAsia="Times New Roman" w:hAnsi="Times New Roman" w:cs="Times New Roman"/>
+          <w:sz w:val="24"/>
+          <w:szCs w:val="24"/>
+          <w:lang w:eastAsia="ru-RU"/>
+        </w:rPr>
+      </w:pPr>
+      <w:r>
+        <w:rPr>
+          <w:rFonts w:ascii="Times New Roman" w:eastAsia="Times New Roman" w:hAnsi="Times New Roman" w:cs="Times New Roman"/>
+          <w:sz w:val="24"/>
+          <w:szCs w:val="24"/>
+          <w:lang w:eastAsia="ru-RU"/>
+        </w:rPr>
+        <w:t>При значении FP = 109:</w:t>
+      </w:r>
+    </w:p>
+    <w:p>
+      <w:pPr>
+        <w:numPr>
+          <w:ilvl w:val="0"/>
+          <w:numId w:val="21"/>
+        </w:numPr>
+        <w:spacing w:before="100" w:beforeAutospacing="1" w:after="100" w:afterAutospacing="1" w:line="240" w:lineRule="auto"/>
+        <w:rPr>
+          <w:rFonts w:ascii="Times New Roman" w:eastAsia="Times New Roman" w:hAnsi="Times New Roman" w:cs="Times New Roman"/>
+          <w:sz w:val="24"/>
+          <w:szCs w:val="24"/>
+          <w:lang w:eastAsia="ru-RU"/>
+        </w:rPr>
+      </w:pPr>
+      <w:r>
+        <w:rPr>
+          <w:rFonts w:ascii="Times New Roman" w:eastAsia="Times New Roman" w:hAnsi="Times New Roman" w:cs="Times New Roman"/>
+          <w:sz w:val="24"/>
+          <w:szCs w:val="24"/>
+          <w:lang w:eastAsia="ru-RU"/>
+        </w:rPr>
+        <w:t>проект обладает высокой функциональной насыщенностью;</w:t>
+      </w:r>
+    </w:p>
+    <w:p>
+      <w:pPr>
+        <w:numPr>
+          <w:ilvl w:val="0"/>
+          <w:numId w:val="21"/>
+        </w:numPr>
+        <w:spacing w:before="100" w:beforeAutospacing="1" w:after="100" w:afterAutospacing="1" w:line="240" w:lineRule="auto"/>
+        <w:rPr>
+          <w:rFonts w:ascii="Times New Roman" w:eastAsia="Times New Roman" w:hAnsi="Times New Roman" w:cs="Times New Roman"/>
+          <w:sz w:val="24"/>
+          <w:szCs w:val="24"/>
+          <w:lang w:eastAsia="ru-RU"/>
+        </w:rPr>
+      </w:pPr>
+      <w:r>
+        <w:rPr>
+          <w:rFonts w:ascii="Times New Roman" w:eastAsia="Times New Roman" w:hAnsi="Times New Roman" w:cs="Times New Roman"/>
+          <w:sz w:val="24"/>
+          <w:szCs w:val="24"/>
+          <w:lang w:eastAsia="ru-RU"/>
+        </w:rPr>
+        <w:t>требуется реализация большого количества операций;</w:t>
+      </w:r>
+    </w:p>
+    <w:p>
+      <w:pPr>
+        <w:numPr>
+          <w:ilvl w:val="0"/>
+          <w:numId w:val="21"/>
+        </w:numPr>
+        <w:spacing w:before="100" w:beforeAutospacing="1" w:after="100" w:afterAutospacing="1" w:line="240" w:lineRule="auto"/>
+        <w:rPr>
+          <w:rFonts w:ascii="Times New Roman" w:eastAsia="Times New Roman" w:hAnsi="Times New Roman" w:cs="Times New Roman"/>
+          <w:sz w:val="24"/>
+          <w:szCs w:val="24"/>
+          <w:lang w:eastAsia="ru-RU"/>
+        </w:rPr>
+      </w:pPr>
+      <w:r>
+        <w:rPr>
+          <w:rFonts w:ascii="Times New Roman" w:eastAsia="Times New Roman" w:hAnsi="Times New Roman" w:cs="Times New Roman"/>
+          <w:sz w:val="24"/>
+          <w:szCs w:val="24"/>
+          <w:lang w:eastAsia="ru-RU"/>
+        </w:rPr>
+        <w:t>система требует повышенного внимания к безопасности и надёжности.</w:t>
+      </w:r>
+    </w:p>
+    <w:p>
+      <w:pPr>
+        <w:spacing w:before="100" w:beforeAutospacing="1" w:after="100" w:afterAutospacing="1" w:line="240" w:lineRule="auto"/>
+        <w:outlineLvl w:val="1"/>
+        <w:rPr>
+          <w:rFonts w:ascii="Times New Roman" w:eastAsia="Times New Roman" w:hAnsi="Times New Roman" w:cs="Times New Roman"/>
+          <w:b/>
+          <w:bCs/>
+          <w:sz w:val="36"/>
+          <w:szCs w:val="36"/>
+          <w:lang w:eastAsia="ru-RU"/>
+        </w:rPr>
+      </w:pPr>
+      <w:r>
+        <w:rPr>
+          <w:rFonts w:ascii="Times New Roman" w:eastAsia="Times New Roman" w:hAnsi="Times New Roman" w:cs="Times New Roman"/>
+          <w:b/>
+          <w:bCs/>
+          <w:sz w:val="36"/>
+          <w:szCs w:val="36"/>
+          <w:lang w:eastAsia="ru-RU"/>
+        </w:rPr>
+        <w:t>4.3 Итоговая оценка проекта</w:t>
+      </w:r>
+    </w:p>
+    <w:p>
+      <w:pPr>
+        <w:spacing w:before="100" w:beforeAutospacing="1" w:after="100" w:afterAutospacing="1" w:line="240" w:lineRule="auto"/>
+        <w:rPr>
+          <w:rFonts w:ascii="Times New Roman" w:eastAsia="Times New Roman" w:hAnsi="Times New Roman" w:cs="Times New Roman"/>
+          <w:sz w:val="24"/>
+          <w:szCs w:val="24"/>
+          <w:lang w:eastAsia="ru-RU"/>
+        </w:rPr>
+      </w:pPr>
+      <w:r>
+        <w:rPr>
+          <w:rFonts w:ascii="Times New Roman" w:eastAsia="Times New Roman" w:hAnsi="Times New Roman" w:cs="Times New Roman"/>
+          <w:sz w:val="24"/>
+          <w:szCs w:val="24"/>
+          <w:lang w:eastAsia="ru-RU"/>
+        </w:rPr>
+        <w:t>На основании LOC- и FP-метрик можно сделать вывод, что:</w:t>
+      </w:r>
+    </w:p>
+    <w:p>
+      <w:pPr>
+        <w:numPr>
+          <w:ilvl w:val="0"/>
+          <w:numId w:val="22"/>
+        </w:numPr>
+        <w:spacing w:before="100" w:beforeAutospacing="1" w:after="100" w:afterAutospacing="1" w:line="240" w:lineRule="auto"/>
+        <w:rPr>
+          <w:rFonts w:ascii="Times New Roman" w:eastAsia="Times New Roman" w:hAnsi="Times New Roman" w:cs="Times New Roman"/>
+          <w:sz w:val="24"/>
+          <w:szCs w:val="24"/>
+          <w:lang w:eastAsia="ru-RU"/>
+        </w:rPr>
+      </w:pPr>
+      <w:r>
+        <w:rPr>
+          <w:rFonts w:ascii="Times New Roman" w:eastAsia="Times New Roman" w:hAnsi="Times New Roman" w:cs="Times New Roman"/>
+          <w:sz w:val="24"/>
+          <w:szCs w:val="24"/>
+          <w:lang w:eastAsia="ru-RU"/>
+        </w:rPr>
+        <w:lastRenderedPageBreak/>
+        <w:t>банковская информационная система является проектом средней или выше средней сложности;</w:t>
+      </w:r>
+    </w:p>
+    <w:p>
+      <w:pPr>
+        <w:numPr>
+          <w:ilvl w:val="0"/>
+          <w:numId w:val="22"/>
+        </w:numPr>
+        <w:spacing w:before="100" w:beforeAutospacing="1" w:after="100" w:afterAutospacing="1" w:line="240" w:lineRule="auto"/>
+        <w:rPr>
+          <w:rFonts w:ascii="Times New Roman" w:eastAsia="Times New Roman" w:hAnsi="Times New Roman" w:cs="Times New Roman"/>
+          <w:sz w:val="24"/>
+          <w:szCs w:val="24"/>
+          <w:lang w:eastAsia="ru-RU"/>
+        </w:rPr>
+      </w:pPr>
+      <w:r>
+        <w:rPr>
+          <w:rFonts w:ascii="Times New Roman" w:eastAsia="Times New Roman" w:hAnsi="Times New Roman" w:cs="Times New Roman"/>
+          <w:sz w:val="24"/>
+          <w:szCs w:val="24"/>
+          <w:lang w:eastAsia="ru-RU"/>
+        </w:rPr>
+        <w:t>разработка требует модульной архитектуры;</w:t>
+      </w:r>
+    </w:p>
+    <w:p>
+      <w:pPr>
+        <w:numPr>
+          <w:ilvl w:val="0"/>
+          <w:numId w:val="22"/>
+        </w:numPr>
+        <w:spacing w:before="100" w:beforeAutospacing="1" w:after="100" w:afterAutospacing="1" w:line="240" w:lineRule="auto"/>
+        <w:rPr>
+          <w:rFonts w:ascii="Times New Roman" w:eastAsia="Times New Roman" w:hAnsi="Times New Roman" w:cs="Times New Roman"/>
+          <w:sz w:val="24"/>
+          <w:szCs w:val="24"/>
+          <w:lang w:eastAsia="ru-RU"/>
+        </w:rPr>
+      </w:pPr>
+      <w:r>
+        <w:rPr>
+          <w:rFonts w:ascii="Times New Roman" w:eastAsia="Times New Roman" w:hAnsi="Times New Roman" w:cs="Times New Roman"/>
+          <w:sz w:val="24"/>
+          <w:szCs w:val="24"/>
+          <w:lang w:eastAsia="ru-RU"/>
+        </w:rPr>
+        <w:t>необходимо проведение полного тестирования;</w:t>
+      </w:r>
+    </w:p>
+    <w:p>
+      <w:pPr>
+        <w:numPr>
+          <w:ilvl w:val="0"/>
+          <w:numId w:val="22"/>
+        </w:numPr>
+        <w:spacing w:before="100" w:beforeAutospacing="1" w:after="100" w:afterAutospacing="1" w:line="240" w:lineRule="auto"/>
+        <w:rPr>
+          <w:rFonts w:ascii="Times New Roman" w:eastAsia="Times New Roman" w:hAnsi="Times New Roman" w:cs="Times New Roman"/>
+          <w:sz w:val="24"/>
+          <w:szCs w:val="24"/>
+          <w:lang w:eastAsia="ru-RU"/>
+        </w:rPr>
+      </w:pPr>
+      <w:r>
+        <w:rPr>
+          <w:rFonts w:ascii="Times New Roman" w:eastAsia="Times New Roman" w:hAnsi="Times New Roman" w:cs="Times New Roman"/>
+          <w:sz w:val="24"/>
+          <w:szCs w:val="24"/>
+          <w:lang w:eastAsia="ru-RU"/>
+        </w:rPr>
+        <w:t>особое внимание должно уделяться безопасности данных и корректности финансовых операций.</w:t>
+      </w:r>
+    </w:p>
+    <w:p>
+      <w:pPr>
+        <w:spacing w:after="0" w:line="240" w:lineRule="auto"/>
+        <w:rPr>
+          <w:rFonts w:ascii="Times New Roman" w:eastAsia="Times New Roman" w:hAnsi="Times New Roman" w:cs="Times New Roman"/>
+          <w:sz w:val="24"/>
+          <w:szCs w:val="24"/>
+          <w:lang w:eastAsia="ru-RU"/>
+        </w:rPr>
+      </w:pPr>
+    </w:p>
+    <w:p>
+      <w:pPr>
+        <w:spacing w:before="100" w:beforeAutospacing="1" w:after="100" w:afterAutospacing="1" w:line="240" w:lineRule="auto"/>
+        <w:outlineLvl w:val="0"/>
+        <w:rPr>
+          <w:rFonts w:ascii="Times New Roman" w:eastAsia="Times New Roman" w:hAnsi="Times New Roman" w:cs="Times New Roman"/>
+          <w:b/>
+          <w:bCs/>
+          <w:kern w:val="36"/>
+          <w:sz w:val="48"/>
+          <w:szCs w:val="48"/>
+          <w:lang w:eastAsia="ru-RU"/>
+        </w:rPr>
+      </w:pPr>
+      <w:r>
+        <w:rPr>
+          <w:rFonts w:ascii="Times New Roman" w:eastAsia="Times New Roman" w:hAnsi="Times New Roman" w:cs="Times New Roman"/>
+          <w:b/>
+          <w:bCs/>
+          <w:kern w:val="36"/>
+          <w:sz w:val="48"/>
+          <w:szCs w:val="48"/>
+          <w:lang w:eastAsia="ru-RU"/>
+        </w:rPr>
+        <w:t>Заключение</w:t>
+      </w:r>
+    </w:p>
+    <w:p>
+      <w:pPr>
+        <w:spacing w:before="100" w:beforeAutospacing="1" w:after="100" w:afterAutospacing="1" w:line="240" w:lineRule="auto"/>
+        <w:rPr>
+          <w:rFonts w:ascii="Times New Roman" w:eastAsia="Times New Roman" w:hAnsi="Times New Roman" w:cs="Times New Roman"/>
+          <w:sz w:val="24"/>
+          <w:szCs w:val="24"/>
+          <w:lang w:eastAsia="ru-RU"/>
+        </w:rPr>
+      </w:pPr>
+      <w:r>
+        <w:rPr>
+          <w:rFonts w:ascii="Times New Roman" w:eastAsia="Times New Roman" w:hAnsi="Times New Roman" w:cs="Times New Roman"/>
+          <w:sz w:val="24"/>
+          <w:szCs w:val="24"/>
+          <w:lang w:eastAsia="ru-RU"/>
+        </w:rPr>
+        <w:t>В ходе лабораторной работы были изучены основные этапы руководства программным проектом и методы оценки сложности программных систем.</w:t>
+      </w:r>
+    </w:p>
+    <w:p>
+      <w:pPr>
+        <w:spacing w:before="100" w:beforeAutospacing="1" w:after="100" w:afterAutospacing="1" w:line="240" w:lineRule="auto"/>
+        <w:rPr>
+          <w:rFonts w:ascii="Times New Roman" w:eastAsia="Times New Roman" w:hAnsi="Times New Roman" w:cs="Times New Roman"/>
+          <w:sz w:val="24"/>
+          <w:szCs w:val="24"/>
+          <w:lang w:eastAsia="ru-RU"/>
+        </w:rPr>
+      </w:pPr>
+      <w:r>
+        <w:rPr>
+          <w:rFonts w:ascii="Times New Roman" w:eastAsia="Times New Roman" w:hAnsi="Times New Roman" w:cs="Times New Roman"/>
+          <w:sz w:val="24"/>
+          <w:szCs w:val="24"/>
+          <w:lang w:eastAsia="ru-RU"/>
+        </w:rPr>
+        <w:t>Для информационной системы «Банк» были рассчитаны:</w:t>
+      </w:r>
+    </w:p>
+    <w:p>
+      <w:pPr>
+        <w:numPr>
+          <w:ilvl w:val="0"/>
+          <w:numId w:val="23"/>
+        </w:numPr>
+        <w:spacing w:before="100" w:beforeAutospacing="1" w:after="100" w:afterAutospacing="1" w:line="240" w:lineRule="auto"/>
+        <w:rPr>
+          <w:rFonts w:ascii="Times New Roman" w:eastAsia="Times New Roman" w:hAnsi="Times New Roman" w:cs="Times New Roman"/>
+          <w:sz w:val="24"/>
+          <w:szCs w:val="24"/>
+          <w:lang w:eastAsia="ru-RU"/>
+        </w:rPr>
+      </w:pPr>
+      <w:r>
+        <w:rPr>
+          <w:rFonts w:ascii="Times New Roman" w:eastAsia="Times New Roman" w:hAnsi="Times New Roman" w:cs="Times New Roman"/>
+          <w:sz w:val="24"/>
+          <w:szCs w:val="24"/>
+          <w:lang w:eastAsia="ru-RU"/>
+        </w:rPr>
+        <w:t>размерно-ориентированные метрики LOC;</w:t>
+      </w:r>
+    </w:p>
+    <w:p>
+      <w:pPr>
+        <w:numPr>
+          <w:ilvl w:val="0"/>
+          <w:numId w:val="23"/>
+        </w:numPr>
+        <w:spacing w:before="100" w:beforeAutospacing="1" w:after="100" w:afterAutospacing="1" w:line="240" w:lineRule="auto"/>
+        <w:rPr>
+          <w:rFonts w:ascii="Times New Roman" w:eastAsia="Times New Roman" w:hAnsi="Times New Roman" w:cs="Times New Roman"/>
+          <w:sz w:val="24"/>
+          <w:szCs w:val="24"/>
+          <w:lang w:eastAsia="ru-RU"/>
+        </w:rPr>
+      </w:pPr>
+      <w:r>
+        <w:rPr>
+          <w:rFonts w:ascii="Times New Roman" w:eastAsia="Times New Roman" w:hAnsi="Times New Roman" w:cs="Times New Roman"/>
+          <w:sz w:val="24"/>
+          <w:szCs w:val="24"/>
+          <w:lang w:eastAsia="ru-RU"/>
+        </w:rPr>
+        <w:t>функционально-ориентированные метрики FP.</w:t>
+      </w:r>
+    </w:p>
+    <w:p>
+      <w:pPr>
+        <w:spacing w:before="100" w:beforeAutospacing="1" w:after="100" w:afterAutospacing="1" w:line="240" w:lineRule="auto"/>
+        <w:rPr>
+          <w:rFonts w:ascii="Times New Roman" w:eastAsia="Times New Roman" w:hAnsi="Times New Roman" w:cs="Times New Roman"/>
+          <w:sz w:val="24"/>
+          <w:szCs w:val="24"/>
+          <w:lang w:eastAsia="ru-RU"/>
+        </w:rPr>
+      </w:pPr>
+      <w:r>
+        <w:rPr>
+          <w:rFonts w:ascii="Times New Roman" w:eastAsia="Times New Roman" w:hAnsi="Times New Roman" w:cs="Times New Roman"/>
+          <w:sz w:val="24"/>
+          <w:szCs w:val="24"/>
+          <w:lang w:eastAsia="ru-RU"/>
+        </w:rPr>
+        <w:t>На основании выполненных расчётов была произведена предварительная оценка сложности проекта.</w:t>
+      </w:r>
+    </w:p>
+    <w:p>
+      <w:pPr>
+        <w:spacing w:before="100" w:beforeAutospacing="1" w:after="100" w:afterAutospacing="1" w:line="240" w:lineRule="auto"/>
+        <w:rPr>
+          <w:rFonts w:ascii="Times New Roman" w:eastAsia="Times New Roman" w:hAnsi="Times New Roman" w:cs="Times New Roman"/>
+          <w:sz w:val="24"/>
+          <w:szCs w:val="24"/>
+          <w:lang w:eastAsia="ru-RU"/>
+        </w:rPr>
+      </w:pPr>
+      <w:r>
+        <w:rPr>
+          <w:rFonts w:ascii="Times New Roman" w:eastAsia="Times New Roman" w:hAnsi="Times New Roman" w:cs="Times New Roman"/>
+          <w:sz w:val="24"/>
+          <w:szCs w:val="24"/>
+          <w:lang w:eastAsia="ru-RU"/>
+        </w:rPr>
+        <w:t>Полученные результаты показывают, что банковская система обладает высокой функциональностью и требует тщательного проектирования, тестирования и обеспечения безопасности данных.</w:t>
+      </w:r>
+    </w:p>
     <w:sectPr>
       <w:pgSz w:w="11906" w:h="16838"/>
       <w:pgMar w:top="1134" w:right="850" w:bottom="1134" w:left="1701" w:header="708" w:footer="708" w:gutter="0"/>
@@ -143,8 +4296,3473 @@
 </w:document>
 </file>
 
+<file path=word/numbering.xml><?xml version="1.0" encoding="utf-8"?>
+<w:numbering xmlns:wpc="http://schemas.microsoft.com/office/word/2010/wordprocessingCanvas" xmlns:cx="http://schemas.microsoft.com/office/drawing/2014/chartex" xmlns:cx1="http://schemas.microsoft.com/office/drawing/2015/9/8/chartex" xmlns:cx2="http://schemas.microsoft.com/office/drawing/2015/10/21/chartex" xmlns:cx3="http://schemas.microsoft.com/office/drawing/2016/5/9/chartex" xmlns:cx4="http://schemas.microsoft.com/office/drawing/2016/5/10/chartex" xmlns:cx5="http://schemas.microsoft.com/office/drawing/2016/5/11/chartex" xmlns:cx6="http://schemas.microsoft.com/office/drawing/2016/5/12/chartex" xmlns:cx7="http://schemas.microsoft.com/office/drawing/2016/5/13/chartex" xmlns:cx8="http://schemas.microsoft.com/office/drawing/2016/5/14/chartex" xmlns:mc="http://schemas.openxmlformats.org/markup-compatibility/2006" xmlns:aink="http://schemas.microsoft.com/office/drawing/2016/ink" xmlns:am3d="http://schemas.microsoft.com/office/drawing/2017/model3d" xmlns:o="urn:schemas-microsoft-com:office:office" xmlns:oel="http://schemas.microsoft.com/office/2019/extlst" xmlns:r="http://schemas.openxmlformats.org/officeDocument/2006/relationships" xmlns:m="http://schemas.openxmlformats.org/officeDocument/2006/math" xmlns:v="urn:schemas-microsoft-com:vml" xmlns:wp14="http://schemas.microsoft.com/office/word/2010/wordprocessingDrawing" xmlns:wp="http://schemas.openxmlformats.org/drawingml/2006/wordprocessingDrawing" xmlns:w10="urn:schemas-microsoft-com:office:word" xmlns:w="http://schemas.openxmlformats.org/wordprocessingml/2006/main" xmlns:w14="http://schemas.microsoft.com/office/word/2010/wordml" xmlns:w15="http://schemas.microsoft.com/office/word/2012/wordml" xmlns:w16cex="http://schemas.microsoft.com/office/word/2018/wordml/cex" xmlns:w16cid="http://schemas.microsoft.com/office/word/2016/wordml/cid" xmlns:w16="http://schemas.microsoft.com/office/word/2018/wordml" xmlns:w16du="http://schemas.microsoft.com/office/word/2023/wordml/word16du" xmlns:w16sdtdh="http://schemas.microsoft.com/office/word/2020/wordml/sdtdatahash" xmlns:w16sdtfl="http://schemas.microsoft.com/office/word/2024/wordml/sdtformatlock" xmlns:w16se="http://schemas.microsoft.com/office/word/2015/wordml/symex" xmlns:wpg="http://schemas.microsoft.com/office/word/2010/wordprocessingGroup" xmlns:wpi="http://schemas.microsoft.com/office/word/2010/wordprocessingInk" xmlns:wne="http://schemas.microsoft.com/office/word/2006/wordml" xmlns:wps="http://schemas.microsoft.com/office/word/2010/wordprocessingShape" mc:Ignorable="w14 w15 w16se w16cid w16 w16cex w16sdtdh w16sdtfl w16du wp14">
+  <w:abstractNum w:abstractNumId="0" w15:restartNumberingAfterBreak="0">
+    <w:nsid w:val="00544AA5"/>
+    <w:multiLevelType w:val="multilevel"/>
+    <w:tmpl w:val="E3C0C538"/>
+    <w:lvl w:ilvl="0">
+      <w:start w:val="1"/>
+      <w:numFmt w:val="bullet"/>
+      <w:lvlText w:val=""/>
+      <w:lvlJc w:val="left"/>
+      <w:pPr>
+        <w:tabs>
+          <w:tab w:val="num" w:pos="720"/>
+        </w:tabs>
+        <w:ind w:left="720" w:hanging="360"/>
+      </w:pPr>
+      <w:rPr>
+        <w:rFonts w:ascii="Symbol" w:hAnsi="Symbol" w:hint="default"/>
+        <w:sz w:val="20"/>
+      </w:rPr>
+    </w:lvl>
+    <w:lvl w:ilvl="1" w:tentative="1">
+      <w:start w:val="1"/>
+      <w:numFmt w:val="bullet"/>
+      <w:lvlText w:val="o"/>
+      <w:lvlJc w:val="left"/>
+      <w:pPr>
+        <w:tabs>
+          <w:tab w:val="num" w:pos="1440"/>
+        </w:tabs>
+        <w:ind w:left="1440" w:hanging="360"/>
+      </w:pPr>
+      <w:rPr>
+        <w:rFonts w:ascii="Courier New" w:hAnsi="Courier New" w:hint="default"/>
+        <w:sz w:val="20"/>
+      </w:rPr>
+    </w:lvl>
+    <w:lvl w:ilvl="2" w:tentative="1">
+      <w:start w:val="1"/>
+      <w:numFmt w:val="bullet"/>
+      <w:lvlText w:val=""/>
+      <w:lvlJc w:val="left"/>
+      <w:pPr>
+        <w:tabs>
+          <w:tab w:val="num" w:pos="2160"/>
+        </w:tabs>
+        <w:ind w:left="2160" w:hanging="360"/>
+      </w:pPr>
+      <w:rPr>
+        <w:rFonts w:ascii="Wingdings" w:hAnsi="Wingdings" w:hint="default"/>
+        <w:sz w:val="20"/>
+      </w:rPr>
+    </w:lvl>
+    <w:lvl w:ilvl="3" w:tentative="1">
+      <w:start w:val="1"/>
+      <w:numFmt w:val="bullet"/>
+      <w:lvlText w:val=""/>
+      <w:lvlJc w:val="left"/>
+      <w:pPr>
+        <w:tabs>
+          <w:tab w:val="num" w:pos="2880"/>
+        </w:tabs>
+        <w:ind w:left="2880" w:hanging="360"/>
+      </w:pPr>
+      <w:rPr>
+        <w:rFonts w:ascii="Wingdings" w:hAnsi="Wingdings" w:hint="default"/>
+        <w:sz w:val="20"/>
+      </w:rPr>
+    </w:lvl>
+    <w:lvl w:ilvl="4" w:tentative="1">
+      <w:start w:val="1"/>
+      <w:numFmt w:val="bullet"/>
+      <w:lvlText w:val=""/>
+      <w:lvlJc w:val="left"/>
+      <w:pPr>
+        <w:tabs>
+          <w:tab w:val="num" w:pos="3600"/>
+        </w:tabs>
+        <w:ind w:left="3600" w:hanging="360"/>
+      </w:pPr>
+      <w:rPr>
+        <w:rFonts w:ascii="Wingdings" w:hAnsi="Wingdings" w:hint="default"/>
+        <w:sz w:val="20"/>
+      </w:rPr>
+    </w:lvl>
+    <w:lvl w:ilvl="5" w:tentative="1">
+      <w:start w:val="1"/>
+      <w:numFmt w:val="bullet"/>
+      <w:lvlText w:val=""/>
+      <w:lvlJc w:val="left"/>
+      <w:pPr>
+        <w:tabs>
+          <w:tab w:val="num" w:pos="4320"/>
+        </w:tabs>
+        <w:ind w:left="4320" w:hanging="360"/>
+      </w:pPr>
+      <w:rPr>
+        <w:rFonts w:ascii="Wingdings" w:hAnsi="Wingdings" w:hint="default"/>
+        <w:sz w:val="20"/>
+      </w:rPr>
+    </w:lvl>
+    <w:lvl w:ilvl="6" w:tentative="1">
+      <w:start w:val="1"/>
+      <w:numFmt w:val="bullet"/>
+      <w:lvlText w:val=""/>
+      <w:lvlJc w:val="left"/>
+      <w:pPr>
+        <w:tabs>
+          <w:tab w:val="num" w:pos="5040"/>
+        </w:tabs>
+        <w:ind w:left="5040" w:hanging="360"/>
+      </w:pPr>
+      <w:rPr>
+        <w:rFonts w:ascii="Wingdings" w:hAnsi="Wingdings" w:hint="default"/>
+        <w:sz w:val="20"/>
+      </w:rPr>
+    </w:lvl>
+    <w:lvl w:ilvl="7" w:tentative="1">
+      <w:start w:val="1"/>
+      <w:numFmt w:val="bullet"/>
+      <w:lvlText w:val=""/>
+      <w:lvlJc w:val="left"/>
+      <w:pPr>
+        <w:tabs>
+          <w:tab w:val="num" w:pos="5760"/>
+        </w:tabs>
+        <w:ind w:left="5760" w:hanging="360"/>
+      </w:pPr>
+      <w:rPr>
+        <w:rFonts w:ascii="Wingdings" w:hAnsi="Wingdings" w:hint="default"/>
+        <w:sz w:val="20"/>
+      </w:rPr>
+    </w:lvl>
+    <w:lvl w:ilvl="8" w:tentative="1">
+      <w:start w:val="1"/>
+      <w:numFmt w:val="bullet"/>
+      <w:lvlText w:val=""/>
+      <w:lvlJc w:val="left"/>
+      <w:pPr>
+        <w:tabs>
+          <w:tab w:val="num" w:pos="6480"/>
+        </w:tabs>
+        <w:ind w:left="6480" w:hanging="360"/>
+      </w:pPr>
+      <w:rPr>
+        <w:rFonts w:ascii="Wingdings" w:hAnsi="Wingdings" w:hint="default"/>
+        <w:sz w:val="20"/>
+      </w:rPr>
+    </w:lvl>
+  </w:abstractNum>
+  <w:abstractNum w:abstractNumId="1" w15:restartNumberingAfterBreak="0">
+    <w:nsid w:val="12ED536C"/>
+    <w:multiLevelType w:val="multilevel"/>
+    <w:tmpl w:val="476A09D0"/>
+    <w:lvl w:ilvl="0">
+      <w:start w:val="1"/>
+      <w:numFmt w:val="bullet"/>
+      <w:lvlText w:val=""/>
+      <w:lvlJc w:val="left"/>
+      <w:pPr>
+        <w:tabs>
+          <w:tab w:val="num" w:pos="720"/>
+        </w:tabs>
+        <w:ind w:left="720" w:hanging="360"/>
+      </w:pPr>
+      <w:rPr>
+        <w:rFonts w:ascii="Symbol" w:hAnsi="Symbol" w:hint="default"/>
+        <w:sz w:val="20"/>
+      </w:rPr>
+    </w:lvl>
+    <w:lvl w:ilvl="1" w:tentative="1">
+      <w:start w:val="1"/>
+      <w:numFmt w:val="bullet"/>
+      <w:lvlText w:val="o"/>
+      <w:lvlJc w:val="left"/>
+      <w:pPr>
+        <w:tabs>
+          <w:tab w:val="num" w:pos="1440"/>
+        </w:tabs>
+        <w:ind w:left="1440" w:hanging="360"/>
+      </w:pPr>
+      <w:rPr>
+        <w:rFonts w:ascii="Courier New" w:hAnsi="Courier New" w:hint="default"/>
+        <w:sz w:val="20"/>
+      </w:rPr>
+    </w:lvl>
+    <w:lvl w:ilvl="2" w:tentative="1">
+      <w:start w:val="1"/>
+      <w:numFmt w:val="bullet"/>
+      <w:lvlText w:val=""/>
+      <w:lvlJc w:val="left"/>
+      <w:pPr>
+        <w:tabs>
+          <w:tab w:val="num" w:pos="2160"/>
+        </w:tabs>
+        <w:ind w:left="2160" w:hanging="360"/>
+      </w:pPr>
+      <w:rPr>
+        <w:rFonts w:ascii="Wingdings" w:hAnsi="Wingdings" w:hint="default"/>
+        <w:sz w:val="20"/>
+      </w:rPr>
+    </w:lvl>
+    <w:lvl w:ilvl="3" w:tentative="1">
+      <w:start w:val="1"/>
+      <w:numFmt w:val="bullet"/>
+      <w:lvlText w:val=""/>
+      <w:lvlJc w:val="left"/>
+      <w:pPr>
+        <w:tabs>
+          <w:tab w:val="num" w:pos="2880"/>
+        </w:tabs>
+        <w:ind w:left="2880" w:hanging="360"/>
+      </w:pPr>
+      <w:rPr>
+        <w:rFonts w:ascii="Wingdings" w:hAnsi="Wingdings" w:hint="default"/>
+        <w:sz w:val="20"/>
+      </w:rPr>
+    </w:lvl>
+    <w:lvl w:ilvl="4" w:tentative="1">
+      <w:start w:val="1"/>
+      <w:numFmt w:val="bullet"/>
+      <w:lvlText w:val=""/>
+      <w:lvlJc w:val="left"/>
+      <w:pPr>
+        <w:tabs>
+          <w:tab w:val="num" w:pos="3600"/>
+        </w:tabs>
+        <w:ind w:left="3600" w:hanging="360"/>
+      </w:pPr>
+      <w:rPr>
+        <w:rFonts w:ascii="Wingdings" w:hAnsi="Wingdings" w:hint="default"/>
+        <w:sz w:val="20"/>
+      </w:rPr>
+    </w:lvl>
+    <w:lvl w:ilvl="5" w:tentative="1">
+      <w:start w:val="1"/>
+      <w:numFmt w:val="bullet"/>
+      <w:lvlText w:val=""/>
+      <w:lvlJc w:val="left"/>
+      <w:pPr>
+        <w:tabs>
+          <w:tab w:val="num" w:pos="4320"/>
+        </w:tabs>
+        <w:ind w:left="4320" w:hanging="360"/>
+      </w:pPr>
+      <w:rPr>
+        <w:rFonts w:ascii="Wingdings" w:hAnsi="Wingdings" w:hint="default"/>
+        <w:sz w:val="20"/>
+      </w:rPr>
+    </w:lvl>
+    <w:lvl w:ilvl="6" w:tentative="1">
+      <w:start w:val="1"/>
+      <w:numFmt w:val="bullet"/>
+      <w:lvlText w:val=""/>
+      <w:lvlJc w:val="left"/>
+      <w:pPr>
+        <w:tabs>
+          <w:tab w:val="num" w:pos="5040"/>
+        </w:tabs>
+        <w:ind w:left="5040" w:hanging="360"/>
+      </w:pPr>
+      <w:rPr>
+        <w:rFonts w:ascii="Wingdings" w:hAnsi="Wingdings" w:hint="default"/>
+        <w:sz w:val="20"/>
+      </w:rPr>
+    </w:lvl>
+    <w:lvl w:ilvl="7" w:tentative="1">
+      <w:start w:val="1"/>
+      <w:numFmt w:val="bullet"/>
+      <w:lvlText w:val=""/>
+      <w:lvlJc w:val="left"/>
+      <w:pPr>
+        <w:tabs>
+          <w:tab w:val="num" w:pos="5760"/>
+        </w:tabs>
+        <w:ind w:left="5760" w:hanging="360"/>
+      </w:pPr>
+      <w:rPr>
+        <w:rFonts w:ascii="Wingdings" w:hAnsi="Wingdings" w:hint="default"/>
+        <w:sz w:val="20"/>
+      </w:rPr>
+    </w:lvl>
+    <w:lvl w:ilvl="8" w:tentative="1">
+      <w:start w:val="1"/>
+      <w:numFmt w:val="bullet"/>
+      <w:lvlText w:val=""/>
+      <w:lvlJc w:val="left"/>
+      <w:pPr>
+        <w:tabs>
+          <w:tab w:val="num" w:pos="6480"/>
+        </w:tabs>
+        <w:ind w:left="6480" w:hanging="360"/>
+      </w:pPr>
+      <w:rPr>
+        <w:rFonts w:ascii="Wingdings" w:hAnsi="Wingdings" w:hint="default"/>
+        <w:sz w:val="20"/>
+      </w:rPr>
+    </w:lvl>
+  </w:abstractNum>
+  <w:abstractNum w:abstractNumId="2" w15:restartNumberingAfterBreak="0">
+    <w:nsid w:val="17041B02"/>
+    <w:multiLevelType w:val="multilevel"/>
+    <w:tmpl w:val="B5E4992C"/>
+    <w:lvl w:ilvl="0">
+      <w:start w:val="1"/>
+      <w:numFmt w:val="bullet"/>
+      <w:lvlText w:val=""/>
+      <w:lvlJc w:val="left"/>
+      <w:pPr>
+        <w:tabs>
+          <w:tab w:val="num" w:pos="720"/>
+        </w:tabs>
+        <w:ind w:left="720" w:hanging="360"/>
+      </w:pPr>
+      <w:rPr>
+        <w:rFonts w:ascii="Symbol" w:hAnsi="Symbol" w:hint="default"/>
+        <w:sz w:val="20"/>
+      </w:rPr>
+    </w:lvl>
+    <w:lvl w:ilvl="1" w:tentative="1">
+      <w:start w:val="1"/>
+      <w:numFmt w:val="bullet"/>
+      <w:lvlText w:val="o"/>
+      <w:lvlJc w:val="left"/>
+      <w:pPr>
+        <w:tabs>
+          <w:tab w:val="num" w:pos="1440"/>
+        </w:tabs>
+        <w:ind w:left="1440" w:hanging="360"/>
+      </w:pPr>
+      <w:rPr>
+        <w:rFonts w:ascii="Courier New" w:hAnsi="Courier New" w:hint="default"/>
+        <w:sz w:val="20"/>
+      </w:rPr>
+    </w:lvl>
+    <w:lvl w:ilvl="2" w:tentative="1">
+      <w:start w:val="1"/>
+      <w:numFmt w:val="bullet"/>
+      <w:lvlText w:val=""/>
+      <w:lvlJc w:val="left"/>
+      <w:pPr>
+        <w:tabs>
+          <w:tab w:val="num" w:pos="2160"/>
+        </w:tabs>
+        <w:ind w:left="2160" w:hanging="360"/>
+      </w:pPr>
+      <w:rPr>
+        <w:rFonts w:ascii="Wingdings" w:hAnsi="Wingdings" w:hint="default"/>
+        <w:sz w:val="20"/>
+      </w:rPr>
+    </w:lvl>
+    <w:lvl w:ilvl="3" w:tentative="1">
+      <w:start w:val="1"/>
+      <w:numFmt w:val="bullet"/>
+      <w:lvlText w:val=""/>
+      <w:lvlJc w:val="left"/>
+      <w:pPr>
+        <w:tabs>
+          <w:tab w:val="num" w:pos="2880"/>
+        </w:tabs>
+        <w:ind w:left="2880" w:hanging="360"/>
+      </w:pPr>
+      <w:rPr>
+        <w:rFonts w:ascii="Wingdings" w:hAnsi="Wingdings" w:hint="default"/>
+        <w:sz w:val="20"/>
+      </w:rPr>
+    </w:lvl>
+    <w:lvl w:ilvl="4" w:tentative="1">
+      <w:start w:val="1"/>
+      <w:numFmt w:val="bullet"/>
+      <w:lvlText w:val=""/>
+      <w:lvlJc w:val="left"/>
+      <w:pPr>
+        <w:tabs>
+          <w:tab w:val="num" w:pos="3600"/>
+        </w:tabs>
+        <w:ind w:left="3600" w:hanging="360"/>
+      </w:pPr>
+      <w:rPr>
+        <w:rFonts w:ascii="Wingdings" w:hAnsi="Wingdings" w:hint="default"/>
+        <w:sz w:val="20"/>
+      </w:rPr>
+    </w:lvl>
+    <w:lvl w:ilvl="5" w:tentative="1">
+      <w:start w:val="1"/>
+      <w:numFmt w:val="bullet"/>
+      <w:lvlText w:val=""/>
+      <w:lvlJc w:val="left"/>
+      <w:pPr>
+        <w:tabs>
+          <w:tab w:val="num" w:pos="4320"/>
+        </w:tabs>
+        <w:ind w:left="4320" w:hanging="360"/>
+      </w:pPr>
+      <w:rPr>
+        <w:rFonts w:ascii="Wingdings" w:hAnsi="Wingdings" w:hint="default"/>
+        <w:sz w:val="20"/>
+      </w:rPr>
+    </w:lvl>
+    <w:lvl w:ilvl="6" w:tentative="1">
+      <w:start w:val="1"/>
+      <w:numFmt w:val="bullet"/>
+      <w:lvlText w:val=""/>
+      <w:lvlJc w:val="left"/>
+      <w:pPr>
+        <w:tabs>
+          <w:tab w:val="num" w:pos="5040"/>
+        </w:tabs>
+        <w:ind w:left="5040" w:hanging="360"/>
+      </w:pPr>
+      <w:rPr>
+        <w:rFonts w:ascii="Wingdings" w:hAnsi="Wingdings" w:hint="default"/>
+        <w:sz w:val="20"/>
+      </w:rPr>
+    </w:lvl>
+    <w:lvl w:ilvl="7" w:tentative="1">
+      <w:start w:val="1"/>
+      <w:numFmt w:val="bullet"/>
+      <w:lvlText w:val=""/>
+      <w:lvlJc w:val="left"/>
+      <w:pPr>
+        <w:tabs>
+          <w:tab w:val="num" w:pos="5760"/>
+        </w:tabs>
+        <w:ind w:left="5760" w:hanging="360"/>
+      </w:pPr>
+      <w:rPr>
+        <w:rFonts w:ascii="Wingdings" w:hAnsi="Wingdings" w:hint="default"/>
+        <w:sz w:val="20"/>
+      </w:rPr>
+    </w:lvl>
+    <w:lvl w:ilvl="8" w:tentative="1">
+      <w:start w:val="1"/>
+      <w:numFmt w:val="bullet"/>
+      <w:lvlText w:val=""/>
+      <w:lvlJc w:val="left"/>
+      <w:pPr>
+        <w:tabs>
+          <w:tab w:val="num" w:pos="6480"/>
+        </w:tabs>
+        <w:ind w:left="6480" w:hanging="360"/>
+      </w:pPr>
+      <w:rPr>
+        <w:rFonts w:ascii="Wingdings" w:hAnsi="Wingdings" w:hint="default"/>
+        <w:sz w:val="20"/>
+      </w:rPr>
+    </w:lvl>
+  </w:abstractNum>
+  <w:abstractNum w:abstractNumId="3" w15:restartNumberingAfterBreak="0">
+    <w:nsid w:val="18745A0C"/>
+    <w:multiLevelType w:val="multilevel"/>
+    <w:tmpl w:val="9072DDF0"/>
+    <w:lvl w:ilvl="0">
+      <w:start w:val="1"/>
+      <w:numFmt w:val="bullet"/>
+      <w:lvlText w:val=""/>
+      <w:lvlJc w:val="left"/>
+      <w:pPr>
+        <w:tabs>
+          <w:tab w:val="num" w:pos="720"/>
+        </w:tabs>
+        <w:ind w:left="720" w:hanging="360"/>
+      </w:pPr>
+      <w:rPr>
+        <w:rFonts w:ascii="Symbol" w:hAnsi="Symbol" w:hint="default"/>
+        <w:sz w:val="20"/>
+      </w:rPr>
+    </w:lvl>
+    <w:lvl w:ilvl="1" w:tentative="1">
+      <w:start w:val="1"/>
+      <w:numFmt w:val="bullet"/>
+      <w:lvlText w:val="o"/>
+      <w:lvlJc w:val="left"/>
+      <w:pPr>
+        <w:tabs>
+          <w:tab w:val="num" w:pos="1440"/>
+        </w:tabs>
+        <w:ind w:left="1440" w:hanging="360"/>
+      </w:pPr>
+      <w:rPr>
+        <w:rFonts w:ascii="Courier New" w:hAnsi="Courier New" w:hint="default"/>
+        <w:sz w:val="20"/>
+      </w:rPr>
+    </w:lvl>
+    <w:lvl w:ilvl="2" w:tentative="1">
+      <w:start w:val="1"/>
+      <w:numFmt w:val="bullet"/>
+      <w:lvlText w:val=""/>
+      <w:lvlJc w:val="left"/>
+      <w:pPr>
+        <w:tabs>
+          <w:tab w:val="num" w:pos="2160"/>
+        </w:tabs>
+        <w:ind w:left="2160" w:hanging="360"/>
+      </w:pPr>
+      <w:rPr>
+        <w:rFonts w:ascii="Wingdings" w:hAnsi="Wingdings" w:hint="default"/>
+        <w:sz w:val="20"/>
+      </w:rPr>
+    </w:lvl>
+    <w:lvl w:ilvl="3" w:tentative="1">
+      <w:start w:val="1"/>
+      <w:numFmt w:val="bullet"/>
+      <w:lvlText w:val=""/>
+      <w:lvlJc w:val="left"/>
+      <w:pPr>
+        <w:tabs>
+          <w:tab w:val="num" w:pos="2880"/>
+        </w:tabs>
+        <w:ind w:left="2880" w:hanging="360"/>
+      </w:pPr>
+      <w:rPr>
+        <w:rFonts w:ascii="Wingdings" w:hAnsi="Wingdings" w:hint="default"/>
+        <w:sz w:val="20"/>
+      </w:rPr>
+    </w:lvl>
+    <w:lvl w:ilvl="4" w:tentative="1">
+      <w:start w:val="1"/>
+      <w:numFmt w:val="bullet"/>
+      <w:lvlText w:val=""/>
+      <w:lvlJc w:val="left"/>
+      <w:pPr>
+        <w:tabs>
+          <w:tab w:val="num" w:pos="3600"/>
+        </w:tabs>
+        <w:ind w:left="3600" w:hanging="360"/>
+      </w:pPr>
+      <w:rPr>
+        <w:rFonts w:ascii="Wingdings" w:hAnsi="Wingdings" w:hint="default"/>
+        <w:sz w:val="20"/>
+      </w:rPr>
+    </w:lvl>
+    <w:lvl w:ilvl="5" w:tentative="1">
+      <w:start w:val="1"/>
+      <w:numFmt w:val="bullet"/>
+      <w:lvlText w:val=""/>
+      <w:lvlJc w:val="left"/>
+      <w:pPr>
+        <w:tabs>
+          <w:tab w:val="num" w:pos="4320"/>
+        </w:tabs>
+        <w:ind w:left="4320" w:hanging="360"/>
+      </w:pPr>
+      <w:rPr>
+        <w:rFonts w:ascii="Wingdings" w:hAnsi="Wingdings" w:hint="default"/>
+        <w:sz w:val="20"/>
+      </w:rPr>
+    </w:lvl>
+    <w:lvl w:ilvl="6" w:tentative="1">
+      <w:start w:val="1"/>
+      <w:numFmt w:val="bullet"/>
+      <w:lvlText w:val=""/>
+      <w:lvlJc w:val="left"/>
+      <w:pPr>
+        <w:tabs>
+          <w:tab w:val="num" w:pos="5040"/>
+        </w:tabs>
+        <w:ind w:left="5040" w:hanging="360"/>
+      </w:pPr>
+      <w:rPr>
+        <w:rFonts w:ascii="Wingdings" w:hAnsi="Wingdings" w:hint="default"/>
+        <w:sz w:val="20"/>
+      </w:rPr>
+    </w:lvl>
+    <w:lvl w:ilvl="7" w:tentative="1">
+      <w:start w:val="1"/>
+      <w:numFmt w:val="bullet"/>
+      <w:lvlText w:val=""/>
+      <w:lvlJc w:val="left"/>
+      <w:pPr>
+        <w:tabs>
+          <w:tab w:val="num" w:pos="5760"/>
+        </w:tabs>
+        <w:ind w:left="5760" w:hanging="360"/>
+      </w:pPr>
+      <w:rPr>
+        <w:rFonts w:ascii="Wingdings" w:hAnsi="Wingdings" w:hint="default"/>
+        <w:sz w:val="20"/>
+      </w:rPr>
+    </w:lvl>
+    <w:lvl w:ilvl="8" w:tentative="1">
+      <w:start w:val="1"/>
+      <w:numFmt w:val="bullet"/>
+      <w:lvlText w:val=""/>
+      <w:lvlJc w:val="left"/>
+      <w:pPr>
+        <w:tabs>
+          <w:tab w:val="num" w:pos="6480"/>
+        </w:tabs>
+        <w:ind w:left="6480" w:hanging="360"/>
+      </w:pPr>
+      <w:rPr>
+        <w:rFonts w:ascii="Wingdings" w:hAnsi="Wingdings" w:hint="default"/>
+        <w:sz w:val="20"/>
+      </w:rPr>
+    </w:lvl>
+  </w:abstractNum>
+  <w:abstractNum w:abstractNumId="4" w15:restartNumberingAfterBreak="0">
+    <w:nsid w:val="191A38CD"/>
+    <w:multiLevelType w:val="multilevel"/>
+    <w:tmpl w:val="A04AA9EE"/>
+    <w:lvl w:ilvl="0">
+      <w:start w:val="1"/>
+      <w:numFmt w:val="bullet"/>
+      <w:lvlText w:val=""/>
+      <w:lvlJc w:val="left"/>
+      <w:pPr>
+        <w:tabs>
+          <w:tab w:val="num" w:pos="720"/>
+        </w:tabs>
+        <w:ind w:left="720" w:hanging="360"/>
+      </w:pPr>
+      <w:rPr>
+        <w:rFonts w:ascii="Symbol" w:hAnsi="Symbol" w:hint="default"/>
+        <w:sz w:val="20"/>
+      </w:rPr>
+    </w:lvl>
+    <w:lvl w:ilvl="1" w:tentative="1">
+      <w:start w:val="1"/>
+      <w:numFmt w:val="bullet"/>
+      <w:lvlText w:val="o"/>
+      <w:lvlJc w:val="left"/>
+      <w:pPr>
+        <w:tabs>
+          <w:tab w:val="num" w:pos="1440"/>
+        </w:tabs>
+        <w:ind w:left="1440" w:hanging="360"/>
+      </w:pPr>
+      <w:rPr>
+        <w:rFonts w:ascii="Courier New" w:hAnsi="Courier New" w:hint="default"/>
+        <w:sz w:val="20"/>
+      </w:rPr>
+    </w:lvl>
+    <w:lvl w:ilvl="2" w:tentative="1">
+      <w:start w:val="1"/>
+      <w:numFmt w:val="bullet"/>
+      <w:lvlText w:val=""/>
+      <w:lvlJc w:val="left"/>
+      <w:pPr>
+        <w:tabs>
+          <w:tab w:val="num" w:pos="2160"/>
+        </w:tabs>
+        <w:ind w:left="2160" w:hanging="360"/>
+      </w:pPr>
+      <w:rPr>
+        <w:rFonts w:ascii="Wingdings" w:hAnsi="Wingdings" w:hint="default"/>
+        <w:sz w:val="20"/>
+      </w:rPr>
+    </w:lvl>
+    <w:lvl w:ilvl="3" w:tentative="1">
+      <w:start w:val="1"/>
+      <w:numFmt w:val="bullet"/>
+      <w:lvlText w:val=""/>
+      <w:lvlJc w:val="left"/>
+      <w:pPr>
+        <w:tabs>
+          <w:tab w:val="num" w:pos="2880"/>
+        </w:tabs>
+        <w:ind w:left="2880" w:hanging="360"/>
+      </w:pPr>
+      <w:rPr>
+        <w:rFonts w:ascii="Wingdings" w:hAnsi="Wingdings" w:hint="default"/>
+        <w:sz w:val="20"/>
+      </w:rPr>
+    </w:lvl>
+    <w:lvl w:ilvl="4" w:tentative="1">
+      <w:start w:val="1"/>
+      <w:numFmt w:val="bullet"/>
+      <w:lvlText w:val=""/>
+      <w:lvlJc w:val="left"/>
+      <w:pPr>
+        <w:tabs>
+          <w:tab w:val="num" w:pos="3600"/>
+        </w:tabs>
+        <w:ind w:left="3600" w:hanging="360"/>
+      </w:pPr>
+      <w:rPr>
+        <w:rFonts w:ascii="Wingdings" w:hAnsi="Wingdings" w:hint="default"/>
+        <w:sz w:val="20"/>
+      </w:rPr>
+    </w:lvl>
+    <w:lvl w:ilvl="5" w:tentative="1">
+      <w:start w:val="1"/>
+      <w:numFmt w:val="bullet"/>
+      <w:lvlText w:val=""/>
+      <w:lvlJc w:val="left"/>
+      <w:pPr>
+        <w:tabs>
+          <w:tab w:val="num" w:pos="4320"/>
+        </w:tabs>
+        <w:ind w:left="4320" w:hanging="360"/>
+      </w:pPr>
+      <w:rPr>
+        <w:rFonts w:ascii="Wingdings" w:hAnsi="Wingdings" w:hint="default"/>
+        <w:sz w:val="20"/>
+      </w:rPr>
+    </w:lvl>
+    <w:lvl w:ilvl="6" w:tentative="1">
+      <w:start w:val="1"/>
+      <w:numFmt w:val="bullet"/>
+      <w:lvlText w:val=""/>
+      <w:lvlJc w:val="left"/>
+      <w:pPr>
+        <w:tabs>
+          <w:tab w:val="num" w:pos="5040"/>
+        </w:tabs>
+        <w:ind w:left="5040" w:hanging="360"/>
+      </w:pPr>
+      <w:rPr>
+        <w:rFonts w:ascii="Wingdings" w:hAnsi="Wingdings" w:hint="default"/>
+        <w:sz w:val="20"/>
+      </w:rPr>
+    </w:lvl>
+    <w:lvl w:ilvl="7" w:tentative="1">
+      <w:start w:val="1"/>
+      <w:numFmt w:val="bullet"/>
+      <w:lvlText w:val=""/>
+      <w:lvlJc w:val="left"/>
+      <w:pPr>
+        <w:tabs>
+          <w:tab w:val="num" w:pos="5760"/>
+        </w:tabs>
+        <w:ind w:left="5760" w:hanging="360"/>
+      </w:pPr>
+      <w:rPr>
+        <w:rFonts w:ascii="Wingdings" w:hAnsi="Wingdings" w:hint="default"/>
+        <w:sz w:val="20"/>
+      </w:rPr>
+    </w:lvl>
+    <w:lvl w:ilvl="8" w:tentative="1">
+      <w:start w:val="1"/>
+      <w:numFmt w:val="bullet"/>
+      <w:lvlText w:val=""/>
+      <w:lvlJc w:val="left"/>
+      <w:pPr>
+        <w:tabs>
+          <w:tab w:val="num" w:pos="6480"/>
+        </w:tabs>
+        <w:ind w:left="6480" w:hanging="360"/>
+      </w:pPr>
+      <w:rPr>
+        <w:rFonts w:ascii="Wingdings" w:hAnsi="Wingdings" w:hint="default"/>
+        <w:sz w:val="20"/>
+      </w:rPr>
+    </w:lvl>
+  </w:abstractNum>
+  <w:abstractNum w:abstractNumId="5" w15:restartNumberingAfterBreak="0">
+    <w:nsid w:val="1C5B14D8"/>
+    <w:multiLevelType w:val="multilevel"/>
+    <w:tmpl w:val="BF06F7B2"/>
+    <w:lvl w:ilvl="0">
+      <w:start w:val="1"/>
+      <w:numFmt w:val="bullet"/>
+      <w:lvlText w:val=""/>
+      <w:lvlJc w:val="left"/>
+      <w:pPr>
+        <w:tabs>
+          <w:tab w:val="num" w:pos="720"/>
+        </w:tabs>
+        <w:ind w:left="720" w:hanging="360"/>
+      </w:pPr>
+      <w:rPr>
+        <w:rFonts w:ascii="Symbol" w:hAnsi="Symbol" w:hint="default"/>
+        <w:sz w:val="20"/>
+      </w:rPr>
+    </w:lvl>
+    <w:lvl w:ilvl="1" w:tentative="1">
+      <w:start w:val="1"/>
+      <w:numFmt w:val="bullet"/>
+      <w:lvlText w:val="o"/>
+      <w:lvlJc w:val="left"/>
+      <w:pPr>
+        <w:tabs>
+          <w:tab w:val="num" w:pos="1440"/>
+        </w:tabs>
+        <w:ind w:left="1440" w:hanging="360"/>
+      </w:pPr>
+      <w:rPr>
+        <w:rFonts w:ascii="Courier New" w:hAnsi="Courier New" w:hint="default"/>
+        <w:sz w:val="20"/>
+      </w:rPr>
+    </w:lvl>
+    <w:lvl w:ilvl="2" w:tentative="1">
+      <w:start w:val="1"/>
+      <w:numFmt w:val="bullet"/>
+      <w:lvlText w:val=""/>
+      <w:lvlJc w:val="left"/>
+      <w:pPr>
+        <w:tabs>
+          <w:tab w:val="num" w:pos="2160"/>
+        </w:tabs>
+        <w:ind w:left="2160" w:hanging="360"/>
+      </w:pPr>
+      <w:rPr>
+        <w:rFonts w:ascii="Wingdings" w:hAnsi="Wingdings" w:hint="default"/>
+        <w:sz w:val="20"/>
+      </w:rPr>
+    </w:lvl>
+    <w:lvl w:ilvl="3" w:tentative="1">
+      <w:start w:val="1"/>
+      <w:numFmt w:val="bullet"/>
+      <w:lvlText w:val=""/>
+      <w:lvlJc w:val="left"/>
+      <w:pPr>
+        <w:tabs>
+          <w:tab w:val="num" w:pos="2880"/>
+        </w:tabs>
+        <w:ind w:left="2880" w:hanging="360"/>
+      </w:pPr>
+      <w:rPr>
+        <w:rFonts w:ascii="Wingdings" w:hAnsi="Wingdings" w:hint="default"/>
+        <w:sz w:val="20"/>
+      </w:rPr>
+    </w:lvl>
+    <w:lvl w:ilvl="4" w:tentative="1">
+      <w:start w:val="1"/>
+      <w:numFmt w:val="bullet"/>
+      <w:lvlText w:val=""/>
+      <w:lvlJc w:val="left"/>
+      <w:pPr>
+        <w:tabs>
+          <w:tab w:val="num" w:pos="3600"/>
+        </w:tabs>
+        <w:ind w:left="3600" w:hanging="360"/>
+      </w:pPr>
+      <w:rPr>
+        <w:rFonts w:ascii="Wingdings" w:hAnsi="Wingdings" w:hint="default"/>
+        <w:sz w:val="20"/>
+      </w:rPr>
+    </w:lvl>
+    <w:lvl w:ilvl="5" w:tentative="1">
+      <w:start w:val="1"/>
+      <w:numFmt w:val="bullet"/>
+      <w:lvlText w:val=""/>
+      <w:lvlJc w:val="left"/>
+      <w:pPr>
+        <w:tabs>
+          <w:tab w:val="num" w:pos="4320"/>
+        </w:tabs>
+        <w:ind w:left="4320" w:hanging="360"/>
+      </w:pPr>
+      <w:rPr>
+        <w:rFonts w:ascii="Wingdings" w:hAnsi="Wingdings" w:hint="default"/>
+        <w:sz w:val="20"/>
+      </w:rPr>
+    </w:lvl>
+    <w:lvl w:ilvl="6" w:tentative="1">
+      <w:start w:val="1"/>
+      <w:numFmt w:val="bullet"/>
+      <w:lvlText w:val=""/>
+      <w:lvlJc w:val="left"/>
+      <w:pPr>
+        <w:tabs>
+          <w:tab w:val="num" w:pos="5040"/>
+        </w:tabs>
+        <w:ind w:left="5040" w:hanging="360"/>
+      </w:pPr>
+      <w:rPr>
+        <w:rFonts w:ascii="Wingdings" w:hAnsi="Wingdings" w:hint="default"/>
+        <w:sz w:val="20"/>
+      </w:rPr>
+    </w:lvl>
+    <w:lvl w:ilvl="7" w:tentative="1">
+      <w:start w:val="1"/>
+      <w:numFmt w:val="bullet"/>
+      <w:lvlText w:val=""/>
+      <w:lvlJc w:val="left"/>
+      <w:pPr>
+        <w:tabs>
+          <w:tab w:val="num" w:pos="5760"/>
+        </w:tabs>
+        <w:ind w:left="5760" w:hanging="360"/>
+      </w:pPr>
+      <w:rPr>
+        <w:rFonts w:ascii="Wingdings" w:hAnsi="Wingdings" w:hint="default"/>
+        <w:sz w:val="20"/>
+      </w:rPr>
+    </w:lvl>
+    <w:lvl w:ilvl="8" w:tentative="1">
+      <w:start w:val="1"/>
+      <w:numFmt w:val="bullet"/>
+      <w:lvlText w:val=""/>
+      <w:lvlJc w:val="left"/>
+      <w:pPr>
+        <w:tabs>
+          <w:tab w:val="num" w:pos="6480"/>
+        </w:tabs>
+        <w:ind w:left="6480" w:hanging="360"/>
+      </w:pPr>
+      <w:rPr>
+        <w:rFonts w:ascii="Wingdings" w:hAnsi="Wingdings" w:hint="default"/>
+        <w:sz w:val="20"/>
+      </w:rPr>
+    </w:lvl>
+  </w:abstractNum>
+  <w:abstractNum w:abstractNumId="6" w15:restartNumberingAfterBreak="0">
+    <w:nsid w:val="1EEB4A3B"/>
+    <w:multiLevelType w:val="multilevel"/>
+    <w:tmpl w:val="E4C638D0"/>
+    <w:lvl w:ilvl="0">
+      <w:start w:val="1"/>
+      <w:numFmt w:val="bullet"/>
+      <w:lvlText w:val=""/>
+      <w:lvlJc w:val="left"/>
+      <w:pPr>
+        <w:tabs>
+          <w:tab w:val="num" w:pos="720"/>
+        </w:tabs>
+        <w:ind w:left="720" w:hanging="360"/>
+      </w:pPr>
+      <w:rPr>
+        <w:rFonts w:ascii="Symbol" w:hAnsi="Symbol" w:hint="default"/>
+        <w:sz w:val="20"/>
+      </w:rPr>
+    </w:lvl>
+    <w:lvl w:ilvl="1" w:tentative="1">
+      <w:start w:val="1"/>
+      <w:numFmt w:val="bullet"/>
+      <w:lvlText w:val="o"/>
+      <w:lvlJc w:val="left"/>
+      <w:pPr>
+        <w:tabs>
+          <w:tab w:val="num" w:pos="1440"/>
+        </w:tabs>
+        <w:ind w:left="1440" w:hanging="360"/>
+      </w:pPr>
+      <w:rPr>
+        <w:rFonts w:ascii="Courier New" w:hAnsi="Courier New" w:hint="default"/>
+        <w:sz w:val="20"/>
+      </w:rPr>
+    </w:lvl>
+    <w:lvl w:ilvl="2" w:tentative="1">
+      <w:start w:val="1"/>
+      <w:numFmt w:val="bullet"/>
+      <w:lvlText w:val=""/>
+      <w:lvlJc w:val="left"/>
+      <w:pPr>
+        <w:tabs>
+          <w:tab w:val="num" w:pos="2160"/>
+        </w:tabs>
+        <w:ind w:left="2160" w:hanging="360"/>
+      </w:pPr>
+      <w:rPr>
+        <w:rFonts w:ascii="Wingdings" w:hAnsi="Wingdings" w:hint="default"/>
+        <w:sz w:val="20"/>
+      </w:rPr>
+    </w:lvl>
+    <w:lvl w:ilvl="3" w:tentative="1">
+      <w:start w:val="1"/>
+      <w:numFmt w:val="bullet"/>
+      <w:lvlText w:val=""/>
+      <w:lvlJc w:val="left"/>
+      <w:pPr>
+        <w:tabs>
+          <w:tab w:val="num" w:pos="2880"/>
+        </w:tabs>
+        <w:ind w:left="2880" w:hanging="360"/>
+      </w:pPr>
+      <w:rPr>
+        <w:rFonts w:ascii="Wingdings" w:hAnsi="Wingdings" w:hint="default"/>
+        <w:sz w:val="20"/>
+      </w:rPr>
+    </w:lvl>
+    <w:lvl w:ilvl="4" w:tentative="1">
+      <w:start w:val="1"/>
+      <w:numFmt w:val="bullet"/>
+      <w:lvlText w:val=""/>
+      <w:lvlJc w:val="left"/>
+      <w:pPr>
+        <w:tabs>
+          <w:tab w:val="num" w:pos="3600"/>
+        </w:tabs>
+        <w:ind w:left="3600" w:hanging="360"/>
+      </w:pPr>
+      <w:rPr>
+        <w:rFonts w:ascii="Wingdings" w:hAnsi="Wingdings" w:hint="default"/>
+        <w:sz w:val="20"/>
+      </w:rPr>
+    </w:lvl>
+    <w:lvl w:ilvl="5" w:tentative="1">
+      <w:start w:val="1"/>
+      <w:numFmt w:val="bullet"/>
+      <w:lvlText w:val=""/>
+      <w:lvlJc w:val="left"/>
+      <w:pPr>
+        <w:tabs>
+          <w:tab w:val="num" w:pos="4320"/>
+        </w:tabs>
+        <w:ind w:left="4320" w:hanging="360"/>
+      </w:pPr>
+      <w:rPr>
+        <w:rFonts w:ascii="Wingdings" w:hAnsi="Wingdings" w:hint="default"/>
+        <w:sz w:val="20"/>
+      </w:rPr>
+    </w:lvl>
+    <w:lvl w:ilvl="6" w:tentative="1">
+      <w:start w:val="1"/>
+      <w:numFmt w:val="bullet"/>
+      <w:lvlText w:val=""/>
+      <w:lvlJc w:val="left"/>
+      <w:pPr>
+        <w:tabs>
+          <w:tab w:val="num" w:pos="5040"/>
+        </w:tabs>
+        <w:ind w:left="5040" w:hanging="360"/>
+      </w:pPr>
+      <w:rPr>
+        <w:rFonts w:ascii="Wingdings" w:hAnsi="Wingdings" w:hint="default"/>
+        <w:sz w:val="20"/>
+      </w:rPr>
+    </w:lvl>
+    <w:lvl w:ilvl="7" w:tentative="1">
+      <w:start w:val="1"/>
+      <w:numFmt w:val="bullet"/>
+      <w:lvlText w:val=""/>
+      <w:lvlJc w:val="left"/>
+      <w:pPr>
+        <w:tabs>
+          <w:tab w:val="num" w:pos="5760"/>
+        </w:tabs>
+        <w:ind w:left="5760" w:hanging="360"/>
+      </w:pPr>
+      <w:rPr>
+        <w:rFonts w:ascii="Wingdings" w:hAnsi="Wingdings" w:hint="default"/>
+        <w:sz w:val="20"/>
+      </w:rPr>
+    </w:lvl>
+    <w:lvl w:ilvl="8" w:tentative="1">
+      <w:start w:val="1"/>
+      <w:numFmt w:val="bullet"/>
+      <w:lvlText w:val=""/>
+      <w:lvlJc w:val="left"/>
+      <w:pPr>
+        <w:tabs>
+          <w:tab w:val="num" w:pos="6480"/>
+        </w:tabs>
+        <w:ind w:left="6480" w:hanging="360"/>
+      </w:pPr>
+      <w:rPr>
+        <w:rFonts w:ascii="Wingdings" w:hAnsi="Wingdings" w:hint="default"/>
+        <w:sz w:val="20"/>
+      </w:rPr>
+    </w:lvl>
+  </w:abstractNum>
+  <w:abstractNum w:abstractNumId="7" w15:restartNumberingAfterBreak="0">
+    <w:nsid w:val="25F600AD"/>
+    <w:multiLevelType w:val="multilevel"/>
+    <w:tmpl w:val="3370A166"/>
+    <w:lvl w:ilvl="0">
+      <w:start w:val="1"/>
+      <w:numFmt w:val="bullet"/>
+      <w:lvlText w:val=""/>
+      <w:lvlJc w:val="left"/>
+      <w:pPr>
+        <w:tabs>
+          <w:tab w:val="num" w:pos="720"/>
+        </w:tabs>
+        <w:ind w:left="720" w:hanging="360"/>
+      </w:pPr>
+      <w:rPr>
+        <w:rFonts w:ascii="Symbol" w:hAnsi="Symbol" w:hint="default"/>
+        <w:sz w:val="20"/>
+      </w:rPr>
+    </w:lvl>
+    <w:lvl w:ilvl="1" w:tentative="1">
+      <w:start w:val="1"/>
+      <w:numFmt w:val="bullet"/>
+      <w:lvlText w:val="o"/>
+      <w:lvlJc w:val="left"/>
+      <w:pPr>
+        <w:tabs>
+          <w:tab w:val="num" w:pos="1440"/>
+        </w:tabs>
+        <w:ind w:left="1440" w:hanging="360"/>
+      </w:pPr>
+      <w:rPr>
+        <w:rFonts w:ascii="Courier New" w:hAnsi="Courier New" w:hint="default"/>
+        <w:sz w:val="20"/>
+      </w:rPr>
+    </w:lvl>
+    <w:lvl w:ilvl="2" w:tentative="1">
+      <w:start w:val="1"/>
+      <w:numFmt w:val="bullet"/>
+      <w:lvlText w:val=""/>
+      <w:lvlJc w:val="left"/>
+      <w:pPr>
+        <w:tabs>
+          <w:tab w:val="num" w:pos="2160"/>
+        </w:tabs>
+        <w:ind w:left="2160" w:hanging="360"/>
+      </w:pPr>
+      <w:rPr>
+        <w:rFonts w:ascii="Wingdings" w:hAnsi="Wingdings" w:hint="default"/>
+        <w:sz w:val="20"/>
+      </w:rPr>
+    </w:lvl>
+    <w:lvl w:ilvl="3" w:tentative="1">
+      <w:start w:val="1"/>
+      <w:numFmt w:val="bullet"/>
+      <w:lvlText w:val=""/>
+      <w:lvlJc w:val="left"/>
+      <w:pPr>
+        <w:tabs>
+          <w:tab w:val="num" w:pos="2880"/>
+        </w:tabs>
+        <w:ind w:left="2880" w:hanging="360"/>
+      </w:pPr>
+      <w:rPr>
+        <w:rFonts w:ascii="Wingdings" w:hAnsi="Wingdings" w:hint="default"/>
+        <w:sz w:val="20"/>
+      </w:rPr>
+    </w:lvl>
+    <w:lvl w:ilvl="4" w:tentative="1">
+      <w:start w:val="1"/>
+      <w:numFmt w:val="bullet"/>
+      <w:lvlText w:val=""/>
+      <w:lvlJc w:val="left"/>
+      <w:pPr>
+        <w:tabs>
+          <w:tab w:val="num" w:pos="3600"/>
+        </w:tabs>
+        <w:ind w:left="3600" w:hanging="360"/>
+      </w:pPr>
+      <w:rPr>
+        <w:rFonts w:ascii="Wingdings" w:hAnsi="Wingdings" w:hint="default"/>
+        <w:sz w:val="20"/>
+      </w:rPr>
+    </w:lvl>
+    <w:lvl w:ilvl="5" w:tentative="1">
+      <w:start w:val="1"/>
+      <w:numFmt w:val="bullet"/>
+      <w:lvlText w:val=""/>
+      <w:lvlJc w:val="left"/>
+      <w:pPr>
+        <w:tabs>
+          <w:tab w:val="num" w:pos="4320"/>
+        </w:tabs>
+        <w:ind w:left="4320" w:hanging="360"/>
+      </w:pPr>
+      <w:rPr>
+        <w:rFonts w:ascii="Wingdings" w:hAnsi="Wingdings" w:hint="default"/>
+        <w:sz w:val="20"/>
+      </w:rPr>
+    </w:lvl>
+    <w:lvl w:ilvl="6" w:tentative="1">
+      <w:start w:val="1"/>
+      <w:numFmt w:val="bullet"/>
+      <w:lvlText w:val=""/>
+      <w:lvlJc w:val="left"/>
+      <w:pPr>
+        <w:tabs>
+          <w:tab w:val="num" w:pos="5040"/>
+        </w:tabs>
+        <w:ind w:left="5040" w:hanging="360"/>
+      </w:pPr>
+      <w:rPr>
+        <w:rFonts w:ascii="Wingdings" w:hAnsi="Wingdings" w:hint="default"/>
+        <w:sz w:val="20"/>
+      </w:rPr>
+    </w:lvl>
+    <w:lvl w:ilvl="7" w:tentative="1">
+      <w:start w:val="1"/>
+      <w:numFmt w:val="bullet"/>
+      <w:lvlText w:val=""/>
+      <w:lvlJc w:val="left"/>
+      <w:pPr>
+        <w:tabs>
+          <w:tab w:val="num" w:pos="5760"/>
+        </w:tabs>
+        <w:ind w:left="5760" w:hanging="360"/>
+      </w:pPr>
+      <w:rPr>
+        <w:rFonts w:ascii="Wingdings" w:hAnsi="Wingdings" w:hint="default"/>
+        <w:sz w:val="20"/>
+      </w:rPr>
+    </w:lvl>
+    <w:lvl w:ilvl="8" w:tentative="1">
+      <w:start w:val="1"/>
+      <w:numFmt w:val="bullet"/>
+      <w:lvlText w:val=""/>
+      <w:lvlJc w:val="left"/>
+      <w:pPr>
+        <w:tabs>
+          <w:tab w:val="num" w:pos="6480"/>
+        </w:tabs>
+        <w:ind w:left="6480" w:hanging="360"/>
+      </w:pPr>
+      <w:rPr>
+        <w:rFonts w:ascii="Wingdings" w:hAnsi="Wingdings" w:hint="default"/>
+        <w:sz w:val="20"/>
+      </w:rPr>
+    </w:lvl>
+  </w:abstractNum>
+  <w:abstractNum w:abstractNumId="8" w15:restartNumberingAfterBreak="0">
+    <w:nsid w:val="310E10A3"/>
+    <w:multiLevelType w:val="multilevel"/>
+    <w:tmpl w:val="006A60D4"/>
+    <w:lvl w:ilvl="0">
+      <w:start w:val="1"/>
+      <w:numFmt w:val="bullet"/>
+      <w:lvlText w:val=""/>
+      <w:lvlJc w:val="left"/>
+      <w:pPr>
+        <w:tabs>
+          <w:tab w:val="num" w:pos="720"/>
+        </w:tabs>
+        <w:ind w:left="720" w:hanging="360"/>
+      </w:pPr>
+      <w:rPr>
+        <w:rFonts w:ascii="Symbol" w:hAnsi="Symbol" w:hint="default"/>
+        <w:sz w:val="20"/>
+      </w:rPr>
+    </w:lvl>
+    <w:lvl w:ilvl="1" w:tentative="1">
+      <w:start w:val="1"/>
+      <w:numFmt w:val="bullet"/>
+      <w:lvlText w:val="o"/>
+      <w:lvlJc w:val="left"/>
+      <w:pPr>
+        <w:tabs>
+          <w:tab w:val="num" w:pos="1440"/>
+        </w:tabs>
+        <w:ind w:left="1440" w:hanging="360"/>
+      </w:pPr>
+      <w:rPr>
+        <w:rFonts w:ascii="Courier New" w:hAnsi="Courier New" w:hint="default"/>
+        <w:sz w:val="20"/>
+      </w:rPr>
+    </w:lvl>
+    <w:lvl w:ilvl="2" w:tentative="1">
+      <w:start w:val="1"/>
+      <w:numFmt w:val="bullet"/>
+      <w:lvlText w:val=""/>
+      <w:lvlJc w:val="left"/>
+      <w:pPr>
+        <w:tabs>
+          <w:tab w:val="num" w:pos="2160"/>
+        </w:tabs>
+        <w:ind w:left="2160" w:hanging="360"/>
+      </w:pPr>
+      <w:rPr>
+        <w:rFonts w:ascii="Wingdings" w:hAnsi="Wingdings" w:hint="default"/>
+        <w:sz w:val="20"/>
+      </w:rPr>
+    </w:lvl>
+    <w:lvl w:ilvl="3" w:tentative="1">
+      <w:start w:val="1"/>
+      <w:numFmt w:val="bullet"/>
+      <w:lvlText w:val=""/>
+      <w:lvlJc w:val="left"/>
+      <w:pPr>
+        <w:tabs>
+          <w:tab w:val="num" w:pos="2880"/>
+        </w:tabs>
+        <w:ind w:left="2880" w:hanging="360"/>
+      </w:pPr>
+      <w:rPr>
+        <w:rFonts w:ascii="Wingdings" w:hAnsi="Wingdings" w:hint="default"/>
+        <w:sz w:val="20"/>
+      </w:rPr>
+    </w:lvl>
+    <w:lvl w:ilvl="4" w:tentative="1">
+      <w:start w:val="1"/>
+      <w:numFmt w:val="bullet"/>
+      <w:lvlText w:val=""/>
+      <w:lvlJc w:val="left"/>
+      <w:pPr>
+        <w:tabs>
+          <w:tab w:val="num" w:pos="3600"/>
+        </w:tabs>
+        <w:ind w:left="3600" w:hanging="360"/>
+      </w:pPr>
+      <w:rPr>
+        <w:rFonts w:ascii="Wingdings" w:hAnsi="Wingdings" w:hint="default"/>
+        <w:sz w:val="20"/>
+      </w:rPr>
+    </w:lvl>
+    <w:lvl w:ilvl="5" w:tentative="1">
+      <w:start w:val="1"/>
+      <w:numFmt w:val="bullet"/>
+      <w:lvlText w:val=""/>
+      <w:lvlJc w:val="left"/>
+      <w:pPr>
+        <w:tabs>
+          <w:tab w:val="num" w:pos="4320"/>
+        </w:tabs>
+        <w:ind w:left="4320" w:hanging="360"/>
+      </w:pPr>
+      <w:rPr>
+        <w:rFonts w:ascii="Wingdings" w:hAnsi="Wingdings" w:hint="default"/>
+        <w:sz w:val="20"/>
+      </w:rPr>
+    </w:lvl>
+    <w:lvl w:ilvl="6" w:tentative="1">
+      <w:start w:val="1"/>
+      <w:numFmt w:val="bullet"/>
+      <w:lvlText w:val=""/>
+      <w:lvlJc w:val="left"/>
+      <w:pPr>
+        <w:tabs>
+          <w:tab w:val="num" w:pos="5040"/>
+        </w:tabs>
+        <w:ind w:left="5040" w:hanging="360"/>
+      </w:pPr>
+      <w:rPr>
+        <w:rFonts w:ascii="Wingdings" w:hAnsi="Wingdings" w:hint="default"/>
+        <w:sz w:val="20"/>
+      </w:rPr>
+    </w:lvl>
+    <w:lvl w:ilvl="7" w:tentative="1">
+      <w:start w:val="1"/>
+      <w:numFmt w:val="bullet"/>
+      <w:lvlText w:val=""/>
+      <w:lvlJc w:val="left"/>
+      <w:pPr>
+        <w:tabs>
+          <w:tab w:val="num" w:pos="5760"/>
+        </w:tabs>
+        <w:ind w:left="5760" w:hanging="360"/>
+      </w:pPr>
+      <w:rPr>
+        <w:rFonts w:ascii="Wingdings" w:hAnsi="Wingdings" w:hint="default"/>
+        <w:sz w:val="20"/>
+      </w:rPr>
+    </w:lvl>
+    <w:lvl w:ilvl="8" w:tentative="1">
+      <w:start w:val="1"/>
+      <w:numFmt w:val="bullet"/>
+      <w:lvlText w:val=""/>
+      <w:lvlJc w:val="left"/>
+      <w:pPr>
+        <w:tabs>
+          <w:tab w:val="num" w:pos="6480"/>
+        </w:tabs>
+        <w:ind w:left="6480" w:hanging="360"/>
+      </w:pPr>
+      <w:rPr>
+        <w:rFonts w:ascii="Wingdings" w:hAnsi="Wingdings" w:hint="default"/>
+        <w:sz w:val="20"/>
+      </w:rPr>
+    </w:lvl>
+  </w:abstractNum>
+  <w:abstractNum w:abstractNumId="9" w15:restartNumberingAfterBreak="0">
+    <w:nsid w:val="410177DF"/>
+    <w:multiLevelType w:val="multilevel"/>
+    <w:tmpl w:val="D0B2DED6"/>
+    <w:lvl w:ilvl="0">
+      <w:start w:val="1"/>
+      <w:numFmt w:val="bullet"/>
+      <w:lvlText w:val=""/>
+      <w:lvlJc w:val="left"/>
+      <w:pPr>
+        <w:tabs>
+          <w:tab w:val="num" w:pos="720"/>
+        </w:tabs>
+        <w:ind w:left="720" w:hanging="360"/>
+      </w:pPr>
+      <w:rPr>
+        <w:rFonts w:ascii="Symbol" w:hAnsi="Symbol" w:hint="default"/>
+        <w:sz w:val="20"/>
+      </w:rPr>
+    </w:lvl>
+    <w:lvl w:ilvl="1" w:tentative="1">
+      <w:start w:val="1"/>
+      <w:numFmt w:val="bullet"/>
+      <w:lvlText w:val="o"/>
+      <w:lvlJc w:val="left"/>
+      <w:pPr>
+        <w:tabs>
+          <w:tab w:val="num" w:pos="1440"/>
+        </w:tabs>
+        <w:ind w:left="1440" w:hanging="360"/>
+      </w:pPr>
+      <w:rPr>
+        <w:rFonts w:ascii="Courier New" w:hAnsi="Courier New" w:hint="default"/>
+        <w:sz w:val="20"/>
+      </w:rPr>
+    </w:lvl>
+    <w:lvl w:ilvl="2" w:tentative="1">
+      <w:start w:val="1"/>
+      <w:numFmt w:val="bullet"/>
+      <w:lvlText w:val=""/>
+      <w:lvlJc w:val="left"/>
+      <w:pPr>
+        <w:tabs>
+          <w:tab w:val="num" w:pos="2160"/>
+        </w:tabs>
+        <w:ind w:left="2160" w:hanging="360"/>
+      </w:pPr>
+      <w:rPr>
+        <w:rFonts w:ascii="Wingdings" w:hAnsi="Wingdings" w:hint="default"/>
+        <w:sz w:val="20"/>
+      </w:rPr>
+    </w:lvl>
+    <w:lvl w:ilvl="3" w:tentative="1">
+      <w:start w:val="1"/>
+      <w:numFmt w:val="bullet"/>
+      <w:lvlText w:val=""/>
+      <w:lvlJc w:val="left"/>
+      <w:pPr>
+        <w:tabs>
+          <w:tab w:val="num" w:pos="2880"/>
+        </w:tabs>
+        <w:ind w:left="2880" w:hanging="360"/>
+      </w:pPr>
+      <w:rPr>
+        <w:rFonts w:ascii="Wingdings" w:hAnsi="Wingdings" w:hint="default"/>
+        <w:sz w:val="20"/>
+      </w:rPr>
+    </w:lvl>
+    <w:lvl w:ilvl="4" w:tentative="1">
+      <w:start w:val="1"/>
+      <w:numFmt w:val="bullet"/>
+      <w:lvlText w:val=""/>
+      <w:lvlJc w:val="left"/>
+      <w:pPr>
+        <w:tabs>
+          <w:tab w:val="num" w:pos="3600"/>
+        </w:tabs>
+        <w:ind w:left="3600" w:hanging="360"/>
+      </w:pPr>
+      <w:rPr>
+        <w:rFonts w:ascii="Wingdings" w:hAnsi="Wingdings" w:hint="default"/>
+        <w:sz w:val="20"/>
+      </w:rPr>
+    </w:lvl>
+    <w:lvl w:ilvl="5" w:tentative="1">
+      <w:start w:val="1"/>
+      <w:numFmt w:val="bullet"/>
+      <w:lvlText w:val=""/>
+      <w:lvlJc w:val="left"/>
+      <w:pPr>
+        <w:tabs>
+          <w:tab w:val="num" w:pos="4320"/>
+        </w:tabs>
+        <w:ind w:left="4320" w:hanging="360"/>
+      </w:pPr>
+      <w:rPr>
+        <w:rFonts w:ascii="Wingdings" w:hAnsi="Wingdings" w:hint="default"/>
+        <w:sz w:val="20"/>
+      </w:rPr>
+    </w:lvl>
+    <w:lvl w:ilvl="6" w:tentative="1">
+      <w:start w:val="1"/>
+      <w:numFmt w:val="bullet"/>
+      <w:lvlText w:val=""/>
+      <w:lvlJc w:val="left"/>
+      <w:pPr>
+        <w:tabs>
+          <w:tab w:val="num" w:pos="5040"/>
+        </w:tabs>
+        <w:ind w:left="5040" w:hanging="360"/>
+      </w:pPr>
+      <w:rPr>
+        <w:rFonts w:ascii="Wingdings" w:hAnsi="Wingdings" w:hint="default"/>
+        <w:sz w:val="20"/>
+      </w:rPr>
+    </w:lvl>
+    <w:lvl w:ilvl="7" w:tentative="1">
+      <w:start w:val="1"/>
+      <w:numFmt w:val="bullet"/>
+      <w:lvlText w:val=""/>
+      <w:lvlJc w:val="left"/>
+      <w:pPr>
+        <w:tabs>
+          <w:tab w:val="num" w:pos="5760"/>
+        </w:tabs>
+        <w:ind w:left="5760" w:hanging="360"/>
+      </w:pPr>
+      <w:rPr>
+        <w:rFonts w:ascii="Wingdings" w:hAnsi="Wingdings" w:hint="default"/>
+        <w:sz w:val="20"/>
+      </w:rPr>
+    </w:lvl>
+    <w:lvl w:ilvl="8" w:tentative="1">
+      <w:start w:val="1"/>
+      <w:numFmt w:val="bullet"/>
+      <w:lvlText w:val=""/>
+      <w:lvlJc w:val="left"/>
+      <w:pPr>
+        <w:tabs>
+          <w:tab w:val="num" w:pos="6480"/>
+        </w:tabs>
+        <w:ind w:left="6480" w:hanging="360"/>
+      </w:pPr>
+      <w:rPr>
+        <w:rFonts w:ascii="Wingdings" w:hAnsi="Wingdings" w:hint="default"/>
+        <w:sz w:val="20"/>
+      </w:rPr>
+    </w:lvl>
+  </w:abstractNum>
+  <w:abstractNum w:abstractNumId="10" w15:restartNumberingAfterBreak="0">
+    <w:nsid w:val="45190C4D"/>
+    <w:multiLevelType w:val="multilevel"/>
+    <w:tmpl w:val="27D6C630"/>
+    <w:lvl w:ilvl="0">
+      <w:start w:val="1"/>
+      <w:numFmt w:val="bullet"/>
+      <w:lvlText w:val=""/>
+      <w:lvlJc w:val="left"/>
+      <w:pPr>
+        <w:tabs>
+          <w:tab w:val="num" w:pos="720"/>
+        </w:tabs>
+        <w:ind w:left="720" w:hanging="360"/>
+      </w:pPr>
+      <w:rPr>
+        <w:rFonts w:ascii="Symbol" w:hAnsi="Symbol" w:hint="default"/>
+        <w:sz w:val="20"/>
+      </w:rPr>
+    </w:lvl>
+    <w:lvl w:ilvl="1" w:tentative="1">
+      <w:start w:val="1"/>
+      <w:numFmt w:val="bullet"/>
+      <w:lvlText w:val="o"/>
+      <w:lvlJc w:val="left"/>
+      <w:pPr>
+        <w:tabs>
+          <w:tab w:val="num" w:pos="1440"/>
+        </w:tabs>
+        <w:ind w:left="1440" w:hanging="360"/>
+      </w:pPr>
+      <w:rPr>
+        <w:rFonts w:ascii="Courier New" w:hAnsi="Courier New" w:hint="default"/>
+        <w:sz w:val="20"/>
+      </w:rPr>
+    </w:lvl>
+    <w:lvl w:ilvl="2" w:tentative="1">
+      <w:start w:val="1"/>
+      <w:numFmt w:val="bullet"/>
+      <w:lvlText w:val=""/>
+      <w:lvlJc w:val="left"/>
+      <w:pPr>
+        <w:tabs>
+          <w:tab w:val="num" w:pos="2160"/>
+        </w:tabs>
+        <w:ind w:left="2160" w:hanging="360"/>
+      </w:pPr>
+      <w:rPr>
+        <w:rFonts w:ascii="Wingdings" w:hAnsi="Wingdings" w:hint="default"/>
+        <w:sz w:val="20"/>
+      </w:rPr>
+    </w:lvl>
+    <w:lvl w:ilvl="3" w:tentative="1">
+      <w:start w:val="1"/>
+      <w:numFmt w:val="bullet"/>
+      <w:lvlText w:val=""/>
+      <w:lvlJc w:val="left"/>
+      <w:pPr>
+        <w:tabs>
+          <w:tab w:val="num" w:pos="2880"/>
+        </w:tabs>
+        <w:ind w:left="2880" w:hanging="360"/>
+      </w:pPr>
+      <w:rPr>
+        <w:rFonts w:ascii="Wingdings" w:hAnsi="Wingdings" w:hint="default"/>
+        <w:sz w:val="20"/>
+      </w:rPr>
+    </w:lvl>
+    <w:lvl w:ilvl="4" w:tentative="1">
+      <w:start w:val="1"/>
+      <w:numFmt w:val="bullet"/>
+      <w:lvlText w:val=""/>
+      <w:lvlJc w:val="left"/>
+      <w:pPr>
+        <w:tabs>
+          <w:tab w:val="num" w:pos="3600"/>
+        </w:tabs>
+        <w:ind w:left="3600" w:hanging="360"/>
+      </w:pPr>
+      <w:rPr>
+        <w:rFonts w:ascii="Wingdings" w:hAnsi="Wingdings" w:hint="default"/>
+        <w:sz w:val="20"/>
+      </w:rPr>
+    </w:lvl>
+    <w:lvl w:ilvl="5" w:tentative="1">
+      <w:start w:val="1"/>
+      <w:numFmt w:val="bullet"/>
+      <w:lvlText w:val=""/>
+      <w:lvlJc w:val="left"/>
+      <w:pPr>
+        <w:tabs>
+          <w:tab w:val="num" w:pos="4320"/>
+        </w:tabs>
+        <w:ind w:left="4320" w:hanging="360"/>
+      </w:pPr>
+      <w:rPr>
+        <w:rFonts w:ascii="Wingdings" w:hAnsi="Wingdings" w:hint="default"/>
+        <w:sz w:val="20"/>
+      </w:rPr>
+    </w:lvl>
+    <w:lvl w:ilvl="6" w:tentative="1">
+      <w:start w:val="1"/>
+      <w:numFmt w:val="bullet"/>
+      <w:lvlText w:val=""/>
+      <w:lvlJc w:val="left"/>
+      <w:pPr>
+        <w:tabs>
+          <w:tab w:val="num" w:pos="5040"/>
+        </w:tabs>
+        <w:ind w:left="5040" w:hanging="360"/>
+      </w:pPr>
+      <w:rPr>
+        <w:rFonts w:ascii="Wingdings" w:hAnsi="Wingdings" w:hint="default"/>
+        <w:sz w:val="20"/>
+      </w:rPr>
+    </w:lvl>
+    <w:lvl w:ilvl="7" w:tentative="1">
+      <w:start w:val="1"/>
+      <w:numFmt w:val="bullet"/>
+      <w:lvlText w:val=""/>
+      <w:lvlJc w:val="left"/>
+      <w:pPr>
+        <w:tabs>
+          <w:tab w:val="num" w:pos="5760"/>
+        </w:tabs>
+        <w:ind w:left="5760" w:hanging="360"/>
+      </w:pPr>
+      <w:rPr>
+        <w:rFonts w:ascii="Wingdings" w:hAnsi="Wingdings" w:hint="default"/>
+        <w:sz w:val="20"/>
+      </w:rPr>
+    </w:lvl>
+    <w:lvl w:ilvl="8" w:tentative="1">
+      <w:start w:val="1"/>
+      <w:numFmt w:val="bullet"/>
+      <w:lvlText w:val=""/>
+      <w:lvlJc w:val="left"/>
+      <w:pPr>
+        <w:tabs>
+          <w:tab w:val="num" w:pos="6480"/>
+        </w:tabs>
+        <w:ind w:left="6480" w:hanging="360"/>
+      </w:pPr>
+      <w:rPr>
+        <w:rFonts w:ascii="Wingdings" w:hAnsi="Wingdings" w:hint="default"/>
+        <w:sz w:val="20"/>
+      </w:rPr>
+    </w:lvl>
+  </w:abstractNum>
+  <w:abstractNum w:abstractNumId="11" w15:restartNumberingAfterBreak="0">
+    <w:nsid w:val="465022FB"/>
+    <w:multiLevelType w:val="multilevel"/>
+    <w:tmpl w:val="7FC64E2E"/>
+    <w:lvl w:ilvl="0">
+      <w:start w:val="1"/>
+      <w:numFmt w:val="bullet"/>
+      <w:lvlText w:val=""/>
+      <w:lvlJc w:val="left"/>
+      <w:pPr>
+        <w:tabs>
+          <w:tab w:val="num" w:pos="720"/>
+        </w:tabs>
+        <w:ind w:left="720" w:hanging="360"/>
+      </w:pPr>
+      <w:rPr>
+        <w:rFonts w:ascii="Symbol" w:hAnsi="Symbol" w:hint="default"/>
+        <w:sz w:val="20"/>
+      </w:rPr>
+    </w:lvl>
+    <w:lvl w:ilvl="1" w:tentative="1">
+      <w:start w:val="1"/>
+      <w:numFmt w:val="bullet"/>
+      <w:lvlText w:val="o"/>
+      <w:lvlJc w:val="left"/>
+      <w:pPr>
+        <w:tabs>
+          <w:tab w:val="num" w:pos="1440"/>
+        </w:tabs>
+        <w:ind w:left="1440" w:hanging="360"/>
+      </w:pPr>
+      <w:rPr>
+        <w:rFonts w:ascii="Courier New" w:hAnsi="Courier New" w:hint="default"/>
+        <w:sz w:val="20"/>
+      </w:rPr>
+    </w:lvl>
+    <w:lvl w:ilvl="2" w:tentative="1">
+      <w:start w:val="1"/>
+      <w:numFmt w:val="bullet"/>
+      <w:lvlText w:val=""/>
+      <w:lvlJc w:val="left"/>
+      <w:pPr>
+        <w:tabs>
+          <w:tab w:val="num" w:pos="2160"/>
+        </w:tabs>
+        <w:ind w:left="2160" w:hanging="360"/>
+      </w:pPr>
+      <w:rPr>
+        <w:rFonts w:ascii="Wingdings" w:hAnsi="Wingdings" w:hint="default"/>
+        <w:sz w:val="20"/>
+      </w:rPr>
+    </w:lvl>
+    <w:lvl w:ilvl="3" w:tentative="1">
+      <w:start w:val="1"/>
+      <w:numFmt w:val="bullet"/>
+      <w:lvlText w:val=""/>
+      <w:lvlJc w:val="left"/>
+      <w:pPr>
+        <w:tabs>
+          <w:tab w:val="num" w:pos="2880"/>
+        </w:tabs>
+        <w:ind w:left="2880" w:hanging="360"/>
+      </w:pPr>
+      <w:rPr>
+        <w:rFonts w:ascii="Wingdings" w:hAnsi="Wingdings" w:hint="default"/>
+        <w:sz w:val="20"/>
+      </w:rPr>
+    </w:lvl>
+    <w:lvl w:ilvl="4" w:tentative="1">
+      <w:start w:val="1"/>
+      <w:numFmt w:val="bullet"/>
+      <w:lvlText w:val=""/>
+      <w:lvlJc w:val="left"/>
+      <w:pPr>
+        <w:tabs>
+          <w:tab w:val="num" w:pos="3600"/>
+        </w:tabs>
+        <w:ind w:left="3600" w:hanging="360"/>
+      </w:pPr>
+      <w:rPr>
+        <w:rFonts w:ascii="Wingdings" w:hAnsi="Wingdings" w:hint="default"/>
+        <w:sz w:val="20"/>
+      </w:rPr>
+    </w:lvl>
+    <w:lvl w:ilvl="5" w:tentative="1">
+      <w:start w:val="1"/>
+      <w:numFmt w:val="bullet"/>
+      <w:lvlText w:val=""/>
+      <w:lvlJc w:val="left"/>
+      <w:pPr>
+        <w:tabs>
+          <w:tab w:val="num" w:pos="4320"/>
+        </w:tabs>
+        <w:ind w:left="4320" w:hanging="360"/>
+      </w:pPr>
+      <w:rPr>
+        <w:rFonts w:ascii="Wingdings" w:hAnsi="Wingdings" w:hint="default"/>
+        <w:sz w:val="20"/>
+      </w:rPr>
+    </w:lvl>
+    <w:lvl w:ilvl="6" w:tentative="1">
+      <w:start w:val="1"/>
+      <w:numFmt w:val="bullet"/>
+      <w:lvlText w:val=""/>
+      <w:lvlJc w:val="left"/>
+      <w:pPr>
+        <w:tabs>
+          <w:tab w:val="num" w:pos="5040"/>
+        </w:tabs>
+        <w:ind w:left="5040" w:hanging="360"/>
+      </w:pPr>
+      <w:rPr>
+        <w:rFonts w:ascii="Wingdings" w:hAnsi="Wingdings" w:hint="default"/>
+        <w:sz w:val="20"/>
+      </w:rPr>
+    </w:lvl>
+    <w:lvl w:ilvl="7" w:tentative="1">
+      <w:start w:val="1"/>
+      <w:numFmt w:val="bullet"/>
+      <w:lvlText w:val=""/>
+      <w:lvlJc w:val="left"/>
+      <w:pPr>
+        <w:tabs>
+          <w:tab w:val="num" w:pos="5760"/>
+        </w:tabs>
+        <w:ind w:left="5760" w:hanging="360"/>
+      </w:pPr>
+      <w:rPr>
+        <w:rFonts w:ascii="Wingdings" w:hAnsi="Wingdings" w:hint="default"/>
+        <w:sz w:val="20"/>
+      </w:rPr>
+    </w:lvl>
+    <w:lvl w:ilvl="8" w:tentative="1">
+      <w:start w:val="1"/>
+      <w:numFmt w:val="bullet"/>
+      <w:lvlText w:val=""/>
+      <w:lvlJc w:val="left"/>
+      <w:pPr>
+        <w:tabs>
+          <w:tab w:val="num" w:pos="6480"/>
+        </w:tabs>
+        <w:ind w:left="6480" w:hanging="360"/>
+      </w:pPr>
+      <w:rPr>
+        <w:rFonts w:ascii="Wingdings" w:hAnsi="Wingdings" w:hint="default"/>
+        <w:sz w:val="20"/>
+      </w:rPr>
+    </w:lvl>
+  </w:abstractNum>
+  <w:abstractNum w:abstractNumId="12" w15:restartNumberingAfterBreak="0">
+    <w:nsid w:val="47A41ABB"/>
+    <w:multiLevelType w:val="multilevel"/>
+    <w:tmpl w:val="4B4CF0C8"/>
+    <w:lvl w:ilvl="0">
+      <w:start w:val="1"/>
+      <w:numFmt w:val="bullet"/>
+      <w:lvlText w:val=""/>
+      <w:lvlJc w:val="left"/>
+      <w:pPr>
+        <w:tabs>
+          <w:tab w:val="num" w:pos="720"/>
+        </w:tabs>
+        <w:ind w:left="720" w:hanging="360"/>
+      </w:pPr>
+      <w:rPr>
+        <w:rFonts w:ascii="Symbol" w:hAnsi="Symbol" w:hint="default"/>
+        <w:sz w:val="20"/>
+      </w:rPr>
+    </w:lvl>
+    <w:lvl w:ilvl="1" w:tentative="1">
+      <w:start w:val="1"/>
+      <w:numFmt w:val="bullet"/>
+      <w:lvlText w:val="o"/>
+      <w:lvlJc w:val="left"/>
+      <w:pPr>
+        <w:tabs>
+          <w:tab w:val="num" w:pos="1440"/>
+        </w:tabs>
+        <w:ind w:left="1440" w:hanging="360"/>
+      </w:pPr>
+      <w:rPr>
+        <w:rFonts w:ascii="Courier New" w:hAnsi="Courier New" w:hint="default"/>
+        <w:sz w:val="20"/>
+      </w:rPr>
+    </w:lvl>
+    <w:lvl w:ilvl="2" w:tentative="1">
+      <w:start w:val="1"/>
+      <w:numFmt w:val="bullet"/>
+      <w:lvlText w:val=""/>
+      <w:lvlJc w:val="left"/>
+      <w:pPr>
+        <w:tabs>
+          <w:tab w:val="num" w:pos="2160"/>
+        </w:tabs>
+        <w:ind w:left="2160" w:hanging="360"/>
+      </w:pPr>
+      <w:rPr>
+        <w:rFonts w:ascii="Wingdings" w:hAnsi="Wingdings" w:hint="default"/>
+        <w:sz w:val="20"/>
+      </w:rPr>
+    </w:lvl>
+    <w:lvl w:ilvl="3" w:tentative="1">
+      <w:start w:val="1"/>
+      <w:numFmt w:val="bullet"/>
+      <w:lvlText w:val=""/>
+      <w:lvlJc w:val="left"/>
+      <w:pPr>
+        <w:tabs>
+          <w:tab w:val="num" w:pos="2880"/>
+        </w:tabs>
+        <w:ind w:left="2880" w:hanging="360"/>
+      </w:pPr>
+      <w:rPr>
+        <w:rFonts w:ascii="Wingdings" w:hAnsi="Wingdings" w:hint="default"/>
+        <w:sz w:val="20"/>
+      </w:rPr>
+    </w:lvl>
+    <w:lvl w:ilvl="4" w:tentative="1">
+      <w:start w:val="1"/>
+      <w:numFmt w:val="bullet"/>
+      <w:lvlText w:val=""/>
+      <w:lvlJc w:val="left"/>
+      <w:pPr>
+        <w:tabs>
+          <w:tab w:val="num" w:pos="3600"/>
+        </w:tabs>
+        <w:ind w:left="3600" w:hanging="360"/>
+      </w:pPr>
+      <w:rPr>
+        <w:rFonts w:ascii="Wingdings" w:hAnsi="Wingdings" w:hint="default"/>
+        <w:sz w:val="20"/>
+      </w:rPr>
+    </w:lvl>
+    <w:lvl w:ilvl="5" w:tentative="1">
+      <w:start w:val="1"/>
+      <w:numFmt w:val="bullet"/>
+      <w:lvlText w:val=""/>
+      <w:lvlJc w:val="left"/>
+      <w:pPr>
+        <w:tabs>
+          <w:tab w:val="num" w:pos="4320"/>
+        </w:tabs>
+        <w:ind w:left="4320" w:hanging="360"/>
+      </w:pPr>
+      <w:rPr>
+        <w:rFonts w:ascii="Wingdings" w:hAnsi="Wingdings" w:hint="default"/>
+        <w:sz w:val="20"/>
+      </w:rPr>
+    </w:lvl>
+    <w:lvl w:ilvl="6" w:tentative="1">
+      <w:start w:val="1"/>
+      <w:numFmt w:val="bullet"/>
+      <w:lvlText w:val=""/>
+      <w:lvlJc w:val="left"/>
+      <w:pPr>
+        <w:tabs>
+          <w:tab w:val="num" w:pos="5040"/>
+        </w:tabs>
+        <w:ind w:left="5040" w:hanging="360"/>
+      </w:pPr>
+      <w:rPr>
+        <w:rFonts w:ascii="Wingdings" w:hAnsi="Wingdings" w:hint="default"/>
+        <w:sz w:val="20"/>
+      </w:rPr>
+    </w:lvl>
+    <w:lvl w:ilvl="7" w:tentative="1">
+      <w:start w:val="1"/>
+      <w:numFmt w:val="bullet"/>
+      <w:lvlText w:val=""/>
+      <w:lvlJc w:val="left"/>
+      <w:pPr>
+        <w:tabs>
+          <w:tab w:val="num" w:pos="5760"/>
+        </w:tabs>
+        <w:ind w:left="5760" w:hanging="360"/>
+      </w:pPr>
+      <w:rPr>
+        <w:rFonts w:ascii="Wingdings" w:hAnsi="Wingdings" w:hint="default"/>
+        <w:sz w:val="20"/>
+      </w:rPr>
+    </w:lvl>
+    <w:lvl w:ilvl="8" w:tentative="1">
+      <w:start w:val="1"/>
+      <w:numFmt w:val="bullet"/>
+      <w:lvlText w:val=""/>
+      <w:lvlJc w:val="left"/>
+      <w:pPr>
+        <w:tabs>
+          <w:tab w:val="num" w:pos="6480"/>
+        </w:tabs>
+        <w:ind w:left="6480" w:hanging="360"/>
+      </w:pPr>
+      <w:rPr>
+        <w:rFonts w:ascii="Wingdings" w:hAnsi="Wingdings" w:hint="default"/>
+        <w:sz w:val="20"/>
+      </w:rPr>
+    </w:lvl>
+  </w:abstractNum>
+  <w:abstractNum w:abstractNumId="13" w15:restartNumberingAfterBreak="0">
+    <w:nsid w:val="549D4C39"/>
+    <w:multiLevelType w:val="multilevel"/>
+    <w:tmpl w:val="C2CCC278"/>
+    <w:lvl w:ilvl="0">
+      <w:start w:val="1"/>
+      <w:numFmt w:val="bullet"/>
+      <w:lvlText w:val=""/>
+      <w:lvlJc w:val="left"/>
+      <w:pPr>
+        <w:tabs>
+          <w:tab w:val="num" w:pos="720"/>
+        </w:tabs>
+        <w:ind w:left="720" w:hanging="360"/>
+      </w:pPr>
+      <w:rPr>
+        <w:rFonts w:ascii="Symbol" w:hAnsi="Symbol" w:hint="default"/>
+        <w:sz w:val="20"/>
+      </w:rPr>
+    </w:lvl>
+    <w:lvl w:ilvl="1" w:tentative="1">
+      <w:start w:val="1"/>
+      <w:numFmt w:val="bullet"/>
+      <w:lvlText w:val="o"/>
+      <w:lvlJc w:val="left"/>
+      <w:pPr>
+        <w:tabs>
+          <w:tab w:val="num" w:pos="1440"/>
+        </w:tabs>
+        <w:ind w:left="1440" w:hanging="360"/>
+      </w:pPr>
+      <w:rPr>
+        <w:rFonts w:ascii="Courier New" w:hAnsi="Courier New" w:hint="default"/>
+        <w:sz w:val="20"/>
+      </w:rPr>
+    </w:lvl>
+    <w:lvl w:ilvl="2" w:tentative="1">
+      <w:start w:val="1"/>
+      <w:numFmt w:val="bullet"/>
+      <w:lvlText w:val=""/>
+      <w:lvlJc w:val="left"/>
+      <w:pPr>
+        <w:tabs>
+          <w:tab w:val="num" w:pos="2160"/>
+        </w:tabs>
+        <w:ind w:left="2160" w:hanging="360"/>
+      </w:pPr>
+      <w:rPr>
+        <w:rFonts w:ascii="Wingdings" w:hAnsi="Wingdings" w:hint="default"/>
+        <w:sz w:val="20"/>
+      </w:rPr>
+    </w:lvl>
+    <w:lvl w:ilvl="3" w:tentative="1">
+      <w:start w:val="1"/>
+      <w:numFmt w:val="bullet"/>
+      <w:lvlText w:val=""/>
+      <w:lvlJc w:val="left"/>
+      <w:pPr>
+        <w:tabs>
+          <w:tab w:val="num" w:pos="2880"/>
+        </w:tabs>
+        <w:ind w:left="2880" w:hanging="360"/>
+      </w:pPr>
+      <w:rPr>
+        <w:rFonts w:ascii="Wingdings" w:hAnsi="Wingdings" w:hint="default"/>
+        <w:sz w:val="20"/>
+      </w:rPr>
+    </w:lvl>
+    <w:lvl w:ilvl="4" w:tentative="1">
+      <w:start w:val="1"/>
+      <w:numFmt w:val="bullet"/>
+      <w:lvlText w:val=""/>
+      <w:lvlJc w:val="left"/>
+      <w:pPr>
+        <w:tabs>
+          <w:tab w:val="num" w:pos="3600"/>
+        </w:tabs>
+        <w:ind w:left="3600" w:hanging="360"/>
+      </w:pPr>
+      <w:rPr>
+        <w:rFonts w:ascii="Wingdings" w:hAnsi="Wingdings" w:hint="default"/>
+        <w:sz w:val="20"/>
+      </w:rPr>
+    </w:lvl>
+    <w:lvl w:ilvl="5" w:tentative="1">
+      <w:start w:val="1"/>
+      <w:numFmt w:val="bullet"/>
+      <w:lvlText w:val=""/>
+      <w:lvlJc w:val="left"/>
+      <w:pPr>
+        <w:tabs>
+          <w:tab w:val="num" w:pos="4320"/>
+        </w:tabs>
+        <w:ind w:left="4320" w:hanging="360"/>
+      </w:pPr>
+      <w:rPr>
+        <w:rFonts w:ascii="Wingdings" w:hAnsi="Wingdings" w:hint="default"/>
+        <w:sz w:val="20"/>
+      </w:rPr>
+    </w:lvl>
+    <w:lvl w:ilvl="6" w:tentative="1">
+      <w:start w:val="1"/>
+      <w:numFmt w:val="bullet"/>
+      <w:lvlText w:val=""/>
+      <w:lvlJc w:val="left"/>
+      <w:pPr>
+        <w:tabs>
+          <w:tab w:val="num" w:pos="5040"/>
+        </w:tabs>
+        <w:ind w:left="5040" w:hanging="360"/>
+      </w:pPr>
+      <w:rPr>
+        <w:rFonts w:ascii="Wingdings" w:hAnsi="Wingdings" w:hint="default"/>
+        <w:sz w:val="20"/>
+      </w:rPr>
+    </w:lvl>
+    <w:lvl w:ilvl="7" w:tentative="1">
+      <w:start w:val="1"/>
+      <w:numFmt w:val="bullet"/>
+      <w:lvlText w:val=""/>
+      <w:lvlJc w:val="left"/>
+      <w:pPr>
+        <w:tabs>
+          <w:tab w:val="num" w:pos="5760"/>
+        </w:tabs>
+        <w:ind w:left="5760" w:hanging="360"/>
+      </w:pPr>
+      <w:rPr>
+        <w:rFonts w:ascii="Wingdings" w:hAnsi="Wingdings" w:hint="default"/>
+        <w:sz w:val="20"/>
+      </w:rPr>
+    </w:lvl>
+    <w:lvl w:ilvl="8" w:tentative="1">
+      <w:start w:val="1"/>
+      <w:numFmt w:val="bullet"/>
+      <w:lvlText w:val=""/>
+      <w:lvlJc w:val="left"/>
+      <w:pPr>
+        <w:tabs>
+          <w:tab w:val="num" w:pos="6480"/>
+        </w:tabs>
+        <w:ind w:left="6480" w:hanging="360"/>
+      </w:pPr>
+      <w:rPr>
+        <w:rFonts w:ascii="Wingdings" w:hAnsi="Wingdings" w:hint="default"/>
+        <w:sz w:val="20"/>
+      </w:rPr>
+    </w:lvl>
+  </w:abstractNum>
+  <w:abstractNum w:abstractNumId="14" w15:restartNumberingAfterBreak="0">
+    <w:nsid w:val="5856110D"/>
+    <w:multiLevelType w:val="multilevel"/>
+    <w:tmpl w:val="81728A7E"/>
+    <w:lvl w:ilvl="0">
+      <w:start w:val="1"/>
+      <w:numFmt w:val="bullet"/>
+      <w:lvlText w:val=""/>
+      <w:lvlJc w:val="left"/>
+      <w:pPr>
+        <w:tabs>
+          <w:tab w:val="num" w:pos="720"/>
+        </w:tabs>
+        <w:ind w:left="720" w:hanging="360"/>
+      </w:pPr>
+      <w:rPr>
+        <w:rFonts w:ascii="Symbol" w:hAnsi="Symbol" w:hint="default"/>
+        <w:sz w:val="20"/>
+      </w:rPr>
+    </w:lvl>
+    <w:lvl w:ilvl="1" w:tentative="1">
+      <w:start w:val="1"/>
+      <w:numFmt w:val="bullet"/>
+      <w:lvlText w:val="o"/>
+      <w:lvlJc w:val="left"/>
+      <w:pPr>
+        <w:tabs>
+          <w:tab w:val="num" w:pos="1440"/>
+        </w:tabs>
+        <w:ind w:left="1440" w:hanging="360"/>
+      </w:pPr>
+      <w:rPr>
+        <w:rFonts w:ascii="Courier New" w:hAnsi="Courier New" w:hint="default"/>
+        <w:sz w:val="20"/>
+      </w:rPr>
+    </w:lvl>
+    <w:lvl w:ilvl="2" w:tentative="1">
+      <w:start w:val="1"/>
+      <w:numFmt w:val="bullet"/>
+      <w:lvlText w:val=""/>
+      <w:lvlJc w:val="left"/>
+      <w:pPr>
+        <w:tabs>
+          <w:tab w:val="num" w:pos="2160"/>
+        </w:tabs>
+        <w:ind w:left="2160" w:hanging="360"/>
+      </w:pPr>
+      <w:rPr>
+        <w:rFonts w:ascii="Wingdings" w:hAnsi="Wingdings" w:hint="default"/>
+        <w:sz w:val="20"/>
+      </w:rPr>
+    </w:lvl>
+    <w:lvl w:ilvl="3" w:tentative="1">
+      <w:start w:val="1"/>
+      <w:numFmt w:val="bullet"/>
+      <w:lvlText w:val=""/>
+      <w:lvlJc w:val="left"/>
+      <w:pPr>
+        <w:tabs>
+          <w:tab w:val="num" w:pos="2880"/>
+        </w:tabs>
+        <w:ind w:left="2880" w:hanging="360"/>
+      </w:pPr>
+      <w:rPr>
+        <w:rFonts w:ascii="Wingdings" w:hAnsi="Wingdings" w:hint="default"/>
+        <w:sz w:val="20"/>
+      </w:rPr>
+    </w:lvl>
+    <w:lvl w:ilvl="4" w:tentative="1">
+      <w:start w:val="1"/>
+      <w:numFmt w:val="bullet"/>
+      <w:lvlText w:val=""/>
+      <w:lvlJc w:val="left"/>
+      <w:pPr>
+        <w:tabs>
+          <w:tab w:val="num" w:pos="3600"/>
+        </w:tabs>
+        <w:ind w:left="3600" w:hanging="360"/>
+      </w:pPr>
+      <w:rPr>
+        <w:rFonts w:ascii="Wingdings" w:hAnsi="Wingdings" w:hint="default"/>
+        <w:sz w:val="20"/>
+      </w:rPr>
+    </w:lvl>
+    <w:lvl w:ilvl="5" w:tentative="1">
+      <w:start w:val="1"/>
+      <w:numFmt w:val="bullet"/>
+      <w:lvlText w:val=""/>
+      <w:lvlJc w:val="left"/>
+      <w:pPr>
+        <w:tabs>
+          <w:tab w:val="num" w:pos="4320"/>
+        </w:tabs>
+        <w:ind w:left="4320" w:hanging="360"/>
+      </w:pPr>
+      <w:rPr>
+        <w:rFonts w:ascii="Wingdings" w:hAnsi="Wingdings" w:hint="default"/>
+        <w:sz w:val="20"/>
+      </w:rPr>
+    </w:lvl>
+    <w:lvl w:ilvl="6" w:tentative="1">
+      <w:start w:val="1"/>
+      <w:numFmt w:val="bullet"/>
+      <w:lvlText w:val=""/>
+      <w:lvlJc w:val="left"/>
+      <w:pPr>
+        <w:tabs>
+          <w:tab w:val="num" w:pos="5040"/>
+        </w:tabs>
+        <w:ind w:left="5040" w:hanging="360"/>
+      </w:pPr>
+      <w:rPr>
+        <w:rFonts w:ascii="Wingdings" w:hAnsi="Wingdings" w:hint="default"/>
+        <w:sz w:val="20"/>
+      </w:rPr>
+    </w:lvl>
+    <w:lvl w:ilvl="7" w:tentative="1">
+      <w:start w:val="1"/>
+      <w:numFmt w:val="bullet"/>
+      <w:lvlText w:val=""/>
+      <w:lvlJc w:val="left"/>
+      <w:pPr>
+        <w:tabs>
+          <w:tab w:val="num" w:pos="5760"/>
+        </w:tabs>
+        <w:ind w:left="5760" w:hanging="360"/>
+      </w:pPr>
+      <w:rPr>
+        <w:rFonts w:ascii="Wingdings" w:hAnsi="Wingdings" w:hint="default"/>
+        <w:sz w:val="20"/>
+      </w:rPr>
+    </w:lvl>
+    <w:lvl w:ilvl="8" w:tentative="1">
+      <w:start w:val="1"/>
+      <w:numFmt w:val="bullet"/>
+      <w:lvlText w:val=""/>
+      <w:lvlJc w:val="left"/>
+      <w:pPr>
+        <w:tabs>
+          <w:tab w:val="num" w:pos="6480"/>
+        </w:tabs>
+        <w:ind w:left="6480" w:hanging="360"/>
+      </w:pPr>
+      <w:rPr>
+        <w:rFonts w:ascii="Wingdings" w:hAnsi="Wingdings" w:hint="default"/>
+        <w:sz w:val="20"/>
+      </w:rPr>
+    </w:lvl>
+  </w:abstractNum>
+  <w:abstractNum w:abstractNumId="15" w15:restartNumberingAfterBreak="0">
+    <w:nsid w:val="5F6C6A3E"/>
+    <w:multiLevelType w:val="multilevel"/>
+    <w:tmpl w:val="56685532"/>
+    <w:lvl w:ilvl="0">
+      <w:start w:val="1"/>
+      <w:numFmt w:val="bullet"/>
+      <w:lvlText w:val=""/>
+      <w:lvlJc w:val="left"/>
+      <w:pPr>
+        <w:tabs>
+          <w:tab w:val="num" w:pos="720"/>
+        </w:tabs>
+        <w:ind w:left="720" w:hanging="360"/>
+      </w:pPr>
+      <w:rPr>
+        <w:rFonts w:ascii="Symbol" w:hAnsi="Symbol" w:hint="default"/>
+        <w:sz w:val="20"/>
+      </w:rPr>
+    </w:lvl>
+    <w:lvl w:ilvl="1" w:tentative="1">
+      <w:start w:val="1"/>
+      <w:numFmt w:val="bullet"/>
+      <w:lvlText w:val="o"/>
+      <w:lvlJc w:val="left"/>
+      <w:pPr>
+        <w:tabs>
+          <w:tab w:val="num" w:pos="1440"/>
+        </w:tabs>
+        <w:ind w:left="1440" w:hanging="360"/>
+      </w:pPr>
+      <w:rPr>
+        <w:rFonts w:ascii="Courier New" w:hAnsi="Courier New" w:hint="default"/>
+        <w:sz w:val="20"/>
+      </w:rPr>
+    </w:lvl>
+    <w:lvl w:ilvl="2" w:tentative="1">
+      <w:start w:val="1"/>
+      <w:numFmt w:val="bullet"/>
+      <w:lvlText w:val=""/>
+      <w:lvlJc w:val="left"/>
+      <w:pPr>
+        <w:tabs>
+          <w:tab w:val="num" w:pos="2160"/>
+        </w:tabs>
+        <w:ind w:left="2160" w:hanging="360"/>
+      </w:pPr>
+      <w:rPr>
+        <w:rFonts w:ascii="Wingdings" w:hAnsi="Wingdings" w:hint="default"/>
+        <w:sz w:val="20"/>
+      </w:rPr>
+    </w:lvl>
+    <w:lvl w:ilvl="3" w:tentative="1">
+      <w:start w:val="1"/>
+      <w:numFmt w:val="bullet"/>
+      <w:lvlText w:val=""/>
+      <w:lvlJc w:val="left"/>
+      <w:pPr>
+        <w:tabs>
+          <w:tab w:val="num" w:pos="2880"/>
+        </w:tabs>
+        <w:ind w:left="2880" w:hanging="360"/>
+      </w:pPr>
+      <w:rPr>
+        <w:rFonts w:ascii="Wingdings" w:hAnsi="Wingdings" w:hint="default"/>
+        <w:sz w:val="20"/>
+      </w:rPr>
+    </w:lvl>
+    <w:lvl w:ilvl="4" w:tentative="1">
+      <w:start w:val="1"/>
+      <w:numFmt w:val="bullet"/>
+      <w:lvlText w:val=""/>
+      <w:lvlJc w:val="left"/>
+      <w:pPr>
+        <w:tabs>
+          <w:tab w:val="num" w:pos="3600"/>
+        </w:tabs>
+        <w:ind w:left="3600" w:hanging="360"/>
+      </w:pPr>
+      <w:rPr>
+        <w:rFonts w:ascii="Wingdings" w:hAnsi="Wingdings" w:hint="default"/>
+        <w:sz w:val="20"/>
+      </w:rPr>
+    </w:lvl>
+    <w:lvl w:ilvl="5" w:tentative="1">
+      <w:start w:val="1"/>
+      <w:numFmt w:val="bullet"/>
+      <w:lvlText w:val=""/>
+      <w:lvlJc w:val="left"/>
+      <w:pPr>
+        <w:tabs>
+          <w:tab w:val="num" w:pos="4320"/>
+        </w:tabs>
+        <w:ind w:left="4320" w:hanging="360"/>
+      </w:pPr>
+      <w:rPr>
+        <w:rFonts w:ascii="Wingdings" w:hAnsi="Wingdings" w:hint="default"/>
+        <w:sz w:val="20"/>
+      </w:rPr>
+    </w:lvl>
+    <w:lvl w:ilvl="6" w:tentative="1">
+      <w:start w:val="1"/>
+      <w:numFmt w:val="bullet"/>
+      <w:lvlText w:val=""/>
+      <w:lvlJc w:val="left"/>
+      <w:pPr>
+        <w:tabs>
+          <w:tab w:val="num" w:pos="5040"/>
+        </w:tabs>
+        <w:ind w:left="5040" w:hanging="360"/>
+      </w:pPr>
+      <w:rPr>
+        <w:rFonts w:ascii="Wingdings" w:hAnsi="Wingdings" w:hint="default"/>
+        <w:sz w:val="20"/>
+      </w:rPr>
+    </w:lvl>
+    <w:lvl w:ilvl="7" w:tentative="1">
+      <w:start w:val="1"/>
+      <w:numFmt w:val="bullet"/>
+      <w:lvlText w:val=""/>
+      <w:lvlJc w:val="left"/>
+      <w:pPr>
+        <w:tabs>
+          <w:tab w:val="num" w:pos="5760"/>
+        </w:tabs>
+        <w:ind w:left="5760" w:hanging="360"/>
+      </w:pPr>
+      <w:rPr>
+        <w:rFonts w:ascii="Wingdings" w:hAnsi="Wingdings" w:hint="default"/>
+        <w:sz w:val="20"/>
+      </w:rPr>
+    </w:lvl>
+    <w:lvl w:ilvl="8" w:tentative="1">
+      <w:start w:val="1"/>
+      <w:numFmt w:val="bullet"/>
+      <w:lvlText w:val=""/>
+      <w:lvlJc w:val="left"/>
+      <w:pPr>
+        <w:tabs>
+          <w:tab w:val="num" w:pos="6480"/>
+        </w:tabs>
+        <w:ind w:left="6480" w:hanging="360"/>
+      </w:pPr>
+      <w:rPr>
+        <w:rFonts w:ascii="Wingdings" w:hAnsi="Wingdings" w:hint="default"/>
+        <w:sz w:val="20"/>
+      </w:rPr>
+    </w:lvl>
+  </w:abstractNum>
+  <w:abstractNum w:abstractNumId="16" w15:restartNumberingAfterBreak="0">
+    <w:nsid w:val="66300712"/>
+    <w:multiLevelType w:val="multilevel"/>
+    <w:tmpl w:val="C55CD398"/>
+    <w:lvl w:ilvl="0">
+      <w:start w:val="1"/>
+      <w:numFmt w:val="bullet"/>
+      <w:lvlText w:val=""/>
+      <w:lvlJc w:val="left"/>
+      <w:pPr>
+        <w:tabs>
+          <w:tab w:val="num" w:pos="720"/>
+        </w:tabs>
+        <w:ind w:left="720" w:hanging="360"/>
+      </w:pPr>
+      <w:rPr>
+        <w:rFonts w:ascii="Symbol" w:hAnsi="Symbol" w:hint="default"/>
+        <w:sz w:val="20"/>
+      </w:rPr>
+    </w:lvl>
+    <w:lvl w:ilvl="1" w:tentative="1">
+      <w:start w:val="1"/>
+      <w:numFmt w:val="bullet"/>
+      <w:lvlText w:val="o"/>
+      <w:lvlJc w:val="left"/>
+      <w:pPr>
+        <w:tabs>
+          <w:tab w:val="num" w:pos="1440"/>
+        </w:tabs>
+        <w:ind w:left="1440" w:hanging="360"/>
+      </w:pPr>
+      <w:rPr>
+        <w:rFonts w:ascii="Courier New" w:hAnsi="Courier New" w:hint="default"/>
+        <w:sz w:val="20"/>
+      </w:rPr>
+    </w:lvl>
+    <w:lvl w:ilvl="2" w:tentative="1">
+      <w:start w:val="1"/>
+      <w:numFmt w:val="bullet"/>
+      <w:lvlText w:val=""/>
+      <w:lvlJc w:val="left"/>
+      <w:pPr>
+        <w:tabs>
+          <w:tab w:val="num" w:pos="2160"/>
+        </w:tabs>
+        <w:ind w:left="2160" w:hanging="360"/>
+      </w:pPr>
+      <w:rPr>
+        <w:rFonts w:ascii="Wingdings" w:hAnsi="Wingdings" w:hint="default"/>
+        <w:sz w:val="20"/>
+      </w:rPr>
+    </w:lvl>
+    <w:lvl w:ilvl="3" w:tentative="1">
+      <w:start w:val="1"/>
+      <w:numFmt w:val="bullet"/>
+      <w:lvlText w:val=""/>
+      <w:lvlJc w:val="left"/>
+      <w:pPr>
+        <w:tabs>
+          <w:tab w:val="num" w:pos="2880"/>
+        </w:tabs>
+        <w:ind w:left="2880" w:hanging="360"/>
+      </w:pPr>
+      <w:rPr>
+        <w:rFonts w:ascii="Wingdings" w:hAnsi="Wingdings" w:hint="default"/>
+        <w:sz w:val="20"/>
+      </w:rPr>
+    </w:lvl>
+    <w:lvl w:ilvl="4" w:tentative="1">
+      <w:start w:val="1"/>
+      <w:numFmt w:val="bullet"/>
+      <w:lvlText w:val=""/>
+      <w:lvlJc w:val="left"/>
+      <w:pPr>
+        <w:tabs>
+          <w:tab w:val="num" w:pos="3600"/>
+        </w:tabs>
+        <w:ind w:left="3600" w:hanging="360"/>
+      </w:pPr>
+      <w:rPr>
+        <w:rFonts w:ascii="Wingdings" w:hAnsi="Wingdings" w:hint="default"/>
+        <w:sz w:val="20"/>
+      </w:rPr>
+    </w:lvl>
+    <w:lvl w:ilvl="5" w:tentative="1">
+      <w:start w:val="1"/>
+      <w:numFmt w:val="bullet"/>
+      <w:lvlText w:val=""/>
+      <w:lvlJc w:val="left"/>
+      <w:pPr>
+        <w:tabs>
+          <w:tab w:val="num" w:pos="4320"/>
+        </w:tabs>
+        <w:ind w:left="4320" w:hanging="360"/>
+      </w:pPr>
+      <w:rPr>
+        <w:rFonts w:ascii="Wingdings" w:hAnsi="Wingdings" w:hint="default"/>
+        <w:sz w:val="20"/>
+      </w:rPr>
+    </w:lvl>
+    <w:lvl w:ilvl="6" w:tentative="1">
+      <w:start w:val="1"/>
+      <w:numFmt w:val="bullet"/>
+      <w:lvlText w:val=""/>
+      <w:lvlJc w:val="left"/>
+      <w:pPr>
+        <w:tabs>
+          <w:tab w:val="num" w:pos="5040"/>
+        </w:tabs>
+        <w:ind w:left="5040" w:hanging="360"/>
+      </w:pPr>
+      <w:rPr>
+        <w:rFonts w:ascii="Wingdings" w:hAnsi="Wingdings" w:hint="default"/>
+        <w:sz w:val="20"/>
+      </w:rPr>
+    </w:lvl>
+    <w:lvl w:ilvl="7" w:tentative="1">
+      <w:start w:val="1"/>
+      <w:numFmt w:val="bullet"/>
+      <w:lvlText w:val=""/>
+      <w:lvlJc w:val="left"/>
+      <w:pPr>
+        <w:tabs>
+          <w:tab w:val="num" w:pos="5760"/>
+        </w:tabs>
+        <w:ind w:left="5760" w:hanging="360"/>
+      </w:pPr>
+      <w:rPr>
+        <w:rFonts w:ascii="Wingdings" w:hAnsi="Wingdings" w:hint="default"/>
+        <w:sz w:val="20"/>
+      </w:rPr>
+    </w:lvl>
+    <w:lvl w:ilvl="8" w:tentative="1">
+      <w:start w:val="1"/>
+      <w:numFmt w:val="bullet"/>
+      <w:lvlText w:val=""/>
+      <w:lvlJc w:val="left"/>
+      <w:pPr>
+        <w:tabs>
+          <w:tab w:val="num" w:pos="6480"/>
+        </w:tabs>
+        <w:ind w:left="6480" w:hanging="360"/>
+      </w:pPr>
+      <w:rPr>
+        <w:rFonts w:ascii="Wingdings" w:hAnsi="Wingdings" w:hint="default"/>
+        <w:sz w:val="20"/>
+      </w:rPr>
+    </w:lvl>
+  </w:abstractNum>
+  <w:abstractNum w:abstractNumId="17" w15:restartNumberingAfterBreak="0">
+    <w:nsid w:val="67370252"/>
+    <w:multiLevelType w:val="multilevel"/>
+    <w:tmpl w:val="6B3435B6"/>
+    <w:lvl w:ilvl="0">
+      <w:start w:val="1"/>
+      <w:numFmt w:val="decimal"/>
+      <w:lvlText w:val="%1."/>
+      <w:lvlJc w:val="left"/>
+      <w:pPr>
+        <w:tabs>
+          <w:tab w:val="num" w:pos="720"/>
+        </w:tabs>
+        <w:ind w:left="720" w:hanging="360"/>
+      </w:pPr>
+    </w:lvl>
+    <w:lvl w:ilvl="1" w:tentative="1">
+      <w:start w:val="1"/>
+      <w:numFmt w:val="decimal"/>
+      <w:lvlText w:val="%2."/>
+      <w:lvlJc w:val="left"/>
+      <w:pPr>
+        <w:tabs>
+          <w:tab w:val="num" w:pos="1440"/>
+        </w:tabs>
+        <w:ind w:left="1440" w:hanging="360"/>
+      </w:pPr>
+    </w:lvl>
+    <w:lvl w:ilvl="2" w:tentative="1">
+      <w:start w:val="1"/>
+      <w:numFmt w:val="decimal"/>
+      <w:lvlText w:val="%3."/>
+      <w:lvlJc w:val="left"/>
+      <w:pPr>
+        <w:tabs>
+          <w:tab w:val="num" w:pos="2160"/>
+        </w:tabs>
+        <w:ind w:left="2160" w:hanging="360"/>
+      </w:pPr>
+    </w:lvl>
+    <w:lvl w:ilvl="3" w:tentative="1">
+      <w:start w:val="1"/>
+      <w:numFmt w:val="decimal"/>
+      <w:lvlText w:val="%4."/>
+      <w:lvlJc w:val="left"/>
+      <w:pPr>
+        <w:tabs>
+          <w:tab w:val="num" w:pos="2880"/>
+        </w:tabs>
+        <w:ind w:left="2880" w:hanging="360"/>
+      </w:pPr>
+    </w:lvl>
+    <w:lvl w:ilvl="4" w:tentative="1">
+      <w:start w:val="1"/>
+      <w:numFmt w:val="decimal"/>
+      <w:lvlText w:val="%5."/>
+      <w:lvlJc w:val="left"/>
+      <w:pPr>
+        <w:tabs>
+          <w:tab w:val="num" w:pos="3600"/>
+        </w:tabs>
+        <w:ind w:left="3600" w:hanging="360"/>
+      </w:pPr>
+    </w:lvl>
+    <w:lvl w:ilvl="5" w:tentative="1">
+      <w:start w:val="1"/>
+      <w:numFmt w:val="decimal"/>
+      <w:lvlText w:val="%6."/>
+      <w:lvlJc w:val="left"/>
+      <w:pPr>
+        <w:tabs>
+          <w:tab w:val="num" w:pos="4320"/>
+        </w:tabs>
+        <w:ind w:left="4320" w:hanging="360"/>
+      </w:pPr>
+    </w:lvl>
+    <w:lvl w:ilvl="6" w:tentative="1">
+      <w:start w:val="1"/>
+      <w:numFmt w:val="decimal"/>
+      <w:lvlText w:val="%7."/>
+      <w:lvlJc w:val="left"/>
+      <w:pPr>
+        <w:tabs>
+          <w:tab w:val="num" w:pos="5040"/>
+        </w:tabs>
+        <w:ind w:left="5040" w:hanging="360"/>
+      </w:pPr>
+    </w:lvl>
+    <w:lvl w:ilvl="7" w:tentative="1">
+      <w:start w:val="1"/>
+      <w:numFmt w:val="decimal"/>
+      <w:lvlText w:val="%8."/>
+      <w:lvlJc w:val="left"/>
+      <w:pPr>
+        <w:tabs>
+          <w:tab w:val="num" w:pos="5760"/>
+        </w:tabs>
+        <w:ind w:left="5760" w:hanging="360"/>
+      </w:pPr>
+    </w:lvl>
+    <w:lvl w:ilvl="8" w:tentative="1">
+      <w:start w:val="1"/>
+      <w:numFmt w:val="decimal"/>
+      <w:lvlText w:val="%9."/>
+      <w:lvlJc w:val="left"/>
+      <w:pPr>
+        <w:tabs>
+          <w:tab w:val="num" w:pos="6480"/>
+        </w:tabs>
+        <w:ind w:left="6480" w:hanging="360"/>
+      </w:pPr>
+    </w:lvl>
+  </w:abstractNum>
+  <w:abstractNum w:abstractNumId="18" w15:restartNumberingAfterBreak="0">
+    <w:nsid w:val="68CF1AD8"/>
+    <w:multiLevelType w:val="multilevel"/>
+    <w:tmpl w:val="3372F47A"/>
+    <w:lvl w:ilvl="0">
+      <w:start w:val="1"/>
+      <w:numFmt w:val="bullet"/>
+      <w:lvlText w:val=""/>
+      <w:lvlJc w:val="left"/>
+      <w:pPr>
+        <w:tabs>
+          <w:tab w:val="num" w:pos="720"/>
+        </w:tabs>
+        <w:ind w:left="720" w:hanging="360"/>
+      </w:pPr>
+      <w:rPr>
+        <w:rFonts w:ascii="Symbol" w:hAnsi="Symbol" w:hint="default"/>
+        <w:sz w:val="20"/>
+      </w:rPr>
+    </w:lvl>
+    <w:lvl w:ilvl="1" w:tentative="1">
+      <w:start w:val="1"/>
+      <w:numFmt w:val="bullet"/>
+      <w:lvlText w:val="o"/>
+      <w:lvlJc w:val="left"/>
+      <w:pPr>
+        <w:tabs>
+          <w:tab w:val="num" w:pos="1440"/>
+        </w:tabs>
+        <w:ind w:left="1440" w:hanging="360"/>
+      </w:pPr>
+      <w:rPr>
+        <w:rFonts w:ascii="Courier New" w:hAnsi="Courier New" w:hint="default"/>
+        <w:sz w:val="20"/>
+      </w:rPr>
+    </w:lvl>
+    <w:lvl w:ilvl="2" w:tentative="1">
+      <w:start w:val="1"/>
+      <w:numFmt w:val="bullet"/>
+      <w:lvlText w:val=""/>
+      <w:lvlJc w:val="left"/>
+      <w:pPr>
+        <w:tabs>
+          <w:tab w:val="num" w:pos="2160"/>
+        </w:tabs>
+        <w:ind w:left="2160" w:hanging="360"/>
+      </w:pPr>
+      <w:rPr>
+        <w:rFonts w:ascii="Wingdings" w:hAnsi="Wingdings" w:hint="default"/>
+        <w:sz w:val="20"/>
+      </w:rPr>
+    </w:lvl>
+    <w:lvl w:ilvl="3" w:tentative="1">
+      <w:start w:val="1"/>
+      <w:numFmt w:val="bullet"/>
+      <w:lvlText w:val=""/>
+      <w:lvlJc w:val="left"/>
+      <w:pPr>
+        <w:tabs>
+          <w:tab w:val="num" w:pos="2880"/>
+        </w:tabs>
+        <w:ind w:left="2880" w:hanging="360"/>
+      </w:pPr>
+      <w:rPr>
+        <w:rFonts w:ascii="Wingdings" w:hAnsi="Wingdings" w:hint="default"/>
+        <w:sz w:val="20"/>
+      </w:rPr>
+    </w:lvl>
+    <w:lvl w:ilvl="4" w:tentative="1">
+      <w:start w:val="1"/>
+      <w:numFmt w:val="bullet"/>
+      <w:lvlText w:val=""/>
+      <w:lvlJc w:val="left"/>
+      <w:pPr>
+        <w:tabs>
+          <w:tab w:val="num" w:pos="3600"/>
+        </w:tabs>
+        <w:ind w:left="3600" w:hanging="360"/>
+      </w:pPr>
+      <w:rPr>
+        <w:rFonts w:ascii="Wingdings" w:hAnsi="Wingdings" w:hint="default"/>
+        <w:sz w:val="20"/>
+      </w:rPr>
+    </w:lvl>
+    <w:lvl w:ilvl="5" w:tentative="1">
+      <w:start w:val="1"/>
+      <w:numFmt w:val="bullet"/>
+      <w:lvlText w:val=""/>
+      <w:lvlJc w:val="left"/>
+      <w:pPr>
+        <w:tabs>
+          <w:tab w:val="num" w:pos="4320"/>
+        </w:tabs>
+        <w:ind w:left="4320" w:hanging="360"/>
+      </w:pPr>
+      <w:rPr>
+        <w:rFonts w:ascii="Wingdings" w:hAnsi="Wingdings" w:hint="default"/>
+        <w:sz w:val="20"/>
+      </w:rPr>
+    </w:lvl>
+    <w:lvl w:ilvl="6" w:tentative="1">
+      <w:start w:val="1"/>
+      <w:numFmt w:val="bullet"/>
+      <w:lvlText w:val=""/>
+      <w:lvlJc w:val="left"/>
+      <w:pPr>
+        <w:tabs>
+          <w:tab w:val="num" w:pos="5040"/>
+        </w:tabs>
+        <w:ind w:left="5040" w:hanging="360"/>
+      </w:pPr>
+      <w:rPr>
+        <w:rFonts w:ascii="Wingdings" w:hAnsi="Wingdings" w:hint="default"/>
+        <w:sz w:val="20"/>
+      </w:rPr>
+    </w:lvl>
+    <w:lvl w:ilvl="7" w:tentative="1">
+      <w:start w:val="1"/>
+      <w:numFmt w:val="bullet"/>
+      <w:lvlText w:val=""/>
+      <w:lvlJc w:val="left"/>
+      <w:pPr>
+        <w:tabs>
+          <w:tab w:val="num" w:pos="5760"/>
+        </w:tabs>
+        <w:ind w:left="5760" w:hanging="360"/>
+      </w:pPr>
+      <w:rPr>
+        <w:rFonts w:ascii="Wingdings" w:hAnsi="Wingdings" w:hint="default"/>
+        <w:sz w:val="20"/>
+      </w:rPr>
+    </w:lvl>
+    <w:lvl w:ilvl="8" w:tentative="1">
+      <w:start w:val="1"/>
+      <w:numFmt w:val="bullet"/>
+      <w:lvlText w:val=""/>
+      <w:lvlJc w:val="left"/>
+      <w:pPr>
+        <w:tabs>
+          <w:tab w:val="num" w:pos="6480"/>
+        </w:tabs>
+        <w:ind w:left="6480" w:hanging="360"/>
+      </w:pPr>
+      <w:rPr>
+        <w:rFonts w:ascii="Wingdings" w:hAnsi="Wingdings" w:hint="default"/>
+        <w:sz w:val="20"/>
+      </w:rPr>
+    </w:lvl>
+  </w:abstractNum>
+  <w:abstractNum w:abstractNumId="19" w15:restartNumberingAfterBreak="0">
+    <w:nsid w:val="700D6A2A"/>
+    <w:multiLevelType w:val="multilevel"/>
+    <w:tmpl w:val="43768DF6"/>
+    <w:lvl w:ilvl="0">
+      <w:start w:val="1"/>
+      <w:numFmt w:val="bullet"/>
+      <w:lvlText w:val=""/>
+      <w:lvlJc w:val="left"/>
+      <w:pPr>
+        <w:tabs>
+          <w:tab w:val="num" w:pos="720"/>
+        </w:tabs>
+        <w:ind w:left="720" w:hanging="360"/>
+      </w:pPr>
+      <w:rPr>
+        <w:rFonts w:ascii="Symbol" w:hAnsi="Symbol" w:hint="default"/>
+        <w:sz w:val="20"/>
+      </w:rPr>
+    </w:lvl>
+    <w:lvl w:ilvl="1" w:tentative="1">
+      <w:start w:val="1"/>
+      <w:numFmt w:val="bullet"/>
+      <w:lvlText w:val="o"/>
+      <w:lvlJc w:val="left"/>
+      <w:pPr>
+        <w:tabs>
+          <w:tab w:val="num" w:pos="1440"/>
+        </w:tabs>
+        <w:ind w:left="1440" w:hanging="360"/>
+      </w:pPr>
+      <w:rPr>
+        <w:rFonts w:ascii="Courier New" w:hAnsi="Courier New" w:hint="default"/>
+        <w:sz w:val="20"/>
+      </w:rPr>
+    </w:lvl>
+    <w:lvl w:ilvl="2" w:tentative="1">
+      <w:start w:val="1"/>
+      <w:numFmt w:val="bullet"/>
+      <w:lvlText w:val=""/>
+      <w:lvlJc w:val="left"/>
+      <w:pPr>
+        <w:tabs>
+          <w:tab w:val="num" w:pos="2160"/>
+        </w:tabs>
+        <w:ind w:left="2160" w:hanging="360"/>
+      </w:pPr>
+      <w:rPr>
+        <w:rFonts w:ascii="Wingdings" w:hAnsi="Wingdings" w:hint="default"/>
+        <w:sz w:val="20"/>
+      </w:rPr>
+    </w:lvl>
+    <w:lvl w:ilvl="3" w:tentative="1">
+      <w:start w:val="1"/>
+      <w:numFmt w:val="bullet"/>
+      <w:lvlText w:val=""/>
+      <w:lvlJc w:val="left"/>
+      <w:pPr>
+        <w:tabs>
+          <w:tab w:val="num" w:pos="2880"/>
+        </w:tabs>
+        <w:ind w:left="2880" w:hanging="360"/>
+      </w:pPr>
+      <w:rPr>
+        <w:rFonts w:ascii="Wingdings" w:hAnsi="Wingdings" w:hint="default"/>
+        <w:sz w:val="20"/>
+      </w:rPr>
+    </w:lvl>
+    <w:lvl w:ilvl="4" w:tentative="1">
+      <w:start w:val="1"/>
+      <w:numFmt w:val="bullet"/>
+      <w:lvlText w:val=""/>
+      <w:lvlJc w:val="left"/>
+      <w:pPr>
+        <w:tabs>
+          <w:tab w:val="num" w:pos="3600"/>
+        </w:tabs>
+        <w:ind w:left="3600" w:hanging="360"/>
+      </w:pPr>
+      <w:rPr>
+        <w:rFonts w:ascii="Wingdings" w:hAnsi="Wingdings" w:hint="default"/>
+        <w:sz w:val="20"/>
+      </w:rPr>
+    </w:lvl>
+    <w:lvl w:ilvl="5" w:tentative="1">
+      <w:start w:val="1"/>
+      <w:numFmt w:val="bullet"/>
+      <w:lvlText w:val=""/>
+      <w:lvlJc w:val="left"/>
+      <w:pPr>
+        <w:tabs>
+          <w:tab w:val="num" w:pos="4320"/>
+        </w:tabs>
+        <w:ind w:left="4320" w:hanging="360"/>
+      </w:pPr>
+      <w:rPr>
+        <w:rFonts w:ascii="Wingdings" w:hAnsi="Wingdings" w:hint="default"/>
+        <w:sz w:val="20"/>
+      </w:rPr>
+    </w:lvl>
+    <w:lvl w:ilvl="6" w:tentative="1">
+      <w:start w:val="1"/>
+      <w:numFmt w:val="bullet"/>
+      <w:lvlText w:val=""/>
+      <w:lvlJc w:val="left"/>
+      <w:pPr>
+        <w:tabs>
+          <w:tab w:val="num" w:pos="5040"/>
+        </w:tabs>
+        <w:ind w:left="5040" w:hanging="360"/>
+      </w:pPr>
+      <w:rPr>
+        <w:rFonts w:ascii="Wingdings" w:hAnsi="Wingdings" w:hint="default"/>
+        <w:sz w:val="20"/>
+      </w:rPr>
+    </w:lvl>
+    <w:lvl w:ilvl="7" w:tentative="1">
+      <w:start w:val="1"/>
+      <w:numFmt w:val="bullet"/>
+      <w:lvlText w:val=""/>
+      <w:lvlJc w:val="left"/>
+      <w:pPr>
+        <w:tabs>
+          <w:tab w:val="num" w:pos="5760"/>
+        </w:tabs>
+        <w:ind w:left="5760" w:hanging="360"/>
+      </w:pPr>
+      <w:rPr>
+        <w:rFonts w:ascii="Wingdings" w:hAnsi="Wingdings" w:hint="default"/>
+        <w:sz w:val="20"/>
+      </w:rPr>
+    </w:lvl>
+    <w:lvl w:ilvl="8" w:tentative="1">
+      <w:start w:val="1"/>
+      <w:numFmt w:val="bullet"/>
+      <w:lvlText w:val=""/>
+      <w:lvlJc w:val="left"/>
+      <w:pPr>
+        <w:tabs>
+          <w:tab w:val="num" w:pos="6480"/>
+        </w:tabs>
+        <w:ind w:left="6480" w:hanging="360"/>
+      </w:pPr>
+      <w:rPr>
+        <w:rFonts w:ascii="Wingdings" w:hAnsi="Wingdings" w:hint="default"/>
+        <w:sz w:val="20"/>
+      </w:rPr>
+    </w:lvl>
+  </w:abstractNum>
+  <w:abstractNum w:abstractNumId="20" w15:restartNumberingAfterBreak="0">
+    <w:nsid w:val="73CD4FD7"/>
+    <w:multiLevelType w:val="multilevel"/>
+    <w:tmpl w:val="569AEE36"/>
+    <w:lvl w:ilvl="0">
+      <w:start w:val="1"/>
+      <w:numFmt w:val="bullet"/>
+      <w:lvlText w:val=""/>
+      <w:lvlJc w:val="left"/>
+      <w:pPr>
+        <w:tabs>
+          <w:tab w:val="num" w:pos="720"/>
+        </w:tabs>
+        <w:ind w:left="720" w:hanging="360"/>
+      </w:pPr>
+      <w:rPr>
+        <w:rFonts w:ascii="Symbol" w:hAnsi="Symbol" w:hint="default"/>
+        <w:sz w:val="20"/>
+      </w:rPr>
+    </w:lvl>
+    <w:lvl w:ilvl="1" w:tentative="1">
+      <w:start w:val="1"/>
+      <w:numFmt w:val="bullet"/>
+      <w:lvlText w:val="o"/>
+      <w:lvlJc w:val="left"/>
+      <w:pPr>
+        <w:tabs>
+          <w:tab w:val="num" w:pos="1440"/>
+        </w:tabs>
+        <w:ind w:left="1440" w:hanging="360"/>
+      </w:pPr>
+      <w:rPr>
+        <w:rFonts w:ascii="Courier New" w:hAnsi="Courier New" w:hint="default"/>
+        <w:sz w:val="20"/>
+      </w:rPr>
+    </w:lvl>
+    <w:lvl w:ilvl="2" w:tentative="1">
+      <w:start w:val="1"/>
+      <w:numFmt w:val="bullet"/>
+      <w:lvlText w:val=""/>
+      <w:lvlJc w:val="left"/>
+      <w:pPr>
+        <w:tabs>
+          <w:tab w:val="num" w:pos="2160"/>
+        </w:tabs>
+        <w:ind w:left="2160" w:hanging="360"/>
+      </w:pPr>
+      <w:rPr>
+        <w:rFonts w:ascii="Wingdings" w:hAnsi="Wingdings" w:hint="default"/>
+        <w:sz w:val="20"/>
+      </w:rPr>
+    </w:lvl>
+    <w:lvl w:ilvl="3" w:tentative="1">
+      <w:start w:val="1"/>
+      <w:numFmt w:val="bullet"/>
+      <w:lvlText w:val=""/>
+      <w:lvlJc w:val="left"/>
+      <w:pPr>
+        <w:tabs>
+          <w:tab w:val="num" w:pos="2880"/>
+        </w:tabs>
+        <w:ind w:left="2880" w:hanging="360"/>
+      </w:pPr>
+      <w:rPr>
+        <w:rFonts w:ascii="Wingdings" w:hAnsi="Wingdings" w:hint="default"/>
+        <w:sz w:val="20"/>
+      </w:rPr>
+    </w:lvl>
+    <w:lvl w:ilvl="4" w:tentative="1">
+      <w:start w:val="1"/>
+      <w:numFmt w:val="bullet"/>
+      <w:lvlText w:val=""/>
+      <w:lvlJc w:val="left"/>
+      <w:pPr>
+        <w:tabs>
+          <w:tab w:val="num" w:pos="3600"/>
+        </w:tabs>
+        <w:ind w:left="3600" w:hanging="360"/>
+      </w:pPr>
+      <w:rPr>
+        <w:rFonts w:ascii="Wingdings" w:hAnsi="Wingdings" w:hint="default"/>
+        <w:sz w:val="20"/>
+      </w:rPr>
+    </w:lvl>
+    <w:lvl w:ilvl="5" w:tentative="1">
+      <w:start w:val="1"/>
+      <w:numFmt w:val="bullet"/>
+      <w:lvlText w:val=""/>
+      <w:lvlJc w:val="left"/>
+      <w:pPr>
+        <w:tabs>
+          <w:tab w:val="num" w:pos="4320"/>
+        </w:tabs>
+        <w:ind w:left="4320" w:hanging="360"/>
+      </w:pPr>
+      <w:rPr>
+        <w:rFonts w:ascii="Wingdings" w:hAnsi="Wingdings" w:hint="default"/>
+        <w:sz w:val="20"/>
+      </w:rPr>
+    </w:lvl>
+    <w:lvl w:ilvl="6" w:tentative="1">
+      <w:start w:val="1"/>
+      <w:numFmt w:val="bullet"/>
+      <w:lvlText w:val=""/>
+      <w:lvlJc w:val="left"/>
+      <w:pPr>
+        <w:tabs>
+          <w:tab w:val="num" w:pos="5040"/>
+        </w:tabs>
+        <w:ind w:left="5040" w:hanging="360"/>
+      </w:pPr>
+      <w:rPr>
+        <w:rFonts w:ascii="Wingdings" w:hAnsi="Wingdings" w:hint="default"/>
+        <w:sz w:val="20"/>
+      </w:rPr>
+    </w:lvl>
+    <w:lvl w:ilvl="7" w:tentative="1">
+      <w:start w:val="1"/>
+      <w:numFmt w:val="bullet"/>
+      <w:lvlText w:val=""/>
+      <w:lvlJc w:val="left"/>
+      <w:pPr>
+        <w:tabs>
+          <w:tab w:val="num" w:pos="5760"/>
+        </w:tabs>
+        <w:ind w:left="5760" w:hanging="360"/>
+      </w:pPr>
+      <w:rPr>
+        <w:rFonts w:ascii="Wingdings" w:hAnsi="Wingdings" w:hint="default"/>
+        <w:sz w:val="20"/>
+      </w:rPr>
+    </w:lvl>
+    <w:lvl w:ilvl="8" w:tentative="1">
+      <w:start w:val="1"/>
+      <w:numFmt w:val="bullet"/>
+      <w:lvlText w:val=""/>
+      <w:lvlJc w:val="left"/>
+      <w:pPr>
+        <w:tabs>
+          <w:tab w:val="num" w:pos="6480"/>
+        </w:tabs>
+        <w:ind w:left="6480" w:hanging="360"/>
+      </w:pPr>
+      <w:rPr>
+        <w:rFonts w:ascii="Wingdings" w:hAnsi="Wingdings" w:hint="default"/>
+        <w:sz w:val="20"/>
+      </w:rPr>
+    </w:lvl>
+  </w:abstractNum>
+  <w:abstractNum w:abstractNumId="21" w15:restartNumberingAfterBreak="0">
+    <w:nsid w:val="773D3338"/>
+    <w:multiLevelType w:val="multilevel"/>
+    <w:tmpl w:val="76504F96"/>
+    <w:lvl w:ilvl="0">
+      <w:start w:val="1"/>
+      <w:numFmt w:val="bullet"/>
+      <w:lvlText w:val=""/>
+      <w:lvlJc w:val="left"/>
+      <w:pPr>
+        <w:tabs>
+          <w:tab w:val="num" w:pos="720"/>
+        </w:tabs>
+        <w:ind w:left="720" w:hanging="360"/>
+      </w:pPr>
+      <w:rPr>
+        <w:rFonts w:ascii="Symbol" w:hAnsi="Symbol" w:hint="default"/>
+        <w:sz w:val="20"/>
+      </w:rPr>
+    </w:lvl>
+    <w:lvl w:ilvl="1" w:tentative="1">
+      <w:start w:val="1"/>
+      <w:numFmt w:val="bullet"/>
+      <w:lvlText w:val="o"/>
+      <w:lvlJc w:val="left"/>
+      <w:pPr>
+        <w:tabs>
+          <w:tab w:val="num" w:pos="1440"/>
+        </w:tabs>
+        <w:ind w:left="1440" w:hanging="360"/>
+      </w:pPr>
+      <w:rPr>
+        <w:rFonts w:ascii="Courier New" w:hAnsi="Courier New" w:hint="default"/>
+        <w:sz w:val="20"/>
+      </w:rPr>
+    </w:lvl>
+    <w:lvl w:ilvl="2" w:tentative="1">
+      <w:start w:val="1"/>
+      <w:numFmt w:val="bullet"/>
+      <w:lvlText w:val=""/>
+      <w:lvlJc w:val="left"/>
+      <w:pPr>
+        <w:tabs>
+          <w:tab w:val="num" w:pos="2160"/>
+        </w:tabs>
+        <w:ind w:left="2160" w:hanging="360"/>
+      </w:pPr>
+      <w:rPr>
+        <w:rFonts w:ascii="Wingdings" w:hAnsi="Wingdings" w:hint="default"/>
+        <w:sz w:val="20"/>
+      </w:rPr>
+    </w:lvl>
+    <w:lvl w:ilvl="3" w:tentative="1">
+      <w:start w:val="1"/>
+      <w:numFmt w:val="bullet"/>
+      <w:lvlText w:val=""/>
+      <w:lvlJc w:val="left"/>
+      <w:pPr>
+        <w:tabs>
+          <w:tab w:val="num" w:pos="2880"/>
+        </w:tabs>
+        <w:ind w:left="2880" w:hanging="360"/>
+      </w:pPr>
+      <w:rPr>
+        <w:rFonts w:ascii="Wingdings" w:hAnsi="Wingdings" w:hint="default"/>
+        <w:sz w:val="20"/>
+      </w:rPr>
+    </w:lvl>
+    <w:lvl w:ilvl="4" w:tentative="1">
+      <w:start w:val="1"/>
+      <w:numFmt w:val="bullet"/>
+      <w:lvlText w:val=""/>
+      <w:lvlJc w:val="left"/>
+      <w:pPr>
+        <w:tabs>
+          <w:tab w:val="num" w:pos="3600"/>
+        </w:tabs>
+        <w:ind w:left="3600" w:hanging="360"/>
+      </w:pPr>
+      <w:rPr>
+        <w:rFonts w:ascii="Wingdings" w:hAnsi="Wingdings" w:hint="default"/>
+        <w:sz w:val="20"/>
+      </w:rPr>
+    </w:lvl>
+    <w:lvl w:ilvl="5" w:tentative="1">
+      <w:start w:val="1"/>
+      <w:numFmt w:val="bullet"/>
+      <w:lvlText w:val=""/>
+      <w:lvlJc w:val="left"/>
+      <w:pPr>
+        <w:tabs>
+          <w:tab w:val="num" w:pos="4320"/>
+        </w:tabs>
+        <w:ind w:left="4320" w:hanging="360"/>
+      </w:pPr>
+      <w:rPr>
+        <w:rFonts w:ascii="Wingdings" w:hAnsi="Wingdings" w:hint="default"/>
+        <w:sz w:val="20"/>
+      </w:rPr>
+    </w:lvl>
+    <w:lvl w:ilvl="6" w:tentative="1">
+      <w:start w:val="1"/>
+      <w:numFmt w:val="bullet"/>
+      <w:lvlText w:val=""/>
+      <w:lvlJc w:val="left"/>
+      <w:pPr>
+        <w:tabs>
+          <w:tab w:val="num" w:pos="5040"/>
+        </w:tabs>
+        <w:ind w:left="5040" w:hanging="360"/>
+      </w:pPr>
+      <w:rPr>
+        <w:rFonts w:ascii="Wingdings" w:hAnsi="Wingdings" w:hint="default"/>
+        <w:sz w:val="20"/>
+      </w:rPr>
+    </w:lvl>
+    <w:lvl w:ilvl="7" w:tentative="1">
+      <w:start w:val="1"/>
+      <w:numFmt w:val="bullet"/>
+      <w:lvlText w:val=""/>
+      <w:lvlJc w:val="left"/>
+      <w:pPr>
+        <w:tabs>
+          <w:tab w:val="num" w:pos="5760"/>
+        </w:tabs>
+        <w:ind w:left="5760" w:hanging="360"/>
+      </w:pPr>
+      <w:rPr>
+        <w:rFonts w:ascii="Wingdings" w:hAnsi="Wingdings" w:hint="default"/>
+        <w:sz w:val="20"/>
+      </w:rPr>
+    </w:lvl>
+    <w:lvl w:ilvl="8" w:tentative="1">
+      <w:start w:val="1"/>
+      <w:numFmt w:val="bullet"/>
+      <w:lvlText w:val=""/>
+      <w:lvlJc w:val="left"/>
+      <w:pPr>
+        <w:tabs>
+          <w:tab w:val="num" w:pos="6480"/>
+        </w:tabs>
+        <w:ind w:left="6480" w:hanging="360"/>
+      </w:pPr>
+      <w:rPr>
+        <w:rFonts w:ascii="Wingdings" w:hAnsi="Wingdings" w:hint="default"/>
+        <w:sz w:val="20"/>
+      </w:rPr>
+    </w:lvl>
+  </w:abstractNum>
+  <w:abstractNum w:abstractNumId="22" w15:restartNumberingAfterBreak="0">
+    <w:nsid w:val="77972B52"/>
+    <w:multiLevelType w:val="multilevel"/>
+    <w:tmpl w:val="5636C0C0"/>
+    <w:lvl w:ilvl="0">
+      <w:start w:val="1"/>
+      <w:numFmt w:val="bullet"/>
+      <w:lvlText w:val=""/>
+      <w:lvlJc w:val="left"/>
+      <w:pPr>
+        <w:tabs>
+          <w:tab w:val="num" w:pos="720"/>
+        </w:tabs>
+        <w:ind w:left="720" w:hanging="360"/>
+      </w:pPr>
+      <w:rPr>
+        <w:rFonts w:ascii="Symbol" w:hAnsi="Symbol" w:hint="default"/>
+        <w:sz w:val="20"/>
+      </w:rPr>
+    </w:lvl>
+    <w:lvl w:ilvl="1" w:tentative="1">
+      <w:start w:val="1"/>
+      <w:numFmt w:val="bullet"/>
+      <w:lvlText w:val="o"/>
+      <w:lvlJc w:val="left"/>
+      <w:pPr>
+        <w:tabs>
+          <w:tab w:val="num" w:pos="1440"/>
+        </w:tabs>
+        <w:ind w:left="1440" w:hanging="360"/>
+      </w:pPr>
+      <w:rPr>
+        <w:rFonts w:ascii="Courier New" w:hAnsi="Courier New" w:hint="default"/>
+        <w:sz w:val="20"/>
+      </w:rPr>
+    </w:lvl>
+    <w:lvl w:ilvl="2" w:tentative="1">
+      <w:start w:val="1"/>
+      <w:numFmt w:val="bullet"/>
+      <w:lvlText w:val=""/>
+      <w:lvlJc w:val="left"/>
+      <w:pPr>
+        <w:tabs>
+          <w:tab w:val="num" w:pos="2160"/>
+        </w:tabs>
+        <w:ind w:left="2160" w:hanging="360"/>
+      </w:pPr>
+      <w:rPr>
+        <w:rFonts w:ascii="Wingdings" w:hAnsi="Wingdings" w:hint="default"/>
+        <w:sz w:val="20"/>
+      </w:rPr>
+    </w:lvl>
+    <w:lvl w:ilvl="3" w:tentative="1">
+      <w:start w:val="1"/>
+      <w:numFmt w:val="bullet"/>
+      <w:lvlText w:val=""/>
+      <w:lvlJc w:val="left"/>
+      <w:pPr>
+        <w:tabs>
+          <w:tab w:val="num" w:pos="2880"/>
+        </w:tabs>
+        <w:ind w:left="2880" w:hanging="360"/>
+      </w:pPr>
+      <w:rPr>
+        <w:rFonts w:ascii="Wingdings" w:hAnsi="Wingdings" w:hint="default"/>
+        <w:sz w:val="20"/>
+      </w:rPr>
+    </w:lvl>
+    <w:lvl w:ilvl="4" w:tentative="1">
+      <w:start w:val="1"/>
+      <w:numFmt w:val="bullet"/>
+      <w:lvlText w:val=""/>
+      <w:lvlJc w:val="left"/>
+      <w:pPr>
+        <w:tabs>
+          <w:tab w:val="num" w:pos="3600"/>
+        </w:tabs>
+        <w:ind w:left="3600" w:hanging="360"/>
+      </w:pPr>
+      <w:rPr>
+        <w:rFonts w:ascii="Wingdings" w:hAnsi="Wingdings" w:hint="default"/>
+        <w:sz w:val="20"/>
+      </w:rPr>
+    </w:lvl>
+    <w:lvl w:ilvl="5" w:tentative="1">
+      <w:start w:val="1"/>
+      <w:numFmt w:val="bullet"/>
+      <w:lvlText w:val=""/>
+      <w:lvlJc w:val="left"/>
+      <w:pPr>
+        <w:tabs>
+          <w:tab w:val="num" w:pos="4320"/>
+        </w:tabs>
+        <w:ind w:left="4320" w:hanging="360"/>
+      </w:pPr>
+      <w:rPr>
+        <w:rFonts w:ascii="Wingdings" w:hAnsi="Wingdings" w:hint="default"/>
+        <w:sz w:val="20"/>
+      </w:rPr>
+    </w:lvl>
+    <w:lvl w:ilvl="6" w:tentative="1">
+      <w:start w:val="1"/>
+      <w:numFmt w:val="bullet"/>
+      <w:lvlText w:val=""/>
+      <w:lvlJc w:val="left"/>
+      <w:pPr>
+        <w:tabs>
+          <w:tab w:val="num" w:pos="5040"/>
+        </w:tabs>
+        <w:ind w:left="5040" w:hanging="360"/>
+      </w:pPr>
+      <w:rPr>
+        <w:rFonts w:ascii="Wingdings" w:hAnsi="Wingdings" w:hint="default"/>
+        <w:sz w:val="20"/>
+      </w:rPr>
+    </w:lvl>
+    <w:lvl w:ilvl="7" w:tentative="1">
+      <w:start w:val="1"/>
+      <w:numFmt w:val="bullet"/>
+      <w:lvlText w:val=""/>
+      <w:lvlJc w:val="left"/>
+      <w:pPr>
+        <w:tabs>
+          <w:tab w:val="num" w:pos="5760"/>
+        </w:tabs>
+        <w:ind w:left="5760" w:hanging="360"/>
+      </w:pPr>
+      <w:rPr>
+        <w:rFonts w:ascii="Wingdings" w:hAnsi="Wingdings" w:hint="default"/>
+        <w:sz w:val="20"/>
+      </w:rPr>
+    </w:lvl>
+    <w:lvl w:ilvl="8" w:tentative="1">
+      <w:start w:val="1"/>
+      <w:numFmt w:val="bullet"/>
+      <w:lvlText w:val=""/>
+      <w:lvlJc w:val="left"/>
+      <w:pPr>
+        <w:tabs>
+          <w:tab w:val="num" w:pos="6480"/>
+        </w:tabs>
+        <w:ind w:left="6480" w:hanging="360"/>
+      </w:pPr>
+      <w:rPr>
+        <w:rFonts w:ascii="Wingdings" w:hAnsi="Wingdings" w:hint="default"/>
+        <w:sz w:val="20"/>
+      </w:rPr>
+    </w:lvl>
+  </w:abstractNum>
+  <w:num w:numId="1" w16cid:durableId="202258414">
+    <w:abstractNumId w:val="17"/>
+  </w:num>
+  <w:num w:numId="2" w16cid:durableId="1661881957">
+    <w:abstractNumId w:val="15"/>
+  </w:num>
+  <w:num w:numId="3" w16cid:durableId="871381317">
+    <w:abstractNumId w:val="0"/>
+  </w:num>
+  <w:num w:numId="4" w16cid:durableId="1448506281">
+    <w:abstractNumId w:val="12"/>
+  </w:num>
+  <w:num w:numId="5" w16cid:durableId="2011059226">
+    <w:abstractNumId w:val="16"/>
+  </w:num>
+  <w:num w:numId="6" w16cid:durableId="772896848">
+    <w:abstractNumId w:val="7"/>
+  </w:num>
+  <w:num w:numId="7" w16cid:durableId="1118526600">
+    <w:abstractNumId w:val="21"/>
+  </w:num>
+  <w:num w:numId="8" w16cid:durableId="1571773166">
+    <w:abstractNumId w:val="4"/>
+  </w:num>
+  <w:num w:numId="9" w16cid:durableId="1275091650">
+    <w:abstractNumId w:val="2"/>
+  </w:num>
+  <w:num w:numId="10" w16cid:durableId="1787963221">
+    <w:abstractNumId w:val="1"/>
+  </w:num>
+  <w:num w:numId="11" w16cid:durableId="1662003443">
+    <w:abstractNumId w:val="3"/>
+  </w:num>
+  <w:num w:numId="12" w16cid:durableId="86776948">
+    <w:abstractNumId w:val="6"/>
+  </w:num>
+  <w:num w:numId="13" w16cid:durableId="1534151151">
+    <w:abstractNumId w:val="19"/>
+  </w:num>
+  <w:num w:numId="14" w16cid:durableId="7947839">
+    <w:abstractNumId w:val="5"/>
+  </w:num>
+  <w:num w:numId="15" w16cid:durableId="132144124">
+    <w:abstractNumId w:val="8"/>
+  </w:num>
+  <w:num w:numId="16" w16cid:durableId="364670964">
+    <w:abstractNumId w:val="13"/>
+  </w:num>
+  <w:num w:numId="17" w16cid:durableId="1194147688">
+    <w:abstractNumId w:val="11"/>
+  </w:num>
+  <w:num w:numId="18" w16cid:durableId="1665820747">
+    <w:abstractNumId w:val="10"/>
+  </w:num>
+  <w:num w:numId="19" w16cid:durableId="1349678026">
+    <w:abstractNumId w:val="14"/>
+  </w:num>
+  <w:num w:numId="20" w16cid:durableId="1190488080">
+    <w:abstractNumId w:val="18"/>
+  </w:num>
+  <w:num w:numId="21" w16cid:durableId="371074925">
+    <w:abstractNumId w:val="22"/>
+  </w:num>
+  <w:num w:numId="22" w16cid:durableId="1036351712">
+    <w:abstractNumId w:val="9"/>
+  </w:num>
+  <w:num w:numId="23" w16cid:durableId="668800048">
+    <w:abstractNumId w:val="20"/>
+  </w:num>
+</w:numbering>
+</file>
+
 <file path=word/styles.xml><?xml version="1.0" encoding="utf-8"?>
-<w:styles xmlns:mc="http://schemas.openxmlformats.org/markup-compatibility/2006" xmlns:r="http://schemas.openxmlformats.org/officeDocument/2006/relationships" xmlns:w="http://schemas.openxmlformats.org/wordprocessingml/2006/main" xmlns:w14="http://schemas.microsoft.com/office/word/2010/wordml" xmlns:w15="http://schemas.microsoft.com/office/word/2012/wordml" xmlns:w16cex="http://schemas.microsoft.com/office/word/2018/wordml/cex" xmlns:w16cid="http://schemas.microsoft.com/office/word/2016/wordml/cid" xmlns:w16="http://schemas.microsoft.com/office/word/2018/wordml" xmlns:w16sdtdh="http://schemas.microsoft.com/office/word/2020/wordml/sdtdatahash" xmlns:w16se="http://schemas.microsoft.com/office/word/2015/wordml/symex" mc:Ignorable="w14 w15 w16se w16cid w16 w16cex w16sdtdh">
+<w:styles xmlns:mc="http://schemas.openxmlformats.org/markup-compatibility/2006" xmlns:r="http://schemas.openxmlformats.org/officeDocument/2006/relationships" xmlns:w="http://schemas.openxmlformats.org/wordprocessingml/2006/main" xmlns:w14="http://schemas.microsoft.com/office/word/2010/wordml" xmlns:w15="http://schemas.microsoft.com/office/word/2012/wordml" xmlns:w16cex="http://schemas.microsoft.com/office/word/2018/wordml/cex" xmlns:w16cid="http://schemas.microsoft.com/office/word/2016/wordml/cid" xmlns:w16="http://schemas.microsoft.com/office/word/2018/wordml" xmlns:w16du="http://schemas.microsoft.com/office/word/2023/wordml/word16du" xmlns:w16sdtdh="http://schemas.microsoft.com/office/word/2020/wordml/sdtdatahash" xmlns:w16sdtfl="http://schemas.microsoft.com/office/word/2024/wordml/sdtformatlock" xmlns:w16se="http://schemas.microsoft.com/office/word/2015/wordml/symex" mc:Ignorable="w14 w15 w16se w16cid w16 w16cex w16sdtdh w16sdtfl w16du">
   <w:docDefaults>
     <w:rPrDefault>
       <w:rPr>
